--- a/ExtraAssets/文案/东方文案.docx
+++ b/ExtraAssets/文案/东方文案.docx
@@ -165,54 +165,53 @@
         </w:rPr>
         <w:t>·最终火花 单 超快 大范围</w:t>
       </w:r>
+    </w:p>
+    <w:p>
+      <w:pPr>
+        <w:rPr>
+          <w:rFonts w:hint="eastAsia"/>
+          <w:lang w:val="en-US" w:eastAsia="zh-CN"/>
+        </w:rPr>
+      </w:pPr>
+      <w:r>
+        <w:rPr>
+          <w:rFonts w:hint="eastAsia"/>
+          <w:lang w:val="en-US" w:eastAsia="zh-CN"/>
+        </w:rPr>
+        <w:t>十六夜:</w:t>
+      </w:r>
+    </w:p>
+    <w:p>
+      <w:pPr>
+        <w:rPr>
+          <w:rFonts w:hint="eastAsia"/>
+          <w:lang w:val="en-US" w:eastAsia="zh-CN"/>
+        </w:rPr>
+      </w:pPr>
+      <w:r>
+        <w:rPr>
+          <w:rFonts w:hint="eastAsia"/>
+          <w:lang w:val="en-US" w:eastAsia="zh-CN"/>
+        </w:rPr>
+        <w:t>e</w:t>
+      </w:r>
+    </w:p>
+    <w:p>
+      <w:pPr>
+        <w:rPr>
+          <w:rFonts w:hint="default"/>
+          <w:lang w:val="en-US" w:eastAsia="zh-CN"/>
+        </w:rPr>
+      </w:pPr>
+      <w:r>
+        <w:rPr>
+          <w:rFonts w:hint="default"/>
+          <w:lang w:val="en-US" w:eastAsia="zh-CN"/>
+        </w:rPr>
+        <w:t>UseSkill(self,"$sk$3$sk$",0);</w:t>
+      </w:r>
       <w:bookmarkStart w:id="0" w:name="_GoBack"/>
       <w:bookmarkEnd w:id="0"/>
-    </w:p>
-    <w:p>
-      <w:pPr>
-        <w:rPr>
-          <w:rFonts w:hint="eastAsia"/>
-          <w:lang w:val="en-US" w:eastAsia="zh-CN"/>
-        </w:rPr>
-      </w:pPr>
-      <w:r>
-        <w:rPr>
-          <w:rFonts w:hint="eastAsia"/>
-          <w:lang w:val="en-US" w:eastAsia="zh-CN"/>
-        </w:rPr>
-        <w:t>十六夜:</w:t>
-      </w:r>
-    </w:p>
-    <w:p>
-      <w:pPr>
-        <w:rPr>
-          <w:rFonts w:hint="eastAsia"/>
-          <w:lang w:val="en-US" w:eastAsia="zh-CN"/>
-        </w:rPr>
-      </w:pPr>
-      <w:r>
-        <w:rPr>
-          <w:rFonts w:hint="eastAsia"/>
-          <w:lang w:val="en-US" w:eastAsia="zh-CN"/>
-        </w:rPr>
-        <w:t>e</w:t>
-      </w:r>
-    </w:p>
-    <w:p>
-      <w:pPr>
-        <w:rPr>
-          <w:rFonts w:hint="default"/>
-          <w:lang w:val="en-US" w:eastAsia="zh-CN"/>
-        </w:rPr>
-      </w:pPr>
-    </w:p>
-    <w:p>
-      <w:pPr>
-        <w:rPr>
-          <w:rFonts w:hint="default"/>
-          <w:lang w:val="en-US" w:eastAsia="zh-CN"/>
-        </w:rPr>
-      </w:pPr>
     </w:p>
     <w:sectPr>
       <w:pgSz w:w="11906" w:h="16838"/>

--- a/ExtraAssets/文案/东方文案.docx
+++ b/ExtraAssets/文案/东方文案.docx
@@ -184,31 +184,16 @@
     <w:p>
       <w:pPr>
         <w:rPr>
+          <w:rFonts w:hint="default"/>
+          <w:lang w:val="en-US" w:eastAsia="zh-CN"/>
+        </w:rPr>
+      </w:pPr>
+      <w:r>
+        <w:rPr>
           <w:rFonts w:hint="eastAsia"/>
           <w:lang w:val="en-US" w:eastAsia="zh-CN"/>
         </w:rPr>
-      </w:pPr>
-      <w:r>
-        <w:rPr>
-          <w:rFonts w:hint="eastAsia"/>
-          <w:lang w:val="en-US" w:eastAsia="zh-CN"/>
-        </w:rPr>
         <w:t>e</w:t>
-      </w:r>
-    </w:p>
-    <w:p>
-      <w:pPr>
-        <w:rPr>
-          <w:rFonts w:hint="default"/>
-          <w:lang w:val="en-US" w:eastAsia="zh-CN"/>
-        </w:rPr>
-      </w:pPr>
-      <w:r>
-        <w:rPr>
-          <w:rFonts w:hint="default"/>
-          <w:lang w:val="en-US" w:eastAsia="zh-CN"/>
-        </w:rPr>
-        <w:t>UseSkill(self,"$sk$3$sk$",0);</w:t>
       </w:r>
       <w:bookmarkStart w:id="0" w:name="_GoBack"/>
       <w:bookmarkEnd w:id="0"/>

--- a/ExtraAssets/文案/东方文案.docx
+++ b/ExtraAssets/文案/东方文案.docx
@@ -31,7 +31,14 @@
           <w:szCs w:val="24"/>
           <w:lang w:val="en-US" w:eastAsia="zh-CN"/>
         </w:rPr>
-        <w:t xml:space="preserve"> 追踪</w:t>
+        <w:t xml:space="preserve"> 追踪 慢</w:t>
+      </w:r>
+      <w:r>
+        <w:rPr>
+          <w:rFonts w:hint="eastAsia"/>
+          <w:lang w:val="en-US" w:eastAsia="zh-CN"/>
+        </w:rPr>
+        <w:t>，射速略慢</w:t>
       </w:r>
     </w:p>
     <w:p>
@@ -93,7 +100,7 @@
           <w:szCs w:val="24"/>
           <w:lang w:val="en-US" w:eastAsia="zh-CN"/>
         </w:rPr>
-        <w:t xml:space="preserve"> 快</w:t>
+        <w:t xml:space="preserve"> 中速</w:t>
       </w:r>
     </w:p>
     <w:p>
@@ -127,7 +134,7 @@
           <w:szCs w:val="24"/>
           <w:lang w:val="en-US" w:eastAsia="zh-CN"/>
         </w:rPr>
-        <w:t>·星尘幻想 群，快</w:t>
+        <w:t>·星尘幻想 群，中速</w:t>
       </w:r>
     </w:p>
     <w:p>
@@ -163,40 +170,2560 @@
           <w:szCs w:val="24"/>
           <w:lang w:val="en-US" w:eastAsia="zh-CN"/>
         </w:rPr>
-        <w:t>·最终火花 单 超快 大范围</w:t>
-      </w:r>
-    </w:p>
-    <w:p>
-      <w:pPr>
-        <w:rPr>
-          <w:rFonts w:hint="eastAsia"/>
-          <w:lang w:val="en-US" w:eastAsia="zh-CN"/>
-        </w:rPr>
-      </w:pPr>
-      <w:r>
-        <w:rPr>
-          <w:rFonts w:hint="eastAsia"/>
-          <w:lang w:val="en-US" w:eastAsia="zh-CN"/>
-        </w:rPr>
-        <w:t>十六夜:</w:t>
-      </w:r>
-    </w:p>
-    <w:p>
-      <w:pPr>
-        <w:rPr>
-          <w:rFonts w:hint="default"/>
-          <w:lang w:val="en-US" w:eastAsia="zh-CN"/>
-        </w:rPr>
-      </w:pPr>
-      <w:r>
-        <w:rPr>
-          <w:rFonts w:hint="eastAsia"/>
-          <w:lang w:val="en-US" w:eastAsia="zh-CN"/>
-        </w:rPr>
-        <w:t>e</w:t>
+        <w:t xml:space="preserve">·最终火花 单 </w:t>
+      </w:r>
+      <w:r>
+        <w:rPr>
+          <w:rFonts w:hint="eastAsia"/>
+          <w:lang w:val="en-US" w:eastAsia="zh-CN"/>
+        </w:rPr>
+        <w:t>大激光弹</w:t>
+      </w:r>
+      <w:r>
+        <w:rPr>
+          <w:rFonts w:hint="eastAsia" w:ascii="宋体" w:hAnsi="宋体" w:eastAsia="宋体" w:cs="宋体"/>
+          <w:sz w:val="24"/>
+          <w:szCs w:val="24"/>
+          <w:lang w:val="en-US" w:eastAsia="zh-CN"/>
+        </w:rPr>
+        <w:t xml:space="preserve"> 超快 大范围</w:t>
+      </w:r>
+    </w:p>
+    <w:p>
+      <w:pPr>
+        <w:rPr>
+          <w:rFonts w:hint="default"/>
+          <w:lang w:val="en-US" w:eastAsia="zh-CN"/>
+        </w:rPr>
+      </w:pPr>
+      <w:r>
+        <w:rPr>
+          <w:rFonts w:hint="eastAsia"/>
+          <w:lang w:val="en-US" w:eastAsia="zh-CN"/>
+        </w:rPr>
+        <w:t>十六夜:刀弹 最快，射速略慢</w:t>
+      </w:r>
+    </w:p>
+    <w:p>
+      <w:pPr>
+        <w:rPr>
+          <w:rFonts w:hint="default"/>
+          <w:lang w:val="en-US" w:eastAsia="zh-CN"/>
+        </w:rPr>
+      </w:pPr>
+      <w:r>
+        <w:rPr>
+          <w:rFonts w:hint="eastAsia"/>
+          <w:lang w:val="en-US" w:eastAsia="zh-CN"/>
+        </w:rPr>
+        <w:t>e幻符·杀人玩偶 群，快</w:t>
+      </w:r>
+    </w:p>
+    <w:p>
+      <w:pPr>
+        <w:rPr>
+          <w:rFonts w:hint="eastAsia"/>
+          <w:lang w:val="en-US" w:eastAsia="zh-CN"/>
+        </w:rPr>
+      </w:pPr>
+      <w:r>
+        <w:rPr>
+          <w:rFonts w:hint="eastAsia"/>
+          <w:lang w:val="en-US" w:eastAsia="zh-CN"/>
+        </w:rPr>
+        <w:t>q咲夜的世界 大范围瞬间停</w:t>
+      </w:r>
+    </w:p>
+    <w:p>
+      <w:pPr>
+        <w:rPr>
+          <w:rFonts w:hint="eastAsia"/>
+          <w:lang w:val="en-US" w:eastAsia="zh-CN"/>
+        </w:rPr>
+      </w:pPr>
+      <w:r>
+        <w:rPr>
+          <w:rFonts w:hint="eastAsia"/>
+          <w:lang w:val="en-US" w:eastAsia="zh-CN"/>
+        </w:rPr>
+        <w:t>早苗：光弹 中速</w:t>
+      </w:r>
+    </w:p>
+    <w:p>
+      <w:pPr>
+        <w:rPr>
+          <w:rFonts w:hint="default"/>
+          <w:lang w:val="en-US" w:eastAsia="zh-CN"/>
+        </w:rPr>
+      </w:pPr>
+      <w:r>
+        <w:rPr>
+          <w:rFonts w:hint="eastAsia"/>
+          <w:lang w:val="en-US" w:eastAsia="zh-CN"/>
+        </w:rPr>
+        <w:t xml:space="preserve">e秘法·九字切 前方横激光弹，竖激光弹 </w:t>
+      </w:r>
+      <w:r>
+        <w:rPr>
+          <w:rFonts w:hint="eastAsia" w:ascii="宋体" w:hAnsi="宋体" w:eastAsia="宋体" w:cs="宋体"/>
+          <w:sz w:val="24"/>
+          <w:szCs w:val="24"/>
+          <w:lang w:val="en-US" w:eastAsia="zh-CN"/>
+        </w:rPr>
+        <w:t>超快</w:t>
+      </w:r>
+    </w:p>
+    <w:p>
+      <w:pPr>
+        <w:rPr>
+          <w:rFonts w:hint="eastAsia" w:ascii="宋体" w:hAnsi="宋体" w:eastAsia="宋体" w:cs="宋体"/>
+          <w:sz w:val="24"/>
+          <w:szCs w:val="24"/>
+          <w:lang w:val="en-US" w:eastAsia="zh-CN"/>
+        </w:rPr>
+      </w:pPr>
+      <w:r>
+        <w:rPr>
+          <w:rFonts w:hint="eastAsia"/>
+          <w:lang w:val="en-US" w:eastAsia="zh-CN"/>
+        </w:rPr>
+        <w:t xml:space="preserve">q开海·摩西的奇迹 两侧大激光弹 </w:t>
+      </w:r>
+      <w:r>
+        <w:rPr>
+          <w:rFonts w:hint="eastAsia" w:ascii="宋体" w:hAnsi="宋体" w:eastAsia="宋体" w:cs="宋体"/>
+          <w:sz w:val="24"/>
+          <w:szCs w:val="24"/>
+          <w:lang w:val="en-US" w:eastAsia="zh-CN"/>
+        </w:rPr>
+        <w:t>超快</w:t>
+      </w:r>
+    </w:p>
+    <w:p>
+      <w:pPr>
+        <w:rPr>
+          <w:rFonts w:hint="eastAsia" w:ascii="宋体" w:hAnsi="宋体" w:eastAsia="宋体" w:cs="宋体"/>
+          <w:sz w:val="24"/>
+          <w:szCs w:val="24"/>
+          <w:lang w:val="en-US" w:eastAsia="zh-CN"/>
+        </w:rPr>
+      </w:pPr>
+      <w:r>
+        <w:rPr>
+          <w:rFonts w:hint="eastAsia" w:ascii="宋体" w:hAnsi="宋体" w:eastAsia="宋体" w:cs="宋体"/>
+          <w:sz w:val="24"/>
+          <w:szCs w:val="24"/>
+          <w:lang w:val="en-US" w:eastAsia="zh-CN"/>
+        </w:rPr>
+        <w:t>翠香：麟弹 中速</w:t>
+      </w:r>
+    </w:p>
+    <w:p>
+      <w:pPr>
+        <w:rPr>
+          <w:rFonts w:hint="eastAsia" w:ascii="宋体" w:hAnsi="宋体" w:eastAsia="宋体" w:cs="宋体"/>
+          <w:sz w:val="24"/>
+          <w:szCs w:val="24"/>
+          <w:lang w:val="en-US" w:eastAsia="zh-CN"/>
+        </w:rPr>
+      </w:pPr>
+      <w:r>
+        <w:rPr>
+          <w:rFonts w:hint="eastAsia" w:ascii="宋体" w:hAnsi="宋体" w:eastAsia="宋体" w:cs="宋体"/>
+          <w:sz w:val="24"/>
+          <w:szCs w:val="24"/>
+          <w:lang w:val="en-US" w:eastAsia="zh-CN"/>
+        </w:rPr>
+        <w:t>e鬼符·怪力乱神 群</w:t>
+      </w:r>
+    </w:p>
+    <w:p>
+      <w:pPr>
+        <w:rPr>
+          <w:rFonts w:hint="eastAsia" w:ascii="宋体" w:hAnsi="宋体" w:eastAsia="宋体" w:cs="宋体"/>
+          <w:sz w:val="24"/>
+          <w:szCs w:val="24"/>
+          <w:lang w:val="en-US" w:eastAsia="zh-CN"/>
+        </w:rPr>
+      </w:pPr>
+      <w:r>
+        <w:rPr>
+          <w:rFonts w:hint="eastAsia" w:ascii="宋体" w:hAnsi="宋体" w:eastAsia="宋体" w:cs="宋体"/>
+          <w:sz w:val="24"/>
+          <w:szCs w:val="24"/>
+          <w:lang w:val="en-US" w:eastAsia="zh-CN"/>
+        </w:rPr>
+        <w:t>q百万鬼夜行 群</w:t>
+      </w:r>
+    </w:p>
+    <w:p>
+      <w:pPr>
+        <w:rPr>
+          <w:rFonts w:hint="default"/>
+          <w:lang w:val="en-US" w:eastAsia="zh-CN"/>
+        </w:rPr>
+      </w:pPr>
+      <w:r>
+        <w:rPr>
+          <w:rFonts w:hint="eastAsia"/>
+          <w:lang w:val="en-US" w:eastAsia="zh-CN"/>
+        </w:rPr>
+        <w:t>幽幽子：玉弹 中速 qe都是大招</w:t>
+      </w:r>
+    </w:p>
+    <w:p>
+      <w:pPr>
+        <w:rPr>
+          <w:rFonts w:hint="default"/>
+          <w:lang w:val="en-US" w:eastAsia="zh-CN"/>
+        </w:rPr>
+      </w:pPr>
+      <w:r>
+        <w:rPr>
+          <w:rFonts w:hint="eastAsia"/>
+          <w:lang w:val="en-US" w:eastAsia="zh-CN"/>
+        </w:rPr>
+        <w:t>e死符·死的梦幻 群，持久</w:t>
+      </w:r>
+    </w:p>
+    <w:p>
+      <w:pPr>
+        <w:rPr>
+          <w:rFonts w:hint="eastAsia"/>
+          <w:lang w:val="en-US" w:eastAsia="zh-CN"/>
+        </w:rPr>
+      </w:pPr>
+      <w:r>
+        <w:rPr>
+          <w:rFonts w:hint="eastAsia"/>
+          <w:lang w:val="en-US" w:eastAsia="zh-CN"/>
+        </w:rPr>
+        <w:t>q 反魂蝶 群，持久</w:t>
+      </w:r>
+    </w:p>
+    <w:p>
+      <w:pPr>
+        <w:rPr>
+          <w:rFonts w:hint="default"/>
+          <w:lang w:val="en-US" w:eastAsia="zh-CN"/>
+        </w:rPr>
+      </w:pPr>
+      <w:r>
+        <w:rPr>
+          <w:rFonts w:hint="eastAsia"/>
+          <w:lang w:val="en-US" w:eastAsia="zh-CN"/>
+        </w:rPr>
+        <w:t>妖梦： 近距斩击</w:t>
+      </w:r>
+    </w:p>
+    <w:p>
+      <w:pPr>
+        <w:rPr>
+          <w:rFonts w:hint="default"/>
+          <w:lang w:val="en-US" w:eastAsia="zh-CN"/>
+        </w:rPr>
+      </w:pPr>
+      <w:r>
+        <w:rPr>
+          <w:rFonts w:hint="eastAsia"/>
+          <w:lang w:val="en-US" w:eastAsia="zh-CN"/>
+        </w:rPr>
+        <w:t>e人符·现世斩 面前横向单杀伤+小击退</w:t>
+      </w:r>
+    </w:p>
+    <w:p>
+      <w:pPr>
+        <w:rPr>
+          <w:rFonts w:hint="eastAsia"/>
+          <w:lang w:val="en-US" w:eastAsia="zh-CN"/>
+        </w:rPr>
+      </w:pPr>
+      <w:r>
+        <w:rPr>
+          <w:rFonts w:hint="eastAsia"/>
+          <w:lang w:val="en-US" w:eastAsia="zh-CN"/>
+        </w:rPr>
+        <w:t>q人鬼·未来永劫斩 面前横向超高杀伤+大击退</w:t>
+      </w:r>
+    </w:p>
+    <w:p>
+      <w:pPr>
+        <w:rPr>
+          <w:rFonts w:hint="eastAsia"/>
+          <w:lang w:val="en-US" w:eastAsia="zh-CN"/>
+        </w:rPr>
+      </w:pPr>
+      <w:r>
+        <w:rPr>
+          <w:rFonts w:hint="eastAsia"/>
+          <w:lang w:val="en-US" w:eastAsia="zh-CN"/>
+        </w:rPr>
+        <w:t>斯卡雷特：玉弹 中速</w:t>
+      </w:r>
+    </w:p>
+    <w:p>
+      <w:pPr>
+        <w:rPr>
+          <w:rFonts w:hint="default"/>
+          <w:lang w:val="en-US" w:eastAsia="zh-CN"/>
+        </w:rPr>
+      </w:pPr>
+      <w:r>
+        <w:rPr>
+          <w:rFonts w:hint="eastAsia"/>
+          <w:lang w:val="en-US" w:eastAsia="zh-CN"/>
+        </w:rPr>
+        <w:t>e红符·绯红之主 螺旋，前方多弹</w:t>
+      </w:r>
+    </w:p>
+    <w:p>
+      <w:pPr>
+        <w:rPr>
+          <w:rFonts w:hint="eastAsia"/>
+          <w:lang w:val="en-US" w:eastAsia="zh-CN"/>
+        </w:rPr>
+      </w:pPr>
+      <w:r>
+        <w:rPr>
+          <w:rFonts w:hint="eastAsia"/>
+          <w:lang w:val="en-US" w:eastAsia="zh-CN"/>
+        </w:rPr>
+        <w:t>q神鬼·潜行者 四周小激光</w:t>
+      </w:r>
+    </w:p>
+    <w:p>
+      <w:pPr>
+        <w:rPr>
+          <w:rFonts w:hint="eastAsia"/>
+          <w:lang w:val="en-US" w:eastAsia="zh-CN"/>
+        </w:rPr>
+      </w:pPr>
+      <w:r>
+        <w:rPr>
+          <w:rFonts w:hint="eastAsia"/>
+          <w:lang w:val="en-US" w:eastAsia="zh-CN"/>
+        </w:rPr>
+        <w:t>芙兰朵露 玉弹 中速</w:t>
+      </w:r>
+    </w:p>
+    <w:p>
+      <w:pPr>
+        <w:rPr>
+          <w:rFonts w:hint="eastAsia"/>
+          <w:lang w:val="en-US" w:eastAsia="zh-CN"/>
+        </w:rPr>
+      </w:pPr>
+      <w:r>
+        <w:rPr>
+          <w:rFonts w:hint="eastAsia"/>
+          <w:lang w:val="en-US" w:eastAsia="zh-CN"/>
+        </w:rPr>
+        <w:t>e 禁忌·四重存在 四方发圆</w:t>
+      </w:r>
+    </w:p>
+    <w:p>
+      <w:pPr>
+        <w:rPr>
+          <w:rFonts w:hint="default"/>
+          <w:lang w:val="en-US" w:eastAsia="zh-CN"/>
+        </w:rPr>
+      </w:pPr>
+      <w:r>
+        <w:rPr>
+          <w:rFonts w:hint="eastAsia"/>
+          <w:lang w:val="en-US" w:eastAsia="zh-CN"/>
+        </w:rPr>
+        <w:t>q秘弹·无人生还 多弹大范围追踪</w:t>
+      </w:r>
+    </w:p>
+    <w:p>
+      <w:pPr>
+        <w:rPr>
+          <w:rFonts w:hint="default" w:ascii="宋体" w:hAnsi="宋体" w:eastAsia="宋体" w:cs="宋体"/>
+          <w:sz w:val="24"/>
+          <w:szCs w:val="24"/>
+          <w:lang w:val="en-US" w:eastAsia="zh-CN"/>
+        </w:rPr>
+      </w:pPr>
+    </w:p>
+    <w:p>
+      <w:pPr>
+        <w:rPr>
+          <w:rFonts w:hint="default" w:ascii="宋体" w:hAnsi="宋体" w:eastAsia="宋体" w:cs="宋体"/>
+          <w:sz w:val="24"/>
+          <w:szCs w:val="24"/>
+          <w:lang w:val="en-US" w:eastAsia="zh-CN"/>
+        </w:rPr>
+      </w:pPr>
+    </w:p>
+    <w:p>
+      <w:pPr>
+        <w:rPr>
+          <w:rFonts w:hint="default"/>
+          <w:lang w:val="en-US" w:eastAsia="zh-CN"/>
+        </w:rPr>
+      </w:pPr>
+    </w:p>
+    <w:p>
+      <w:pPr>
+        <w:rPr>
+          <w:rFonts w:hint="eastAsia"/>
+          <w:lang w:val="en-US" w:eastAsia="zh-CN"/>
+        </w:rPr>
+      </w:pPr>
+    </w:p>
+    <w:p>
+      <w:pPr>
+        <w:rPr>
+          <w:rFonts w:hint="eastAsia"/>
+          <w:lang w:val="en-US" w:eastAsia="zh-CN"/>
+        </w:rPr>
+      </w:pPr>
+      <w:r>
+        <w:rPr>
+          <w:rFonts w:hint="eastAsia"/>
+          <w:lang w:val="en-US" w:eastAsia="zh-CN"/>
+        </w:rPr>
+        <w:t>开头动画：</w:t>
+      </w:r>
+    </w:p>
+    <w:p>
+      <w:pPr>
+        <w:rPr>
+          <w:rFonts w:hint="default"/>
+          <w:lang w:val="en-US" w:eastAsia="zh-CN"/>
+        </w:rPr>
+      </w:pPr>
+      <w:r>
+        <w:rPr>
+          <w:rFonts w:hint="eastAsia"/>
+          <w:lang w:val="en-US" w:eastAsia="zh-CN"/>
+        </w:rPr>
+        <w:t>夜间</w:t>
+      </w:r>
+    </w:p>
+    <w:p>
+      <w:pPr>
+        <w:rPr>
+          <w:rFonts w:hint="eastAsia"/>
+          <w:lang w:val="en-US" w:eastAsia="zh-CN"/>
+        </w:rPr>
+      </w:pPr>
+      <w:r>
+        <w:rPr>
+          <w:rFonts w:hint="eastAsia"/>
+          <w:lang w:val="en-US" w:eastAsia="zh-CN"/>
+        </w:rPr>
+        <w:t>灵梦玩鸟</w:t>
+      </w:r>
+    </w:p>
+    <w:p>
+      <w:pPr>
+        <w:rPr>
+          <w:rFonts w:hint="eastAsia"/>
+          <w:lang w:val="en-US" w:eastAsia="zh-CN"/>
+        </w:rPr>
+      </w:pPr>
+      <w:r>
+        <w:rPr>
+          <w:rFonts w:hint="eastAsia"/>
+          <w:lang w:val="en-US" w:eastAsia="zh-CN"/>
+        </w:rPr>
+        <w:t>翠香山里面喝酒</w:t>
+      </w:r>
+    </w:p>
+    <w:p>
+      <w:pPr>
+        <w:rPr>
+          <w:rFonts w:hint="default"/>
+          <w:lang w:val="en-US" w:eastAsia="zh-CN"/>
+        </w:rPr>
+      </w:pPr>
+      <w:r>
+        <w:rPr>
+          <w:rFonts w:hint="eastAsia"/>
+          <w:lang w:val="en-US" w:eastAsia="zh-CN"/>
+        </w:rPr>
+        <w:t>月亮被乌云遮住</w:t>
+      </w:r>
+    </w:p>
+    <w:p>
+      <w:pPr>
+        <w:rPr>
+          <w:rFonts w:hint="eastAsia"/>
+          <w:lang w:val="en-US" w:eastAsia="zh-CN"/>
+        </w:rPr>
+      </w:pPr>
+      <w:r>
+        <w:rPr>
+          <w:rFonts w:hint="eastAsia"/>
+          <w:lang w:val="en-US" w:eastAsia="zh-CN"/>
+        </w:rPr>
+        <w:t>八云紫转头看向</w:t>
+      </w:r>
+      <w:r>
+        <w:rPr>
+          <w:rFonts w:hint="eastAsia" w:asciiTheme="minorHAnsi" w:hAnsiTheme="minorHAnsi" w:eastAsiaTheme="minorEastAsia" w:cstheme="minorBidi"/>
+          <w:kern w:val="2"/>
+          <w:sz w:val="21"/>
+          <w:szCs w:val="24"/>
+          <w:lang w:val="en-US" w:eastAsia="zh-CN" w:bidi="ar-SA"/>
+        </w:rPr>
+        <w:t>窗外</w:t>
+      </w:r>
+      <w:r>
+        <w:rPr>
+          <w:rFonts w:hint="eastAsia"/>
+          <w:lang w:val="en-US" w:eastAsia="zh-CN"/>
+        </w:rPr>
+        <w:t>，然后站起来</w:t>
+      </w:r>
+    </w:p>
+    <w:p>
+      <w:pPr>
+        <w:rPr>
+          <w:rFonts w:hint="default"/>
+          <w:lang w:val="en-US" w:eastAsia="zh-CN"/>
+        </w:rPr>
+      </w:pPr>
+      <w:r>
+        <w:rPr>
+          <w:rFonts w:hint="eastAsia"/>
+          <w:lang w:val="en-US" w:eastAsia="zh-CN"/>
+        </w:rPr>
+        <w:t>弹logo 东方境能使</w:t>
+      </w:r>
+    </w:p>
+    <w:p>
+      <w:pPr>
+        <w:rPr>
+          <w:rFonts w:hint="default"/>
+          <w:lang w:val="en-US" w:eastAsia="zh-CN"/>
+        </w:rPr>
+      </w:pPr>
+    </w:p>
+    <w:p>
+      <w:pPr>
+        <w:rPr>
+          <w:rFonts w:hint="eastAsia"/>
+          <w:lang w:val="en-US" w:eastAsia="zh-CN"/>
+        </w:rPr>
+      </w:pPr>
+      <w:r>
+        <w:rPr>
+          <w:rFonts w:hint="eastAsia"/>
+          <w:lang w:val="en-US" w:eastAsia="zh-CN"/>
+        </w:rPr>
+        <w:t>第一章：（10分钟）</w:t>
+      </w:r>
+    </w:p>
+    <w:p>
+      <w:pPr>
+        <w:rPr>
+          <w:rFonts w:hint="eastAsia"/>
+          <w:lang w:val="en-US" w:eastAsia="zh-CN"/>
+        </w:rPr>
+      </w:pPr>
+    </w:p>
+    <w:p>
+      <w:pPr>
+        <w:rPr>
+          <w:rFonts w:hint="eastAsia"/>
+          <w:lang w:val="en-US" w:eastAsia="zh-CN"/>
+        </w:rPr>
+      </w:pPr>
+      <w:r>
+        <w:rPr>
+          <w:rFonts w:hint="eastAsia"/>
+          <w:lang w:val="en-US" w:eastAsia="zh-CN"/>
+        </w:rPr>
+        <w:t>【琪露诺被捕，好像不强，但还是带走了】</w:t>
+      </w:r>
+    </w:p>
+    <w:p>
+      <w:pPr>
+        <w:rPr>
+          <w:rFonts w:hint="eastAsia"/>
+          <w:lang w:val="en-US" w:eastAsia="zh-CN"/>
+        </w:rPr>
+      </w:pPr>
+      <w:r>
+        <w:rPr>
+          <w:rFonts w:hint="eastAsia"/>
+          <w:lang w:val="en-US" w:eastAsia="zh-CN"/>
+        </w:rPr>
+        <w:t>背景：白天雾之湖</w:t>
+      </w:r>
+    </w:p>
+    <w:p>
+      <w:pPr>
+        <w:rPr>
+          <w:rFonts w:hint="eastAsia"/>
+          <w:lang w:val="en-US" w:eastAsia="zh-CN"/>
+        </w:rPr>
+      </w:pPr>
+      <w:r>
+        <w:rPr>
+          <w:rFonts w:hint="eastAsia"/>
+          <w:lang w:val="en-US" w:eastAsia="zh-CN"/>
+        </w:rPr>
+        <w:t>琪露诺在湖上乱飞：“露米娅，我藏好了，快来找我”</w:t>
+      </w:r>
+    </w:p>
+    <w:p>
+      <w:pPr>
+        <w:rPr>
+          <w:rFonts w:hint="eastAsia"/>
+          <w:lang w:val="en-US" w:eastAsia="zh-CN"/>
+        </w:rPr>
+      </w:pPr>
+      <w:r>
+        <w:rPr>
+          <w:rFonts w:hint="eastAsia"/>
+          <w:lang w:val="en-US" w:eastAsia="zh-CN"/>
+        </w:rPr>
+        <w:t>露米娅“为什么琪露诺最近都能藏得这么好，每次都找不到”</w:t>
+      </w:r>
+    </w:p>
+    <w:p>
+      <w:pPr>
+        <w:rPr>
+          <w:rFonts w:hint="eastAsia"/>
+          <w:lang w:val="en-US" w:eastAsia="zh-CN"/>
+        </w:rPr>
+      </w:pPr>
+      <w:r>
+        <w:rPr>
+          <w:rFonts w:hint="eastAsia"/>
+          <w:lang w:val="en-US" w:eastAsia="zh-CN"/>
+        </w:rPr>
+        <w:t>琪露诺“灵梦姐姐说，我只要躲在阳光下，你怕刺眼，自己就会把眼睛遮住了”</w:t>
+      </w:r>
+    </w:p>
+    <w:p>
+      <w:pPr>
+        <w:rPr>
+          <w:rFonts w:hint="eastAsia"/>
+          <w:lang w:val="en-US" w:eastAsia="zh-CN"/>
+        </w:rPr>
+      </w:pPr>
+      <w:r>
+        <w:rPr>
+          <w:rFonts w:hint="eastAsia"/>
+          <w:lang w:val="en-US" w:eastAsia="zh-CN"/>
+        </w:rPr>
+        <w:t>露米娅“诶，怎么这样”</w:t>
+      </w:r>
+    </w:p>
+    <w:p>
+      <w:pPr>
+        <w:rPr>
+          <w:rFonts w:hint="default"/>
+          <w:lang w:val="en-US" w:eastAsia="zh-CN"/>
+        </w:rPr>
+      </w:pPr>
+      <w:r>
+        <w:rPr>
+          <w:rFonts w:hint="eastAsia"/>
+          <w:lang w:val="en-US" w:eastAsia="zh-CN"/>
+        </w:rPr>
+        <w:t>（几分钟后）</w:t>
+      </w:r>
+    </w:p>
+    <w:p>
+      <w:pPr>
+        <w:rPr>
+          <w:rFonts w:hint="eastAsia"/>
+          <w:lang w:val="en-US" w:eastAsia="zh-CN"/>
+        </w:rPr>
+      </w:pPr>
+      <w:r>
+        <w:rPr>
+          <w:rFonts w:hint="eastAsia"/>
+          <w:lang w:val="en-US" w:eastAsia="zh-CN"/>
+        </w:rPr>
+        <w:t xml:space="preserve">露露·托利亚（一个黑影）现身，和秋叶原·杏子（另一个黑影）现身。 </w:t>
+      </w:r>
+    </w:p>
+    <w:p>
+      <w:pPr>
+        <w:rPr>
+          <w:rFonts w:hint="eastAsia"/>
+          <w:lang w:val="en-US" w:eastAsia="zh-CN"/>
+        </w:rPr>
+      </w:pPr>
+      <w:r>
+        <w:rPr>
+          <w:rFonts w:hint="eastAsia"/>
+          <w:lang w:val="en-US" w:eastAsia="zh-CN"/>
+        </w:rPr>
+        <w:t>露露·托利亚：主人，准备工作已经完成，结界的成分已被解析。随时可以进行压制。</w:t>
+      </w:r>
+    </w:p>
+    <w:p>
+      <w:pPr>
+        <w:rPr>
+          <w:rFonts w:hint="eastAsia"/>
+          <w:lang w:val="en-US" w:eastAsia="zh-CN"/>
+        </w:rPr>
+      </w:pPr>
+      <w:r>
+        <w:rPr>
+          <w:rFonts w:hint="eastAsia"/>
+          <w:lang w:val="en-US" w:eastAsia="zh-CN"/>
+        </w:rPr>
+        <w:t>秋叶原·杏子：好，让我们把这里改造成乐园吧。</w:t>
+      </w:r>
+    </w:p>
+    <w:p>
+      <w:pPr>
+        <w:rPr>
+          <w:rFonts w:hint="eastAsia"/>
+          <w:lang w:val="en-US" w:eastAsia="zh-CN"/>
+        </w:rPr>
+      </w:pPr>
+      <w:r>
+        <w:rPr>
+          <w:rFonts w:hint="eastAsia"/>
+          <w:lang w:val="en-US" w:eastAsia="zh-CN"/>
+        </w:rPr>
+        <w:t>秋叶原·杏子：妖精、人类还是亡灵什么的，都会爱上我。</w:t>
+      </w:r>
+    </w:p>
+    <w:p>
+      <w:pPr>
+        <w:rPr>
+          <w:rFonts w:hint="eastAsia"/>
+          <w:lang w:val="en-US" w:eastAsia="zh-CN"/>
+        </w:rPr>
+      </w:pPr>
+      <w:r>
+        <w:rPr>
+          <w:rFonts w:hint="eastAsia"/>
+          <w:lang w:val="en-US" w:eastAsia="zh-CN"/>
+        </w:rPr>
+        <w:t>秋叶原·杏子：她们只是缺乏和我深度交流的机会。</w:t>
+      </w:r>
+    </w:p>
+    <w:p>
+      <w:pPr>
+        <w:rPr>
+          <w:rFonts w:hint="eastAsia"/>
+          <w:lang w:val="en-US" w:eastAsia="zh-CN"/>
+        </w:rPr>
+      </w:pPr>
+    </w:p>
+    <w:p>
+      <w:pPr>
+        <w:rPr>
+          <w:rFonts w:hint="default"/>
+          <w:lang w:val="en-US" w:eastAsia="zh-CN"/>
+        </w:rPr>
+      </w:pPr>
+      <w:r>
+        <w:rPr>
+          <w:rFonts w:hint="eastAsia"/>
+          <w:lang w:val="en-US" w:eastAsia="zh-CN"/>
+        </w:rPr>
+        <w:t>琪露诺现身</w:t>
+      </w:r>
+    </w:p>
+    <w:p>
+      <w:pPr>
+        <w:rPr>
+          <w:rFonts w:hint="eastAsia"/>
+          <w:lang w:val="en-US" w:eastAsia="zh-CN"/>
+        </w:rPr>
+      </w:pPr>
+      <w:r>
+        <w:rPr>
+          <w:rFonts w:hint="eastAsia"/>
+          <w:lang w:val="en-US" w:eastAsia="zh-CN"/>
+        </w:rPr>
+        <w:t>露露·托利亚：主人，那边有个妖精在晒太阳</w:t>
+      </w:r>
+    </w:p>
+    <w:p>
+      <w:pPr>
+        <w:rPr>
+          <w:rFonts w:hint="eastAsia"/>
+          <w:lang w:val="en-US" w:eastAsia="zh-CN"/>
+        </w:rPr>
+      </w:pPr>
+      <w:r>
+        <w:rPr>
+          <w:rFonts w:hint="eastAsia"/>
+          <w:lang w:val="en-US" w:eastAsia="zh-CN"/>
+        </w:rPr>
+        <w:t>秋叶原·杏子：抓起来</w:t>
+      </w:r>
+    </w:p>
+    <w:p>
+      <w:pPr>
+        <w:rPr>
+          <w:rFonts w:hint="eastAsia"/>
+          <w:lang w:val="en-US" w:eastAsia="zh-CN"/>
+        </w:rPr>
+      </w:pPr>
+      <w:r>
+        <w:rPr>
+          <w:rFonts w:hint="eastAsia"/>
+          <w:lang w:val="en-US" w:eastAsia="zh-CN"/>
+        </w:rPr>
+        <w:t>网罩落下</w:t>
+      </w:r>
+    </w:p>
+    <w:p>
+      <w:pPr>
+        <w:rPr>
+          <w:rFonts w:hint="eastAsia"/>
+          <w:lang w:val="en-US" w:eastAsia="zh-CN"/>
+        </w:rPr>
+      </w:pPr>
+      <w:r>
+        <w:rPr>
+          <w:rFonts w:hint="eastAsia"/>
+          <w:lang w:val="en-US" w:eastAsia="zh-CN"/>
+        </w:rPr>
+        <w:t>琪露诺：发生什么了，天怎么突然黑了</w:t>
+      </w:r>
+    </w:p>
+    <w:p>
+      <w:pPr>
+        <w:rPr>
+          <w:rFonts w:hint="eastAsia"/>
+          <w:lang w:val="en-US" w:eastAsia="zh-CN"/>
+        </w:rPr>
+      </w:pPr>
+      <w:r>
+        <w:rPr>
+          <w:rFonts w:hint="eastAsia"/>
+          <w:lang w:val="en-US" w:eastAsia="zh-CN"/>
+        </w:rPr>
+        <w:t>露露·托利亚：主人，她好像不强</w:t>
+      </w:r>
+    </w:p>
+    <w:p>
+      <w:pPr>
+        <w:rPr>
+          <w:rFonts w:hint="eastAsia"/>
+          <w:lang w:val="en-US" w:eastAsia="zh-CN"/>
+        </w:rPr>
+      </w:pPr>
+      <w:r>
+        <w:rPr>
+          <w:rFonts w:hint="eastAsia"/>
+          <w:lang w:val="en-US" w:eastAsia="zh-CN"/>
+        </w:rPr>
+        <w:t>琪露诺：说什么呢，琪露诺可是最强的</w:t>
+      </w:r>
+    </w:p>
+    <w:p>
+      <w:pPr>
+        <w:rPr>
+          <w:rFonts w:hint="eastAsia"/>
+          <w:lang w:val="en-US" w:eastAsia="zh-CN"/>
+        </w:rPr>
+      </w:pPr>
+      <w:r>
+        <w:rPr>
+          <w:rFonts w:hint="eastAsia"/>
+          <w:lang w:val="en-US" w:eastAsia="zh-CN"/>
+        </w:rPr>
+        <w:t>秋叶原·杏子：要不还是扔了吧，不收垃圾</w:t>
+      </w:r>
+    </w:p>
+    <w:p>
+      <w:pPr>
+        <w:rPr>
+          <w:rFonts w:hint="eastAsia"/>
+          <w:lang w:val="en-US" w:eastAsia="zh-CN"/>
+        </w:rPr>
+      </w:pPr>
+      <w:r>
+        <w:rPr>
+          <w:rFonts w:hint="eastAsia"/>
+          <w:lang w:val="en-US" w:eastAsia="zh-CN"/>
+        </w:rPr>
+        <w:t>琪露诺：（要放了我了吗，我自由了吗）</w:t>
+      </w:r>
+    </w:p>
+    <w:p>
+      <w:pPr>
+        <w:rPr>
+          <w:rFonts w:hint="default"/>
+          <w:lang w:val="en-US" w:eastAsia="zh-CN"/>
+        </w:rPr>
+      </w:pPr>
+      <w:r>
+        <w:rPr>
+          <w:rFonts w:hint="eastAsia"/>
+          <w:lang w:val="en-US" w:eastAsia="zh-CN"/>
+        </w:rPr>
+        <w:t>琪露诺：（不行，她说不收垃圾，琪露诺不是垃圾）</w:t>
+      </w:r>
+    </w:p>
+    <w:p>
+      <w:pPr>
+        <w:rPr>
+          <w:rFonts w:hint="eastAsia"/>
+          <w:lang w:val="en-US" w:eastAsia="zh-CN"/>
+        </w:rPr>
+      </w:pPr>
+      <w:r>
+        <w:rPr>
+          <w:rFonts w:hint="eastAsia"/>
+          <w:lang w:val="en-US" w:eastAsia="zh-CN"/>
+        </w:rPr>
+        <w:t>琪露诺：（为了当最强，必须被她抓走）</w:t>
+      </w:r>
+    </w:p>
+    <w:p>
+      <w:pPr>
+        <w:rPr>
+          <w:rFonts w:hint="default"/>
+          <w:lang w:val="en-US" w:eastAsia="zh-CN"/>
+        </w:rPr>
+      </w:pPr>
+      <w:r>
+        <w:rPr>
+          <w:rFonts w:hint="eastAsia"/>
+          <w:lang w:val="en-US" w:eastAsia="zh-CN"/>
+        </w:rPr>
+        <w:t>琪露诺：大哭，求你了带我走吧</w:t>
+      </w:r>
+    </w:p>
+    <w:p>
+      <w:pPr>
+        <w:rPr>
+          <w:rFonts w:hint="eastAsia"/>
+          <w:lang w:val="en-US" w:eastAsia="zh-CN"/>
+        </w:rPr>
+      </w:pPr>
+      <w:r>
+        <w:rPr>
+          <w:rFonts w:hint="eastAsia"/>
+          <w:lang w:val="en-US" w:eastAsia="zh-CN"/>
+        </w:rPr>
+        <w:t>秋叶原·杏子：（惊）</w:t>
+      </w:r>
+    </w:p>
+    <w:p>
+      <w:pPr>
+        <w:rPr>
+          <w:rFonts w:hint="eastAsia"/>
+          <w:lang w:val="en-US" w:eastAsia="zh-CN"/>
+        </w:rPr>
+      </w:pPr>
+      <w:r>
+        <w:rPr>
+          <w:rFonts w:hint="eastAsia"/>
+          <w:lang w:val="en-US" w:eastAsia="zh-CN"/>
+        </w:rPr>
+        <w:t>秋叶原·杏子：我认可了，你的忠诚</w:t>
+      </w:r>
+    </w:p>
+    <w:p>
+      <w:pPr>
+        <w:rPr>
+          <w:rFonts w:hint="eastAsia"/>
+          <w:lang w:val="en-US" w:eastAsia="zh-CN"/>
+        </w:rPr>
+      </w:pPr>
+      <w:r>
+        <w:rPr>
+          <w:rFonts w:hint="eastAsia"/>
+          <w:lang w:val="en-US" w:eastAsia="zh-CN"/>
+        </w:rPr>
+        <w:t>秋叶原·杏子：先把她带走吧</w:t>
+      </w:r>
+    </w:p>
+    <w:p>
+      <w:pPr>
+        <w:rPr>
+          <w:rFonts w:hint="eastAsia"/>
+          <w:lang w:val="en-US" w:eastAsia="zh-CN"/>
+        </w:rPr>
+      </w:pPr>
+      <w:r>
+        <w:rPr>
+          <w:rFonts w:hint="eastAsia"/>
+          <w:lang w:val="en-US" w:eastAsia="zh-CN"/>
+        </w:rPr>
+        <w:t>（打包的走路的声音）</w:t>
+      </w:r>
+    </w:p>
+    <w:p>
+      <w:pPr>
+        <w:rPr>
+          <w:rFonts w:hint="default"/>
+          <w:lang w:val="en-US" w:eastAsia="zh-CN"/>
+        </w:rPr>
+      </w:pPr>
+      <w:r>
+        <w:rPr>
+          <w:rFonts w:hint="eastAsia"/>
+          <w:lang w:val="en-US" w:eastAsia="zh-CN"/>
+        </w:rPr>
+        <w:t>秋叶原·杏子：启动所有新魔物，我们要趁她们虚弱的时候动手</w:t>
+      </w:r>
+    </w:p>
+    <w:p>
+      <w:pPr>
+        <w:rPr>
+          <w:rFonts w:hint="default"/>
+          <w:lang w:val="en-US" w:eastAsia="zh-CN"/>
+        </w:rPr>
+      </w:pPr>
+    </w:p>
+    <w:p>
+      <w:pPr>
+        <w:rPr>
+          <w:rFonts w:hint="default"/>
+          <w:lang w:val="en-US" w:eastAsia="zh-CN"/>
+        </w:rPr>
+      </w:pPr>
+      <w:r>
+        <w:rPr>
+          <w:rFonts w:hint="eastAsia"/>
+          <w:lang w:val="en-US" w:eastAsia="zh-CN"/>
+        </w:rPr>
+        <w:t>一天后</w:t>
+      </w:r>
+    </w:p>
+    <w:p>
+      <w:pPr>
+        <w:rPr>
+          <w:rFonts w:hint="eastAsia"/>
+          <w:lang w:val="en-US" w:eastAsia="zh-CN"/>
+        </w:rPr>
+      </w:pPr>
+      <w:r>
+        <w:rPr>
+          <w:rFonts w:hint="eastAsia"/>
+          <w:lang w:val="en-US" w:eastAsia="zh-CN"/>
+        </w:rPr>
+        <w:t>【魔理沙野外练习魔法，突然感觉魔力稀薄，听到爱丽丝惨叫，加入】</w:t>
+      </w:r>
+    </w:p>
+    <w:p>
+      <w:pPr>
+        <w:rPr>
+          <w:rFonts w:hint="eastAsia"/>
+          <w:lang w:val="en-US" w:eastAsia="zh-CN"/>
+        </w:rPr>
+      </w:pPr>
+      <w:r>
+        <w:rPr>
+          <w:rFonts w:hint="eastAsia"/>
+          <w:lang w:val="en-US" w:eastAsia="zh-CN"/>
+        </w:rPr>
+        <w:t>背景：魔法之森</w:t>
+      </w:r>
+    </w:p>
+    <w:p>
+      <w:pPr>
+        <w:rPr>
+          <w:rFonts w:hint="default"/>
+          <w:lang w:val="en-US" w:eastAsia="zh-CN"/>
+        </w:rPr>
+      </w:pPr>
+      <w:r>
+        <w:rPr>
+          <w:rFonts w:hint="eastAsia"/>
+          <w:lang w:val="en-US" w:eastAsia="zh-CN"/>
+        </w:rPr>
+        <w:t>(轰隆声 爆炸图)</w:t>
+      </w:r>
+    </w:p>
+    <w:p>
+      <w:pPr>
+        <w:rPr>
+          <w:rFonts w:hint="eastAsia"/>
+          <w:lang w:val="en-US" w:eastAsia="zh-CN"/>
+        </w:rPr>
+      </w:pPr>
+      <w:r>
+        <w:rPr>
+          <w:rFonts w:hint="eastAsia"/>
+          <w:lang w:val="en-US" w:eastAsia="zh-CN"/>
+        </w:rPr>
+        <w:t>魔理沙现身</w:t>
+      </w:r>
+    </w:p>
+    <w:p>
+      <w:pPr>
+        <w:rPr>
+          <w:rFonts w:hint="eastAsia"/>
+          <w:lang w:val="en-US" w:eastAsia="zh-CN"/>
+        </w:rPr>
+      </w:pPr>
+      <w:r>
+        <w:rPr>
+          <w:rFonts w:hint="eastAsia"/>
+          <w:lang w:val="en-US" w:eastAsia="zh-CN"/>
+        </w:rPr>
+        <w:t>魔理沙：晴朗的天气，最适合练习魔法了daze</w:t>
+      </w:r>
+    </w:p>
+    <w:p>
+      <w:pPr>
+        <w:rPr>
+          <w:rFonts w:hint="eastAsia"/>
+          <w:lang w:val="en-US" w:eastAsia="zh-CN"/>
+        </w:rPr>
+      </w:pPr>
+      <w:r>
+        <w:rPr>
+          <w:rFonts w:hint="eastAsia"/>
+          <w:lang w:val="en-US" w:eastAsia="zh-CN"/>
+        </w:rPr>
+        <w:t>魔理沙：再来一发，然后看看家附近的妖精收藏了哪些好东西</w:t>
+      </w:r>
+    </w:p>
+    <w:p>
+      <w:pPr>
+        <w:rPr>
+          <w:rFonts w:hint="default"/>
+          <w:lang w:val="en-US" w:eastAsia="zh-CN"/>
+        </w:rPr>
+      </w:pPr>
+      <w:r>
+        <w:rPr>
+          <w:rFonts w:hint="eastAsia"/>
+          <w:lang w:val="en-US" w:eastAsia="zh-CN"/>
+        </w:rPr>
+        <w:t>(轻微的轰隆声 火苗图)</w:t>
+      </w:r>
+    </w:p>
+    <w:p>
+      <w:pPr>
+        <w:rPr>
+          <w:rFonts w:hint="eastAsia"/>
+          <w:lang w:val="en-US" w:eastAsia="zh-CN"/>
+        </w:rPr>
+      </w:pPr>
+      <w:r>
+        <w:rPr>
+          <w:rFonts w:hint="eastAsia"/>
+          <w:lang w:val="en-US" w:eastAsia="zh-CN"/>
+        </w:rPr>
+        <w:t>魔理沙：诶，威力这么低呢</w:t>
+      </w:r>
+    </w:p>
+    <w:p>
+      <w:pPr>
+        <w:rPr>
+          <w:rFonts w:hint="default"/>
+          <w:lang w:val="en-US" w:eastAsia="zh-CN"/>
+        </w:rPr>
+      </w:pPr>
+      <w:r>
+        <w:rPr>
+          <w:rFonts w:hint="eastAsia"/>
+          <w:lang w:val="en-US" w:eastAsia="zh-CN"/>
+        </w:rPr>
+        <w:t>魔理沙：一定是剂量不足，加大力度！</w:t>
+      </w:r>
+    </w:p>
+    <w:p>
+      <w:pPr>
+        <w:rPr>
+          <w:rFonts w:hint="default"/>
+          <w:lang w:val="en-US" w:eastAsia="zh-CN"/>
+        </w:rPr>
+      </w:pPr>
+      <w:r>
+        <w:rPr>
+          <w:rFonts w:hint="eastAsia"/>
+          <w:lang w:val="en-US" w:eastAsia="zh-CN"/>
+        </w:rPr>
+        <w:t>(轻微的轰隆声 火苗图*3)</w:t>
+      </w:r>
+    </w:p>
+    <w:p>
+      <w:pPr>
+        <w:rPr>
+          <w:rFonts w:hint="eastAsia"/>
+          <w:lang w:val="en-US" w:eastAsia="zh-CN"/>
+        </w:rPr>
+      </w:pPr>
+      <w:r>
+        <w:rPr>
+          <w:rFonts w:hint="eastAsia"/>
+          <w:lang w:val="en-US" w:eastAsia="zh-CN"/>
+        </w:rPr>
+        <w:t>魔理沙：哎，这对吗</w:t>
+      </w:r>
+    </w:p>
+    <w:p>
+      <w:pPr>
+        <w:rPr>
+          <w:rFonts w:hint="default"/>
+          <w:lang w:val="en-US" w:eastAsia="zh-CN"/>
+        </w:rPr>
+      </w:pPr>
+      <w:r>
+        <w:rPr>
+          <w:rFonts w:hint="eastAsia"/>
+          <w:lang w:val="en-US" w:eastAsia="zh-CN"/>
+        </w:rPr>
+        <w:t>魔理沙：明明已经很用力了</w:t>
+      </w:r>
+    </w:p>
+    <w:p>
+      <w:pPr>
+        <w:rPr>
+          <w:rFonts w:hint="eastAsia"/>
+          <w:lang w:val="en-US" w:eastAsia="zh-CN"/>
+        </w:rPr>
+      </w:pPr>
+      <w:r>
+        <w:rPr>
+          <w:rFonts w:hint="eastAsia"/>
+          <w:lang w:val="en-US" w:eastAsia="zh-CN"/>
+        </w:rPr>
+        <w:t>魔理沙：是昨天的蘑菇有问题吗</w:t>
+      </w:r>
+    </w:p>
+    <w:p>
+      <w:pPr>
+        <w:rPr>
+          <w:rFonts w:hint="eastAsia"/>
+          <w:lang w:val="en-US" w:eastAsia="zh-CN"/>
+        </w:rPr>
+      </w:pPr>
+      <w:r>
+        <w:rPr>
+          <w:rFonts w:hint="eastAsia"/>
+          <w:lang w:val="en-US" w:eastAsia="zh-CN"/>
+        </w:rPr>
+        <w:t>（传来求救声 魔理沙 救命啊）</w:t>
+      </w:r>
+    </w:p>
+    <w:p>
+      <w:pPr>
+        <w:rPr>
+          <w:rFonts w:hint="eastAsia"/>
+          <w:lang w:val="en-US" w:eastAsia="zh-CN"/>
+        </w:rPr>
+      </w:pPr>
+      <w:r>
+        <w:rPr>
+          <w:rFonts w:hint="eastAsia"/>
+          <w:lang w:val="en-US" w:eastAsia="zh-CN"/>
+        </w:rPr>
+        <w:t>魔理沙：诶，爱丽丝的魔法也出问题了吗</w:t>
+      </w:r>
+    </w:p>
+    <w:p>
+      <w:pPr>
+        <w:rPr>
+          <w:rFonts w:hint="eastAsia"/>
+          <w:lang w:val="en-US" w:eastAsia="zh-CN"/>
+        </w:rPr>
+      </w:pPr>
+      <w:r>
+        <w:rPr>
+          <w:rFonts w:hint="eastAsia"/>
+          <w:lang w:val="en-US" w:eastAsia="zh-CN"/>
+        </w:rPr>
+        <w:t>魔理沙：我得去看看</w:t>
+      </w:r>
+    </w:p>
+    <w:p>
+      <w:pPr>
+        <w:rPr>
+          <w:rFonts w:hint="eastAsia"/>
+          <w:lang w:val="en-US" w:eastAsia="zh-CN"/>
+        </w:rPr>
+      </w:pPr>
+    </w:p>
+    <w:p>
+      <w:pPr>
+        <w:rPr>
+          <w:rFonts w:hint="eastAsia"/>
+          <w:lang w:val="en-US" w:eastAsia="zh-CN"/>
+        </w:rPr>
+      </w:pPr>
+      <w:r>
+        <w:rPr>
+          <w:rFonts w:hint="eastAsia"/>
+          <w:lang w:val="en-US" w:eastAsia="zh-CN"/>
+        </w:rPr>
+        <w:t>{地图关卡1}介绍移动 攻击、eq技能、组队切人、背包道具</w:t>
+      </w:r>
+    </w:p>
+    <w:p>
+      <w:pPr>
+        <w:rPr>
+          <w:rFonts w:hint="eastAsia"/>
+          <w:lang w:val="en-US" w:eastAsia="zh-CN"/>
+        </w:rPr>
+      </w:pPr>
+    </w:p>
+    <w:p>
+      <w:pPr>
+        <w:rPr>
+          <w:rFonts w:hint="eastAsia"/>
+          <w:lang w:val="en-US" w:eastAsia="zh-CN"/>
+        </w:rPr>
+      </w:pPr>
+      <w:r>
+        <w:rPr>
+          <w:rFonts w:hint="eastAsia"/>
+          <w:lang w:val="en-US" w:eastAsia="zh-CN"/>
+        </w:rPr>
+        <w:t>【遇到怪】</w:t>
+      </w:r>
+    </w:p>
+    <w:p>
+      <w:pPr>
+        <w:rPr>
+          <w:rFonts w:hint="eastAsia"/>
+          <w:lang w:val="en-US" w:eastAsia="zh-CN"/>
+        </w:rPr>
+      </w:pPr>
+      <w:r>
+        <w:rPr>
+          <w:rFonts w:hint="eastAsia"/>
+          <w:lang w:val="en-US" w:eastAsia="zh-CN"/>
+        </w:rPr>
+        <w:t>史莱姆：吧唧吧唧</w:t>
+      </w:r>
+    </w:p>
+    <w:p>
+      <w:pPr>
+        <w:rPr>
+          <w:rFonts w:hint="eastAsia"/>
+          <w:lang w:val="en-US" w:eastAsia="zh-CN"/>
+        </w:rPr>
+      </w:pPr>
+      <w:r>
+        <w:rPr>
+          <w:rFonts w:hint="eastAsia"/>
+          <w:lang w:val="en-US" w:eastAsia="zh-CN"/>
+        </w:rPr>
+        <w:t>魔理沙：呜哇，好丑</w:t>
+      </w:r>
+    </w:p>
+    <w:p>
+      <w:pPr>
+        <w:rPr>
+          <w:rFonts w:hint="eastAsia"/>
+          <w:lang w:val="en-US" w:eastAsia="zh-CN"/>
+        </w:rPr>
+      </w:pPr>
+      <w:r>
+        <w:rPr>
+          <w:rFonts w:hint="eastAsia"/>
+          <w:lang w:val="en-US" w:eastAsia="zh-CN"/>
+        </w:rPr>
+        <w:t>魔理沙：是魔力结晶形成的生命吗</w:t>
+      </w:r>
+    </w:p>
+    <w:p>
+      <w:pPr>
+        <w:rPr>
+          <w:rFonts w:hint="eastAsia"/>
+          <w:lang w:val="en-US" w:eastAsia="zh-CN"/>
+        </w:rPr>
+      </w:pPr>
+      <w:r>
+        <w:rPr>
+          <w:rFonts w:hint="eastAsia"/>
+          <w:lang w:val="en-US" w:eastAsia="zh-CN"/>
+        </w:rPr>
+        <w:t>史莱姆：咕噜咕噜</w:t>
+      </w:r>
+    </w:p>
+    <w:p>
+      <w:pPr>
+        <w:rPr>
+          <w:rFonts w:hint="eastAsia"/>
+          <w:lang w:val="en-US" w:eastAsia="zh-CN"/>
+        </w:rPr>
+      </w:pPr>
+      <w:r>
+        <w:rPr>
+          <w:rFonts w:hint="eastAsia"/>
+          <w:lang w:val="en-US" w:eastAsia="zh-CN"/>
+        </w:rPr>
+        <w:t>魔理沙：哇，过来了，快点消灭它</w:t>
+      </w:r>
+    </w:p>
+    <w:p>
+      <w:pPr>
+        <w:rPr>
+          <w:rFonts w:hint="eastAsia"/>
+          <w:lang w:val="en-US" w:eastAsia="zh-CN"/>
+        </w:rPr>
+      </w:pPr>
+    </w:p>
+    <w:p>
+      <w:pPr>
+        <w:rPr>
+          <w:rFonts w:hint="default"/>
+          <w:lang w:val="en-US" w:eastAsia="zh-CN"/>
+        </w:rPr>
+      </w:pPr>
+    </w:p>
+    <w:p>
+      <w:pPr>
+        <w:rPr>
+          <w:rFonts w:hint="default"/>
+          <w:lang w:val="en-US" w:eastAsia="zh-CN"/>
+        </w:rPr>
+      </w:pPr>
+    </w:p>
+    <w:p>
+      <w:pPr>
+        <w:rPr>
+          <w:rFonts w:hint="eastAsia"/>
+          <w:lang w:val="en-US" w:eastAsia="zh-CN"/>
+        </w:rPr>
+      </w:pPr>
+      <w:r>
+        <w:rPr>
+          <w:rFonts w:hint="eastAsia"/>
+          <w:lang w:val="en-US" w:eastAsia="zh-CN"/>
+        </w:rPr>
+        <w:t>【解救爱丽丝，爱丽丝回去。之后决定找灵梦，发现飞不动，改为步行】</w:t>
+      </w:r>
+    </w:p>
+    <w:p>
+      <w:pPr>
+        <w:rPr>
+          <w:rFonts w:hint="eastAsia"/>
+          <w:lang w:val="en-US" w:eastAsia="zh-CN"/>
+        </w:rPr>
+      </w:pPr>
+      <w:r>
+        <w:rPr>
+          <w:rFonts w:hint="eastAsia"/>
+          <w:lang w:val="en-US" w:eastAsia="zh-CN"/>
+        </w:rPr>
+        <w:t>爱丽丝：呜呜呜，人偶疯掉了</w:t>
+      </w:r>
+    </w:p>
+    <w:p>
+      <w:pPr>
+        <w:rPr>
+          <w:rFonts w:hint="eastAsia"/>
+          <w:lang w:val="en-US" w:eastAsia="zh-CN"/>
+        </w:rPr>
+      </w:pPr>
+      <w:r>
+        <w:rPr>
+          <w:rFonts w:hint="eastAsia"/>
+          <w:lang w:val="en-US" w:eastAsia="zh-CN"/>
+        </w:rPr>
+        <w:t>爱丽丝：不要过来</w:t>
+      </w:r>
+    </w:p>
+    <w:p>
+      <w:pPr>
+        <w:rPr>
+          <w:rFonts w:hint="eastAsia" w:ascii="宋体" w:hAnsi="宋体" w:eastAsia="宋体" w:cs="宋体"/>
+          <w:sz w:val="24"/>
+          <w:szCs w:val="24"/>
+          <w:lang w:val="en-US" w:eastAsia="zh-CN"/>
+        </w:rPr>
+      </w:pPr>
+      <w:r>
+        <w:rPr>
+          <w:rFonts w:hint="eastAsia"/>
+          <w:lang w:val="en-US" w:eastAsia="zh-CN"/>
+        </w:rPr>
+        <w:t>魔理沙：</w:t>
+      </w:r>
+      <w:r>
+        <w:rPr>
+          <w:rFonts w:hint="eastAsia" w:ascii="宋体" w:hAnsi="宋体" w:eastAsia="宋体" w:cs="宋体"/>
+          <w:sz w:val="24"/>
+          <w:szCs w:val="24"/>
+          <w:lang w:val="en-US" w:eastAsia="zh-CN"/>
+        </w:rPr>
+        <w:t>星尘幻想！</w:t>
+      </w:r>
+    </w:p>
+    <w:p>
+      <w:pPr>
+        <w:rPr>
+          <w:rFonts w:hint="eastAsia" w:ascii="宋体" w:hAnsi="宋体" w:eastAsia="宋体" w:cs="宋体"/>
+          <w:sz w:val="24"/>
+          <w:szCs w:val="24"/>
+          <w:lang w:val="en-US" w:eastAsia="zh-CN"/>
+        </w:rPr>
+      </w:pPr>
+      <w:r>
+        <w:rPr>
+          <w:rFonts w:hint="eastAsia" w:ascii="宋体" w:hAnsi="宋体" w:eastAsia="宋体" w:cs="宋体"/>
+          <w:sz w:val="24"/>
+          <w:szCs w:val="24"/>
+          <w:lang w:val="en-US" w:eastAsia="zh-CN"/>
+        </w:rPr>
+        <w:t>人偶：(啪嗒啪嗒)</w:t>
+      </w:r>
+    </w:p>
+    <w:p>
+      <w:pPr>
+        <w:rPr>
+          <w:rFonts w:hint="eastAsia"/>
+          <w:lang w:val="en-US" w:eastAsia="zh-CN"/>
+        </w:rPr>
+      </w:pPr>
+      <w:r>
+        <w:rPr>
+          <w:rFonts w:hint="eastAsia"/>
+          <w:lang w:val="en-US" w:eastAsia="zh-CN"/>
+        </w:rPr>
+        <w:t>爱丽丝：得救了</w:t>
+      </w:r>
+    </w:p>
+    <w:p>
+      <w:pPr>
+        <w:rPr>
+          <w:rFonts w:hint="eastAsia"/>
+          <w:lang w:val="en-US" w:eastAsia="zh-CN"/>
+        </w:rPr>
+      </w:pPr>
+      <w:r>
+        <w:rPr>
+          <w:rFonts w:hint="eastAsia"/>
+          <w:lang w:val="en-US" w:eastAsia="zh-CN"/>
+        </w:rPr>
+        <w:t>魔理沙：我一直很可靠daze</w:t>
+      </w:r>
+    </w:p>
+    <w:p>
+      <w:pPr>
+        <w:rPr>
+          <w:rFonts w:hint="eastAsia"/>
+          <w:lang w:val="en-US" w:eastAsia="zh-CN"/>
+        </w:rPr>
+      </w:pPr>
+      <w:r>
+        <w:rPr>
+          <w:rFonts w:hint="eastAsia"/>
+          <w:lang w:val="en-US" w:eastAsia="zh-CN"/>
+        </w:rPr>
+        <w:t>魔理沙：你先回去吧，我去找灵梦，看来有新的异变了</w:t>
+      </w:r>
+    </w:p>
+    <w:p>
+      <w:pPr>
+        <w:rPr>
+          <w:rFonts w:hint="eastAsia"/>
+          <w:lang w:val="en-US" w:eastAsia="zh-CN"/>
+        </w:rPr>
+      </w:pPr>
+      <w:r>
+        <w:rPr>
+          <w:rFonts w:hint="eastAsia"/>
+          <w:lang w:val="en-US" w:eastAsia="zh-CN"/>
+        </w:rPr>
+        <w:t>魔理沙：（骑在扫帚上）</w:t>
+      </w:r>
+    </w:p>
+    <w:p>
+      <w:pPr>
+        <w:rPr>
+          <w:rFonts w:hint="eastAsia"/>
+          <w:lang w:val="en-US" w:eastAsia="zh-CN"/>
+        </w:rPr>
+      </w:pPr>
+      <w:r>
+        <w:rPr>
+          <w:rFonts w:hint="eastAsia"/>
+          <w:lang w:val="en-US" w:eastAsia="zh-CN"/>
+        </w:rPr>
+        <w:t>魔理沙：诶呀，看来飞不起来了呢。</w:t>
+      </w:r>
+    </w:p>
+    <w:p>
+      <w:pPr>
+        <w:rPr>
+          <w:rFonts w:hint="eastAsia"/>
+          <w:lang w:val="en-US" w:eastAsia="zh-CN"/>
+        </w:rPr>
+      </w:pPr>
+      <w:r>
+        <w:rPr>
+          <w:rFonts w:hint="eastAsia"/>
+          <w:lang w:val="en-US" w:eastAsia="zh-CN"/>
+        </w:rPr>
+        <w:t>魔理沙：只能步行了吗</w:t>
+      </w:r>
+    </w:p>
+    <w:p>
+      <w:pPr>
+        <w:rPr>
+          <w:rFonts w:hint="eastAsia"/>
+          <w:lang w:val="en-US" w:eastAsia="zh-CN"/>
+        </w:rPr>
+      </w:pPr>
+      <w:r>
+        <w:rPr>
+          <w:rFonts w:hint="eastAsia"/>
+          <w:lang w:val="en-US" w:eastAsia="zh-CN"/>
+        </w:rPr>
+        <w:t>魔理沙：虽然速度慢了点，但今天应该能到</w:t>
+      </w:r>
+    </w:p>
+    <w:p>
+      <w:pPr>
+        <w:rPr>
+          <w:rFonts w:hint="eastAsia"/>
+          <w:lang w:val="en-US" w:eastAsia="zh-CN"/>
+        </w:rPr>
+      </w:pPr>
+    </w:p>
+    <w:p>
+      <w:pPr>
+        <w:rPr>
+          <w:rFonts w:hint="eastAsia"/>
+          <w:lang w:val="en-US" w:eastAsia="zh-CN"/>
+        </w:rPr>
+      </w:pPr>
+      <w:r>
+        <w:rPr>
+          <w:rFonts w:hint="eastAsia"/>
+          <w:lang w:val="en-US" w:eastAsia="zh-CN"/>
+        </w:rPr>
+        <w:t>【途中解救 骚灵】</w:t>
+      </w:r>
+    </w:p>
+    <w:p>
+      <w:pPr>
+        <w:rPr>
+          <w:rFonts w:hint="eastAsia"/>
+          <w:lang w:val="en-US" w:eastAsia="zh-CN"/>
+        </w:rPr>
+      </w:pPr>
+    </w:p>
+    <w:p>
+      <w:pPr>
+        <w:rPr>
+          <w:rFonts w:hint="default"/>
+          <w:lang w:val="en-US" w:eastAsia="zh-CN"/>
+        </w:rPr>
+      </w:pPr>
+    </w:p>
+    <w:p>
+      <w:pPr>
+        <w:rPr>
+          <w:rFonts w:hint="eastAsia"/>
+          <w:lang w:val="en-US" w:eastAsia="zh-CN"/>
+        </w:rPr>
+      </w:pPr>
+      <w:r>
+        <w:rPr>
+          <w:rFonts w:hint="eastAsia"/>
+          <w:lang w:val="en-US" w:eastAsia="zh-CN"/>
+        </w:rPr>
+        <w:t>到博丽神社，发现灵梦在玩鸟，说没事，魔理沙感觉有力量在往红魔馆去了，自己去调查了。</w:t>
+      </w:r>
+    </w:p>
+    <w:p>
+      <w:pPr>
+        <w:rPr>
+          <w:rFonts w:hint="eastAsia"/>
+          <w:lang w:val="en-US" w:eastAsia="zh-CN"/>
+        </w:rPr>
+      </w:pPr>
+      <w:r>
+        <w:rPr>
+          <w:rFonts w:hint="eastAsia"/>
+          <w:lang w:val="en-US" w:eastAsia="zh-CN"/>
+        </w:rPr>
+        <w:t>第二天上午茶丢失</w:t>
       </w:r>
       <w:bookmarkStart w:id="0" w:name="_GoBack"/>
       <w:bookmarkEnd w:id="0"/>
+    </w:p>
+    <w:p>
+      <w:pPr>
+        <w:rPr>
+          <w:rFonts w:hint="eastAsia"/>
+          <w:lang w:val="en-US" w:eastAsia="zh-CN"/>
+        </w:rPr>
+      </w:pPr>
+      <w:r>
+        <w:rPr>
+          <w:rFonts w:hint="eastAsia"/>
+          <w:lang w:val="en-US" w:eastAsia="zh-CN"/>
+        </w:rPr>
+        <w:t>下午神社钱丢失</w:t>
+      </w:r>
+    </w:p>
+    <w:p>
+      <w:pPr>
+        <w:rPr>
+          <w:rFonts w:hint="eastAsia"/>
+          <w:lang w:val="en-US" w:eastAsia="zh-CN"/>
+        </w:rPr>
+      </w:pPr>
+      <w:r>
+        <w:rPr>
+          <w:rFonts w:hint="eastAsia"/>
+          <w:lang w:val="en-US" w:eastAsia="zh-CN"/>
+        </w:rPr>
+        <w:t>幽灵来偷茶宠鸟抓现行</w:t>
+      </w:r>
+    </w:p>
+    <w:p>
+      <w:pPr>
+        <w:rPr>
+          <w:rFonts w:hint="default"/>
+          <w:lang w:val="en-US" w:eastAsia="zh-CN"/>
+        </w:rPr>
+      </w:pPr>
+      <w:r>
+        <w:rPr>
+          <w:rFonts w:hint="eastAsia"/>
+          <w:lang w:val="en-US" w:eastAsia="zh-CN"/>
+        </w:rPr>
+        <w:t>灵梦加入，消灭了幽灵，没见东西</w:t>
+      </w:r>
+    </w:p>
+    <w:p>
+      <w:pPr>
+        <w:rPr>
+          <w:rFonts w:hint="eastAsia"/>
+          <w:lang w:val="en-US" w:eastAsia="zh-CN"/>
+        </w:rPr>
+      </w:pPr>
+      <w:r>
+        <w:rPr>
+          <w:rFonts w:hint="eastAsia"/>
+          <w:lang w:val="en-US" w:eastAsia="zh-CN"/>
+        </w:rPr>
+        <w:t>途中遇到翠香找酒追过来，没找到。问说橙说八云紫和蓝不在屋敷，几天前出去了</w:t>
+      </w:r>
+    </w:p>
+    <w:p>
+      <w:pPr>
+        <w:rPr>
+          <w:rFonts w:hint="default"/>
+          <w:lang w:val="en-US" w:eastAsia="zh-CN"/>
+        </w:rPr>
+      </w:pPr>
+    </w:p>
+    <w:p>
+      <w:pPr>
+        <w:rPr>
+          <w:rFonts w:hint="eastAsia"/>
+          <w:lang w:val="en-US" w:eastAsia="zh-CN"/>
+        </w:rPr>
+      </w:pPr>
+      <w:r>
+        <w:rPr>
+          <w:rFonts w:hint="eastAsia"/>
+          <w:lang w:val="en-US" w:eastAsia="zh-CN"/>
+        </w:rPr>
+        <w:t>第二章：（10分钟）</w:t>
+      </w:r>
+    </w:p>
+    <w:p>
+      <w:pPr>
+        <w:rPr>
+          <w:rFonts w:hint="eastAsia"/>
+          <w:lang w:val="en-US" w:eastAsia="zh-CN"/>
+        </w:rPr>
+      </w:pPr>
+      <w:r>
+        <w:rPr>
+          <w:rFonts w:hint="eastAsia"/>
+          <w:lang w:val="en-US" w:eastAsia="zh-CN"/>
+        </w:rPr>
+        <w:t>红美玲在睡觉，听到高跟鞋动静醒了，做好准备。然后天上一个袋子套住了。露露·托利亚（一个黑影）被捕</w:t>
+      </w:r>
+    </w:p>
+    <w:p>
+      <w:pPr>
+        <w:rPr>
+          <w:rFonts w:hint="eastAsia"/>
+          <w:lang w:val="en-US" w:eastAsia="zh-CN"/>
+        </w:rPr>
+      </w:pPr>
+      <w:r>
+        <w:rPr>
+          <w:rFonts w:hint="eastAsia"/>
+          <w:lang w:val="en-US" w:eastAsia="zh-CN"/>
+        </w:rPr>
+        <w:t>帕秋莉冲出门查看，大战一番也被捕，露露·托利亚累了，决定赶紧跑。</w:t>
+      </w:r>
+    </w:p>
+    <w:p>
+      <w:pPr>
+        <w:rPr>
+          <w:rFonts w:hint="default"/>
+          <w:lang w:val="en-US" w:eastAsia="zh-CN"/>
+        </w:rPr>
+      </w:pPr>
+    </w:p>
+    <w:p>
+      <w:pPr>
+        <w:rPr>
+          <w:rFonts w:hint="eastAsia"/>
+          <w:lang w:val="en-US" w:eastAsia="zh-CN"/>
+        </w:rPr>
+      </w:pPr>
+      <w:r>
+        <w:rPr>
+          <w:rFonts w:hint="eastAsia"/>
+          <w:lang w:val="en-US" w:eastAsia="zh-CN"/>
+        </w:rPr>
+        <w:t>十六夜早上起来，发现门开着。门口散落的书，找斯卡雷特，带着找灵梦</w:t>
+      </w:r>
+    </w:p>
+    <w:p>
+      <w:pPr>
+        <w:rPr>
+          <w:rFonts w:hint="default"/>
+          <w:lang w:val="en-US" w:eastAsia="zh-CN"/>
+        </w:rPr>
+      </w:pPr>
+      <w:r>
+        <w:rPr>
+          <w:rFonts w:hint="eastAsia"/>
+          <w:lang w:val="en-US" w:eastAsia="zh-CN"/>
+        </w:rPr>
+        <w:t>众人聊天，疑惑八云紫情况。</w:t>
+      </w:r>
+    </w:p>
+    <w:p>
+      <w:pPr>
+        <w:rPr>
+          <w:rFonts w:hint="default"/>
+          <w:lang w:val="en-US" w:eastAsia="zh-CN"/>
+        </w:rPr>
+      </w:pPr>
+      <w:r>
+        <w:rPr>
+          <w:rFonts w:hint="eastAsia"/>
+          <w:lang w:val="en-US" w:eastAsia="zh-CN"/>
+        </w:rPr>
+        <w:t>决定找其他同伴，去最近的白玉楼</w:t>
+      </w:r>
+    </w:p>
+    <w:p>
+      <w:pPr>
+        <w:rPr>
+          <w:rFonts w:hint="default"/>
+          <w:lang w:val="en-US" w:eastAsia="zh-CN"/>
+        </w:rPr>
+      </w:pPr>
+      <w:r>
+        <w:rPr>
+          <w:rFonts w:hint="eastAsia"/>
+          <w:lang w:val="en-US" w:eastAsia="zh-CN"/>
+        </w:rPr>
+        <w:t>路上遇到藏物点，露露·托利亚（一个黑影）跑了留下一堆幽灵，众人没追上。</w:t>
+      </w:r>
+    </w:p>
+    <w:p>
+      <w:pPr>
+        <w:rPr>
+          <w:rFonts w:hint="default"/>
+          <w:lang w:val="en-US" w:eastAsia="zh-CN"/>
+        </w:rPr>
+      </w:pPr>
+      <w:r>
+        <w:rPr>
+          <w:rFonts w:hint="eastAsia"/>
+          <w:lang w:val="en-US" w:eastAsia="zh-CN"/>
+        </w:rPr>
+        <w:t>翠香发现酒被喝光了，悲伤</w:t>
+      </w:r>
+    </w:p>
+    <w:p>
+      <w:pPr>
+        <w:rPr>
+          <w:rFonts w:hint="eastAsia"/>
+          <w:lang w:val="en-US" w:eastAsia="zh-CN"/>
+        </w:rPr>
+      </w:pPr>
+      <w:r>
+        <w:rPr>
+          <w:rFonts w:hint="eastAsia"/>
+          <w:lang w:val="en-US" w:eastAsia="zh-CN"/>
+        </w:rPr>
+        <w:t>到 白玉楼，发现消失了，决定去永远亭</w:t>
+      </w:r>
+    </w:p>
+    <w:p>
+      <w:pPr>
+        <w:rPr>
+          <w:rFonts w:hint="default"/>
+          <w:lang w:val="en-US" w:eastAsia="zh-CN"/>
+        </w:rPr>
+      </w:pPr>
+      <w:r>
+        <w:rPr>
+          <w:rFonts w:hint="eastAsia"/>
+          <w:lang w:val="en-US" w:eastAsia="zh-CN"/>
+        </w:rPr>
+        <w:t>途中解救射命丸文</w:t>
+      </w:r>
+    </w:p>
+    <w:p>
+      <w:pPr>
+        <w:rPr>
+          <w:rFonts w:hint="default"/>
+          <w:lang w:val="en-US" w:eastAsia="zh-CN"/>
+        </w:rPr>
+      </w:pPr>
+    </w:p>
+    <w:p>
+      <w:pPr>
+        <w:rPr>
+          <w:rFonts w:hint="default"/>
+          <w:lang w:val="en-US" w:eastAsia="zh-CN"/>
+        </w:rPr>
+      </w:pPr>
+    </w:p>
+    <w:p>
+      <w:pPr>
+        <w:rPr>
+          <w:rFonts w:hint="eastAsia"/>
+          <w:lang w:val="en-US" w:eastAsia="zh-CN"/>
+        </w:rPr>
+      </w:pPr>
+      <w:r>
+        <w:rPr>
+          <w:rFonts w:hint="eastAsia"/>
+          <w:lang w:val="en-US" w:eastAsia="zh-CN"/>
+        </w:rPr>
+        <w:t>第三章：（10分钟）</w:t>
+      </w:r>
+    </w:p>
+    <w:p>
+      <w:pPr>
+        <w:rPr>
+          <w:rFonts w:hint="default"/>
+          <w:lang w:val="en-US" w:eastAsia="zh-CN"/>
+        </w:rPr>
+      </w:pPr>
+      <w:r>
+        <w:rPr>
+          <w:rFonts w:hint="eastAsia"/>
+          <w:lang w:val="en-US" w:eastAsia="zh-CN"/>
+        </w:rPr>
+        <w:t>永远亭找辉夜，发现空了，留下字条，有急事要去月球，旁边看见八云紫的吐槽。</w:t>
+      </w:r>
+    </w:p>
+    <w:p>
+      <w:pPr>
+        <w:rPr>
+          <w:rFonts w:hint="default"/>
+          <w:lang w:val="en-US" w:eastAsia="zh-CN"/>
+        </w:rPr>
+      </w:pPr>
+      <w:r>
+        <w:rPr>
+          <w:rFonts w:hint="eastAsia"/>
+          <w:lang w:val="en-US" w:eastAsia="zh-CN"/>
+        </w:rPr>
+        <w:t>调查解救被兔子围攻的因幡帝和妹红</w:t>
+      </w:r>
+    </w:p>
+    <w:p>
+      <w:pPr>
+        <w:rPr>
+          <w:rFonts w:hint="eastAsia"/>
+          <w:lang w:val="en-US" w:eastAsia="zh-CN"/>
+        </w:rPr>
+      </w:pPr>
+      <w:r>
+        <w:rPr>
+          <w:rFonts w:hint="eastAsia"/>
+          <w:lang w:val="en-US" w:eastAsia="zh-CN"/>
+        </w:rPr>
+        <w:t>出去时遇见跑过来的早苗，说神社被围攻，八坂神奈子和泄矢诹访子守卫，决定去守矢神社。</w:t>
+      </w:r>
+    </w:p>
+    <w:p>
+      <w:pPr>
+        <w:rPr>
+          <w:rFonts w:hint="default"/>
+          <w:lang w:val="en-US" w:eastAsia="zh-CN"/>
+        </w:rPr>
+      </w:pPr>
+      <w:r>
+        <w:rPr>
+          <w:rFonts w:hint="eastAsia"/>
+          <w:lang w:val="en-US" w:eastAsia="zh-CN"/>
+        </w:rPr>
+        <w:t>半路突然一阵巨光闪起，攻击伤害失效，逃亡到妖怪山上。</w:t>
+      </w:r>
+    </w:p>
+    <w:p>
+      <w:pPr>
+        <w:rPr>
+          <w:rFonts w:hint="eastAsia"/>
+          <w:lang w:val="en-US" w:eastAsia="zh-CN"/>
+        </w:rPr>
+      </w:pPr>
+    </w:p>
+    <w:p>
+      <w:pPr>
+        <w:rPr>
+          <w:rFonts w:hint="eastAsia"/>
+          <w:lang w:val="en-US" w:eastAsia="zh-CN"/>
+        </w:rPr>
+      </w:pPr>
+      <w:r>
+        <w:rPr>
+          <w:rFonts w:hint="eastAsia"/>
+          <w:lang w:val="en-US" w:eastAsia="zh-CN"/>
+        </w:rPr>
+        <w:t>第四章（10分钟）</w:t>
+      </w:r>
+    </w:p>
+    <w:p>
+      <w:pPr>
+        <w:rPr>
+          <w:rFonts w:hint="default"/>
+          <w:lang w:val="en-US" w:eastAsia="zh-CN"/>
+        </w:rPr>
+      </w:pPr>
+      <w:r>
+        <w:rPr>
+          <w:rFonts w:hint="eastAsia"/>
+          <w:lang w:val="en-US" w:eastAsia="zh-CN"/>
+        </w:rPr>
+        <w:t>八云紫带八云蓝介绍新结界，发现涌出点——魔法之森深处，要求解决。结界多变，难以捉摸，以了解程度只能有效的攻击生效结界</w:t>
+      </w:r>
+    </w:p>
+    <w:p>
+      <w:pPr>
+        <w:rPr>
+          <w:rFonts w:hint="eastAsia"/>
+          <w:lang w:val="en-US" w:eastAsia="zh-CN"/>
+        </w:rPr>
+      </w:pPr>
+      <w:r>
+        <w:rPr>
+          <w:rFonts w:hint="eastAsia"/>
+          <w:lang w:val="en-US" w:eastAsia="zh-CN"/>
+        </w:rPr>
+        <w:t>到达收容所</w:t>
+      </w:r>
+    </w:p>
+    <w:p>
+      <w:pPr>
+        <w:rPr>
+          <w:rFonts w:hint="eastAsia"/>
+          <w:lang w:val="en-US" w:eastAsia="zh-CN"/>
+        </w:rPr>
+      </w:pPr>
+      <w:r>
+        <w:rPr>
+          <w:rFonts w:hint="eastAsia"/>
+          <w:lang w:val="en-US" w:eastAsia="zh-CN"/>
+        </w:rPr>
+        <w:t>见到 露露·托利亚（洋娃娃造型） 说主人命令不可违背，收集为研究魔力，找到制衡的方法，这一批已经没用了</w:t>
+      </w:r>
+    </w:p>
+    <w:p>
+      <w:pPr>
+        <w:rPr>
+          <w:rFonts w:hint="eastAsia"/>
+          <w:lang w:val="en-US" w:eastAsia="zh-CN"/>
+        </w:rPr>
+      </w:pPr>
+      <w:r>
+        <w:rPr>
+          <w:rFonts w:hint="eastAsia"/>
+          <w:lang w:val="en-US" w:eastAsia="zh-CN"/>
+        </w:rPr>
+        <w:t>红美玲、帕秋莉变强，打败</w:t>
+      </w:r>
+    </w:p>
+    <w:p>
+      <w:pPr>
+        <w:rPr>
+          <w:rFonts w:hint="eastAsia"/>
+          <w:lang w:val="en-US" w:eastAsia="zh-CN"/>
+        </w:rPr>
+      </w:pPr>
+      <w:r>
+        <w:rPr>
+          <w:rFonts w:hint="eastAsia"/>
+          <w:lang w:val="en-US" w:eastAsia="zh-CN"/>
+        </w:rPr>
+        <w:t>琪露诺，打败 发现没被控，说只要强大的，必须证明自己</w:t>
+      </w:r>
+    </w:p>
+    <w:p>
+      <w:pPr>
+        <w:rPr>
+          <w:rFonts w:hint="default"/>
+          <w:lang w:val="en-US" w:eastAsia="zh-CN"/>
+        </w:rPr>
+      </w:pPr>
+    </w:p>
+    <w:p>
+      <w:pPr>
+        <w:rPr>
+          <w:rFonts w:hint="default"/>
+          <w:lang w:val="en-US" w:eastAsia="zh-CN"/>
+        </w:rPr>
+      </w:pPr>
+      <w:r>
+        <w:rPr>
+          <w:rFonts w:hint="eastAsia"/>
+          <w:lang w:val="en-US" w:eastAsia="zh-CN"/>
+        </w:rPr>
+        <w:t>露露·托利亚 跑了，大地震。逃跑</w:t>
+      </w:r>
+    </w:p>
+    <w:p>
+      <w:pPr>
+        <w:rPr>
+          <w:rFonts w:hint="eastAsia"/>
+          <w:lang w:val="en-US" w:eastAsia="zh-CN"/>
+        </w:rPr>
+      </w:pPr>
+    </w:p>
+    <w:p>
+      <w:pPr>
+        <w:rPr>
+          <w:rFonts w:hint="eastAsia"/>
+          <w:lang w:val="en-US" w:eastAsia="zh-CN"/>
+        </w:rPr>
+      </w:pPr>
+      <w:r>
+        <w:rPr>
+          <w:rFonts w:hint="eastAsia"/>
+          <w:lang w:val="en-US" w:eastAsia="zh-CN"/>
+        </w:rPr>
+        <w:t>第五章（10分钟）</w:t>
+      </w:r>
+    </w:p>
+    <w:p>
+      <w:pPr>
+        <w:rPr>
+          <w:rFonts w:hint="eastAsia"/>
+          <w:lang w:val="en-US" w:eastAsia="zh-CN"/>
+        </w:rPr>
+      </w:pPr>
+      <w:r>
+        <w:rPr>
+          <w:rFonts w:hint="eastAsia"/>
+          <w:lang w:val="en-US" w:eastAsia="zh-CN"/>
+        </w:rPr>
+        <w:t>消灭幻想乡异变</w:t>
+      </w:r>
+    </w:p>
+    <w:p>
+      <w:pPr>
+        <w:rPr>
+          <w:rFonts w:hint="default"/>
+          <w:lang w:val="en-US" w:eastAsia="zh-CN"/>
+        </w:rPr>
+      </w:pPr>
+      <w:r>
+        <w:rPr>
+          <w:rFonts w:hint="eastAsia"/>
+          <w:lang w:val="en-US" w:eastAsia="zh-CN"/>
+        </w:rPr>
+        <w:t>追到森林深处，发现</w:t>
+      </w:r>
+    </w:p>
+    <w:p>
+      <w:pPr>
+        <w:rPr>
+          <w:rFonts w:hint="eastAsia"/>
+          <w:lang w:val="en-US" w:eastAsia="zh-CN"/>
+        </w:rPr>
+      </w:pPr>
+      <w:r>
+        <w:rPr>
+          <w:rFonts w:hint="eastAsia"/>
+          <w:lang w:val="en-US" w:eastAsia="zh-CN"/>
+        </w:rPr>
+        <w:t>被传送封印的白玉楼</w:t>
+      </w:r>
+    </w:p>
+    <w:p>
+      <w:pPr>
+        <w:rPr>
+          <w:rFonts w:hint="eastAsia"/>
+          <w:lang w:val="en-US" w:eastAsia="zh-CN"/>
+        </w:rPr>
+      </w:pPr>
+      <w:r>
+        <w:rPr>
+          <w:rFonts w:hint="eastAsia"/>
+          <w:lang w:val="en-US" w:eastAsia="zh-CN"/>
+        </w:rPr>
+        <w:t>芙兰朵露 因地震破坏 来了 加入幽幽子+妖梦 变强 打败</w:t>
+      </w:r>
+    </w:p>
+    <w:p>
+      <w:pPr>
+        <w:rPr>
+          <w:rFonts w:hint="eastAsia"/>
+          <w:lang w:val="en-US" w:eastAsia="zh-CN"/>
+        </w:rPr>
+      </w:pPr>
+      <w:r>
+        <w:rPr>
+          <w:rFonts w:hint="eastAsia"/>
+          <w:lang w:val="en-US" w:eastAsia="zh-CN"/>
+        </w:rPr>
+        <w:t>笼子里发现灵梦的鸟，死了，很悲伤</w:t>
+      </w:r>
+    </w:p>
+    <w:p>
+      <w:pPr>
+        <w:rPr>
+          <w:rFonts w:hint="default"/>
+          <w:lang w:val="en-US" w:eastAsia="zh-CN"/>
+        </w:rPr>
+      </w:pPr>
+      <w:r>
+        <w:rPr>
+          <w:rFonts w:hint="eastAsia"/>
+          <w:lang w:val="en-US" w:eastAsia="zh-CN"/>
+        </w:rPr>
+        <w:t>露露·托利亚现身 用收集的力量压制。八云紫带八云蓝境界维持，说已经破解了你们这里的结界，射命丸文提供各地参数+骚灵演奏音乐+妹红实验 降难度。</w:t>
+      </w:r>
+    </w:p>
+    <w:p>
+      <w:pPr>
+        <w:rPr>
+          <w:rFonts w:hint="eastAsia"/>
+          <w:lang w:val="en-US" w:eastAsia="zh-CN"/>
+        </w:rPr>
+      </w:pPr>
+      <w:r>
+        <w:rPr>
+          <w:rFonts w:hint="eastAsia"/>
+          <w:lang w:val="en-US" w:eastAsia="zh-CN"/>
+        </w:rPr>
+        <w:t>露露·托利亚 被打败，交给琪露诺，冻起来。灵梦说醒了后当鸟</w:t>
+      </w:r>
+    </w:p>
+    <w:p>
+      <w:pPr>
+        <w:rPr>
+          <w:rFonts w:hint="eastAsia"/>
+          <w:lang w:val="en-US" w:eastAsia="zh-CN"/>
+        </w:rPr>
+      </w:pPr>
+      <w:r>
+        <w:rPr>
+          <w:rFonts w:hint="eastAsia"/>
+          <w:lang w:val="en-US" w:eastAsia="zh-CN"/>
+        </w:rPr>
+        <w:t>八云紫说还不能放松，境外依然有感应。</w:t>
+      </w:r>
+    </w:p>
+    <w:p>
+      <w:pPr>
+        <w:rPr>
+          <w:rFonts w:hint="default"/>
+          <w:lang w:val="en-US" w:eastAsia="zh-CN"/>
+        </w:rPr>
+      </w:pPr>
+      <w:r>
+        <w:rPr>
+          <w:rFonts w:hint="eastAsia"/>
+          <w:lang w:val="en-US" w:eastAsia="zh-CN"/>
+        </w:rPr>
+        <w:t>小队出发</w:t>
+      </w:r>
+    </w:p>
+    <w:p>
+      <w:pPr>
+        <w:rPr>
+          <w:rFonts w:hint="eastAsia"/>
+          <w:lang w:val="en-US" w:eastAsia="zh-CN"/>
+        </w:rPr>
+      </w:pPr>
+      <w:r>
+        <w:rPr>
+          <w:rFonts w:hint="eastAsia"/>
+          <w:lang w:val="en-US" w:eastAsia="zh-CN"/>
+        </w:rPr>
+        <w:t>分支结局：</w:t>
+      </w:r>
+    </w:p>
+    <w:p>
+      <w:pPr>
+        <w:rPr>
+          <w:rFonts w:hint="default"/>
+          <w:lang w:val="en-US" w:eastAsia="zh-CN"/>
+        </w:rPr>
+      </w:pPr>
+      <w:r>
+        <w:rPr>
+          <w:rFonts w:hint="eastAsia"/>
+          <w:lang w:val="en-US" w:eastAsia="zh-CN"/>
+        </w:rPr>
+        <w:t>全部被控</w:t>
+      </w:r>
+    </w:p>
+    <w:p>
+      <w:pPr>
+        <w:rPr>
+          <w:rFonts w:hint="eastAsia"/>
+          <w:lang w:val="en-US" w:eastAsia="zh-CN"/>
+        </w:rPr>
+      </w:pPr>
+    </w:p>
+    <w:p>
+      <w:pPr>
+        <w:rPr>
+          <w:rFonts w:hint="eastAsia"/>
+          <w:lang w:val="en-US" w:eastAsia="zh-CN"/>
+        </w:rPr>
+      </w:pPr>
+      <w:r>
+        <w:rPr>
+          <w:rFonts w:hint="eastAsia"/>
+          <w:lang w:val="en-US" w:eastAsia="zh-CN"/>
+        </w:rPr>
+        <w:t>第六章（20分钟）</w:t>
+      </w:r>
+    </w:p>
+    <w:p>
+      <w:pPr>
+        <w:rPr>
+          <w:rFonts w:hint="eastAsia"/>
+          <w:lang w:val="en-US" w:eastAsia="zh-CN"/>
+        </w:rPr>
+      </w:pPr>
+      <w:r>
+        <w:rPr>
+          <w:rFonts w:hint="eastAsia"/>
+          <w:lang w:val="en-US" w:eastAsia="zh-CN"/>
+        </w:rPr>
+        <w:t>外面看到古明地恋和觉和河童 在打boss 秋叶原·杏子，然后动弹不得，这时候八云紫带其他人出面，硬控。</w:t>
+      </w:r>
+    </w:p>
+    <w:p>
+      <w:pPr>
+        <w:rPr>
+          <w:rFonts w:hint="eastAsia"/>
+          <w:lang w:val="en-US" w:eastAsia="zh-CN"/>
+        </w:rPr>
+      </w:pPr>
+      <w:r>
+        <w:rPr>
+          <w:rFonts w:hint="eastAsia"/>
+          <w:lang w:val="en-US" w:eastAsia="zh-CN"/>
+        </w:rPr>
+        <w:t>天空中一堆飞行器，镜头转到月亮，永琳带辉夜回归，全部击落</w:t>
+      </w:r>
+    </w:p>
+    <w:p>
+      <w:pPr>
+        <w:rPr>
+          <w:rFonts w:hint="default"/>
+          <w:lang w:val="en-US" w:eastAsia="zh-CN"/>
+        </w:rPr>
+      </w:pPr>
+      <w:r>
+        <w:rPr>
+          <w:rFonts w:hint="eastAsia"/>
+          <w:lang w:val="en-US" w:eastAsia="zh-CN"/>
+        </w:rPr>
+        <w:t>八云紫说分成三队，一队破坏反应堆，一队破坏防御装置，一队待机，等系统瘫痪马上杀出</w:t>
+      </w:r>
+    </w:p>
+    <w:p>
+      <w:pPr>
+        <w:rPr>
+          <w:rFonts w:hint="default"/>
+          <w:lang w:val="en-US" w:eastAsia="zh-CN"/>
+        </w:rPr>
+      </w:pPr>
+      <w:r>
+        <w:rPr>
+          <w:rFonts w:hint="eastAsia"/>
+          <w:lang w:val="en-US" w:eastAsia="zh-CN"/>
+        </w:rPr>
+        <w:t>小队B：蕾米莉亚+芙兰朵露+十六夜 破坏反应堆</w:t>
+      </w:r>
+    </w:p>
+    <w:p>
+      <w:pPr>
+        <w:rPr>
+          <w:rFonts w:hint="default"/>
+          <w:lang w:val="en-US" w:eastAsia="zh-CN"/>
+        </w:rPr>
+      </w:pPr>
+      <w:r>
+        <w:rPr>
+          <w:rFonts w:hint="eastAsia"/>
+          <w:lang w:val="en-US" w:eastAsia="zh-CN"/>
+        </w:rPr>
+        <w:t>小队C：早苗+幽幽子+妖梦 破坏防御结界机器</w:t>
+      </w:r>
+    </w:p>
+    <w:p>
+      <w:pPr>
+        <w:rPr>
+          <w:rFonts w:hint="default"/>
+          <w:lang w:val="en-US" w:eastAsia="zh-CN"/>
+        </w:rPr>
+      </w:pPr>
+      <w:r>
+        <w:rPr>
+          <w:rFonts w:hint="eastAsia"/>
+          <w:lang w:val="en-US" w:eastAsia="zh-CN"/>
+        </w:rPr>
+        <w:t>小队A：灵梦+雾雨+翠香 讨伐</w:t>
+      </w:r>
+    </w:p>
+    <w:p>
+      <w:pPr>
+        <w:rPr>
+          <w:rFonts w:hint="eastAsia"/>
+          <w:lang w:val="en-US" w:eastAsia="zh-CN"/>
+        </w:rPr>
+      </w:pPr>
+    </w:p>
+    <w:p>
+      <w:pPr>
+        <w:rPr>
+          <w:rFonts w:hint="eastAsia"/>
+          <w:lang w:val="en-US" w:eastAsia="zh-CN"/>
+        </w:rPr>
+      </w:pPr>
+      <w:r>
+        <w:rPr>
+          <w:rFonts w:hint="eastAsia"/>
+          <w:lang w:val="en-US" w:eastAsia="zh-CN"/>
+        </w:rPr>
+        <w:t>被击倒，说集中力量能全部无效化，掏出灭世枪，发现没子弹，被魔理沙偷走了：只有你会偷东西。</w:t>
+      </w:r>
+    </w:p>
+    <w:p>
+      <w:pPr>
+        <w:rPr>
+          <w:rFonts w:hint="eastAsia"/>
+          <w:lang w:val="en-US" w:eastAsia="zh-CN"/>
+        </w:rPr>
+      </w:pPr>
+      <w:r>
+        <w:rPr>
+          <w:rFonts w:hint="eastAsia"/>
+          <w:lang w:val="en-US" w:eastAsia="zh-CN"/>
+        </w:rPr>
+        <w:t>然后众人一起揍。</w:t>
+      </w:r>
+    </w:p>
+    <w:p>
+      <w:pPr>
+        <w:rPr>
+          <w:rFonts w:hint="default"/>
+          <w:lang w:val="en-US" w:eastAsia="zh-CN"/>
+        </w:rPr>
+      </w:pPr>
+      <w:r>
+        <w:rPr>
+          <w:rFonts w:hint="eastAsia"/>
+          <w:lang w:val="en-US" w:eastAsia="zh-CN"/>
+        </w:rPr>
+        <w:t>秋叶原·杏子放出一阵烟雾，然后消失了，结界也消失了。</w:t>
+      </w:r>
+    </w:p>
+    <w:p>
+      <w:pPr>
+        <w:rPr>
+          <w:rFonts w:hint="eastAsia"/>
+          <w:lang w:val="en-US" w:eastAsia="zh-CN"/>
+        </w:rPr>
+      </w:pPr>
+    </w:p>
+    <w:p>
+      <w:pPr>
+        <w:rPr>
+          <w:rFonts w:hint="default"/>
+          <w:lang w:val="en-US" w:eastAsia="zh-CN"/>
+        </w:rPr>
+      </w:pPr>
+      <w:r>
+        <w:rPr>
+          <w:rFonts w:hint="eastAsia"/>
+          <w:lang w:val="en-US" w:eastAsia="zh-CN"/>
+        </w:rPr>
+        <w:t>爱丽丝睡醒了，发现天亮了，阳光明媚，魔理沙拉着她去博丽神社聚会。露露·托利亚说丧失了之前的记忆，现在是人偶，会在边界游走当保安。翠香：给我买酒。灵梦：鸟还是不用当了。摸了一晚上还是冷的</w:t>
+      </w:r>
+    </w:p>
+    <w:p>
+      <w:pPr>
+        <w:rPr>
+          <w:rFonts w:hint="default"/>
+          <w:lang w:val="en-US" w:eastAsia="zh-CN"/>
+        </w:rPr>
+      </w:pPr>
+      <w:r>
+        <w:rPr>
+          <w:rFonts w:hint="eastAsia"/>
+          <w:lang w:val="en-US" w:eastAsia="zh-CN"/>
+        </w:rPr>
+        <w:t>随便写写</w:t>
+      </w:r>
+    </w:p>
+    <w:p>
+      <w:pPr>
+        <w:rPr>
+          <w:rFonts w:hint="default"/>
+          <w:lang w:val="en-US" w:eastAsia="zh-CN"/>
+        </w:rPr>
+      </w:pPr>
+      <w:r>
+        <w:rPr>
+          <w:rFonts w:hint="eastAsia"/>
+          <w:lang w:val="en-US" w:eastAsia="zh-CN"/>
+        </w:rPr>
+        <w:t>结局</w:t>
+      </w:r>
+    </w:p>
+    <w:p>
+      <w:pPr>
+        <w:rPr>
+          <w:rFonts w:hint="eastAsia"/>
+          <w:lang w:val="en-US" w:eastAsia="zh-CN"/>
+        </w:rPr>
+      </w:pPr>
+      <w:r>
+        <w:rPr>
+          <w:rFonts w:hint="eastAsia"/>
+          <w:lang w:val="en-US" w:eastAsia="zh-CN"/>
+        </w:rPr>
+        <w:t>分支结局：</w:t>
+      </w:r>
+    </w:p>
+    <w:p>
+      <w:pPr>
+        <w:rPr>
+          <w:rFonts w:hint="default"/>
+          <w:lang w:val="en-US" w:eastAsia="zh-CN"/>
+        </w:rPr>
+      </w:pPr>
+      <w:r>
+        <w:rPr>
+          <w:rFonts w:hint="eastAsia"/>
+          <w:lang w:val="en-US" w:eastAsia="zh-CN"/>
+        </w:rPr>
+        <w:t>幻想乡覆灭</w:t>
+      </w:r>
+    </w:p>
+    <w:p>
+      <w:pPr>
+        <w:rPr>
+          <w:rFonts w:hint="default"/>
+          <w:lang w:val="en-US" w:eastAsia="zh-CN"/>
+        </w:rPr>
+      </w:pPr>
     </w:p>
     <w:sectPr>
       <w:pgSz w:w="11906" w:h="16838"/>

--- a/ExtraAssets/文案/东方文案.docx
+++ b/ExtraAssets/文案/东方文案.docx
@@ -1,11 +1,12 @@
 
 <file path=word/document.xml><?xml version="1.0" encoding="utf-8"?>
-<w:document xmlns:wpc="http://schemas.microsoft.com/office/word/2010/wordprocessingCanvas" xmlns:mc="http://schemas.openxmlformats.org/markup-compatibility/2006" xmlns:o="urn:schemas-microsoft-com:office:office" xmlns:r="http://schemas.openxmlformats.org/officeDocument/2006/relationships" xmlns:m="http://schemas.openxmlformats.org/officeDocument/2006/math" xmlns:v="urn:schemas-microsoft-com:vml" xmlns:wp14="http://schemas.microsoft.com/office/word/2010/wordprocessingDrawing" xmlns:wp="http://schemas.openxmlformats.org/drawingml/2006/wordprocessingDrawing" xmlns:w="http://schemas.openxmlformats.org/wordprocessingml/2006/main" xmlns:w14="http://schemas.microsoft.com/office/word/2010/wordml" xmlns:w10="urn:schemas-microsoft-com:office:word" xmlns:w15="http://schemas.microsoft.com/office/word/2012/wordml" xmlns:wpg="http://schemas.microsoft.com/office/word/2010/wordprocessingGroup" xmlns:wpi="http://schemas.microsoft.com/office/word/2010/wordprocessingInk" xmlns:wne="http://schemas.microsoft.com/office/word/2006/wordml" xmlns:wps="http://schemas.microsoft.com/office/word/2010/wordprocessingShape" xmlns:wpsCustomData="http://www.wps.cn/officeDocument/2013/wpsCustomData" mc:Ignorable="w14 w15 wp14">
+<w:document xmlns:w="http://schemas.openxmlformats.org/wordprocessingml/2006/main" xmlns:wp="http://schemas.openxmlformats.org/drawingml/2006/wordprocessingDrawing" xmlns:r="http://schemas.openxmlformats.org/officeDocument/2006/relationships" xmlns:v="urn:schemas-microsoft-com:vml" xmlns:w10="urn:schemas-microsoft-com:office:word" xmlns:o="urn:schemas-microsoft-com:office:office" xmlns:wp14="http://schemas.microsoft.com/office/word/2010/wordprocessingDrawing" xmlns:w14="http://schemas.microsoft.com/office/word/2010/wordml" xmlns:mc="http://schemas.openxmlformats.org/markup-compatibility/2006" xmlns:m="http://schemas.openxmlformats.org/officeDocument/2006/math" xmlns:wps="http://schemas.microsoft.com/office/word/2010/wordprocessingShape" xmlns:wpg="http://schemas.microsoft.com/office/word/2010/wordprocessingGroup" xmlns:wpi="http://schemas.microsoft.com/office/word/2010/wordprocessingInk" xmlns:wpc="http://schemas.microsoft.com/office/word/2010/wordprocessingCanvas" xmlns:wpsCustomData="http://www.wps.cn/officeDocument/2013/wpsCustomData" mc:Ignorable="w14 wp14">
   <w:body>
     <w:p>
       <w:pPr>
-        <w:rPr>
-          <w:rFonts w:hint="default" w:eastAsia="宋体"/>
+        <w:pStyle w:val="style0"/>
+        <w:rPr>
+          <w:rFonts w:eastAsia="宋体" w:hint="default"/>
           <w:lang w:val="en-US" w:eastAsia="zh-CN"/>
         </w:rPr>
       </w:pPr>
@@ -18,7 +19,7 @@
       </w:r>
       <w:r>
         <w:rPr>
-          <w:rFonts w:ascii="宋体" w:hAnsi="宋体" w:eastAsia="宋体" w:cs="宋体"/>
+          <w:rFonts w:ascii="宋体" w:cs="宋体" w:eastAsia="宋体" w:hAnsi="宋体"/>
           <w:sz w:val="24"/>
           <w:szCs w:val="24"/>
         </w:rPr>
@@ -26,7 +27,7 @@
       </w:r>
       <w:r>
         <w:rPr>
-          <w:rFonts w:hint="eastAsia" w:ascii="宋体" w:hAnsi="宋体" w:eastAsia="宋体" w:cs="宋体"/>
+          <w:rFonts w:ascii="宋体" w:cs="宋体" w:eastAsia="宋体" w:hAnsi="宋体" w:hint="eastAsia"/>
           <w:sz w:val="24"/>
           <w:szCs w:val="24"/>
           <w:lang w:val="en-US" w:eastAsia="zh-CN"/>
@@ -43,6 +44,7 @@
     </w:p>
     <w:p>
       <w:pPr>
+        <w:pStyle w:val="style0"/>
         <w:rPr>
           <w:rFonts w:hint="default"/>
           <w:lang w:val="en-US" w:eastAsia="zh-CN"/>
@@ -58,6 +60,7 @@
     </w:p>
     <w:p>
       <w:pPr>
+        <w:pStyle w:val="style0"/>
         <w:rPr>
           <w:rFonts w:hint="default"/>
           <w:lang w:val="en-US" w:eastAsia="zh-CN"/>
@@ -73,8 +76,9 @@
     </w:p>
     <w:p>
       <w:pPr>
-        <w:rPr>
-          <w:rFonts w:hint="default" w:eastAsia="宋体"/>
+        <w:pStyle w:val="style0"/>
+        <w:rPr>
+          <w:rFonts w:eastAsia="宋体" w:hint="default"/>
           <w:lang w:val="en-US" w:eastAsia="zh-CN"/>
         </w:rPr>
       </w:pPr>
@@ -87,7 +91,7 @@
       </w:r>
       <w:r>
         <w:rPr>
-          <w:rFonts w:ascii="宋体" w:hAnsi="宋体" w:eastAsia="宋体" w:cs="宋体"/>
+          <w:rFonts w:ascii="宋体" w:cs="宋体" w:eastAsia="宋体" w:hAnsi="宋体"/>
           <w:sz w:val="24"/>
           <w:szCs w:val="24"/>
         </w:rPr>
@@ -95,7 +99,7 @@
       </w:r>
       <w:r>
         <w:rPr>
-          <w:rFonts w:hint="eastAsia" w:ascii="宋体" w:hAnsi="宋体" w:eastAsia="宋体" w:cs="宋体"/>
+          <w:rFonts w:ascii="宋体" w:cs="宋体" w:eastAsia="宋体" w:hAnsi="宋体" w:hint="eastAsia"/>
           <w:sz w:val="24"/>
           <w:szCs w:val="24"/>
           <w:lang w:val="en-US" w:eastAsia="zh-CN"/>
@@ -105,8 +109,9 @@
     </w:p>
     <w:p>
       <w:pPr>
-        <w:rPr>
-          <w:rFonts w:hint="default" w:ascii="宋体" w:hAnsi="宋体" w:eastAsia="宋体" w:cs="宋体"/>
+        <w:pStyle w:val="style0"/>
+        <w:rPr>
+          <w:rFonts w:ascii="宋体" w:cs="宋体" w:eastAsia="宋体" w:hAnsi="宋体" w:hint="default"/>
           <w:sz w:val="24"/>
           <w:szCs w:val="24"/>
           <w:lang w:val="en-US" w:eastAsia="zh-CN"/>
@@ -121,7 +126,7 @@
       </w:r>
       <w:r>
         <w:rPr>
-          <w:rFonts w:ascii="宋体" w:hAnsi="宋体" w:eastAsia="宋体" w:cs="宋体"/>
+          <w:rFonts w:ascii="宋体" w:cs="宋体" w:eastAsia="宋体" w:hAnsi="宋体"/>
           <w:sz w:val="24"/>
           <w:szCs w:val="24"/>
         </w:rPr>
@@ -129,7 +134,7 @@
       </w:r>
       <w:r>
         <w:rPr>
-          <w:rFonts w:hint="eastAsia" w:ascii="宋体" w:hAnsi="宋体" w:eastAsia="宋体" w:cs="宋体"/>
+          <w:rFonts w:ascii="宋体" w:cs="宋体" w:eastAsia="宋体" w:hAnsi="宋体" w:hint="eastAsia"/>
           <w:sz w:val="24"/>
           <w:szCs w:val="24"/>
           <w:lang w:val="en-US" w:eastAsia="zh-CN"/>
@@ -139,8 +144,9 @@
     </w:p>
     <w:p>
       <w:pPr>
-        <w:rPr>
-          <w:rFonts w:hint="default" w:ascii="宋体" w:hAnsi="宋体" w:eastAsia="宋体" w:cs="宋体"/>
+        <w:pStyle w:val="style0"/>
+        <w:rPr>
+          <w:rFonts w:ascii="宋体" w:cs="宋体" w:eastAsia="宋体" w:hAnsi="宋体" w:hint="default"/>
           <w:sz w:val="24"/>
           <w:szCs w:val="24"/>
           <w:lang w:val="en-US" w:eastAsia="zh-CN"/>
@@ -148,7 +154,7 @@
       </w:pPr>
       <w:r>
         <w:rPr>
-          <w:rFonts w:hint="eastAsia" w:ascii="宋体" w:hAnsi="宋体" w:eastAsia="宋体" w:cs="宋体"/>
+          <w:rFonts w:ascii="宋体" w:cs="宋体" w:eastAsia="宋体" w:hAnsi="宋体" w:hint="eastAsia"/>
           <w:sz w:val="24"/>
           <w:szCs w:val="24"/>
           <w:lang w:val="en-US" w:eastAsia="zh-CN"/>
@@ -157,7 +163,7 @@
       </w:r>
       <w:r>
         <w:rPr>
-          <w:rFonts w:ascii="宋体" w:hAnsi="宋体" w:eastAsia="宋体" w:cs="宋体"/>
+          <w:rFonts w:ascii="宋体" w:cs="宋体" w:eastAsia="宋体" w:hAnsi="宋体"/>
           <w:sz w:val="24"/>
           <w:szCs w:val="24"/>
         </w:rPr>
@@ -165,7 +171,7 @@
       </w:r>
       <w:r>
         <w:rPr>
-          <w:rFonts w:hint="eastAsia" w:ascii="宋体" w:hAnsi="宋体" w:eastAsia="宋体" w:cs="宋体"/>
+          <w:rFonts w:ascii="宋体" w:cs="宋体" w:eastAsia="宋体" w:hAnsi="宋体" w:hint="eastAsia"/>
           <w:sz w:val="24"/>
           <w:szCs w:val="24"/>
           <w:lang w:val="en-US" w:eastAsia="zh-CN"/>
@@ -181,7 +187,7 @@
       </w:r>
       <w:r>
         <w:rPr>
-          <w:rFonts w:hint="eastAsia" w:ascii="宋体" w:hAnsi="宋体" w:eastAsia="宋体" w:cs="宋体"/>
+          <w:rFonts w:ascii="宋体" w:cs="宋体" w:eastAsia="宋体" w:hAnsi="宋体" w:hint="eastAsia"/>
           <w:sz w:val="24"/>
           <w:szCs w:val="24"/>
           <w:lang w:val="en-US" w:eastAsia="zh-CN"/>
@@ -191,6 +197,7 @@
     </w:p>
     <w:p>
       <w:pPr>
+        <w:pStyle w:val="style0"/>
         <w:rPr>
           <w:rFonts w:hint="default"/>
           <w:lang w:val="en-US" w:eastAsia="zh-CN"/>
@@ -206,6 +213,7 @@
     </w:p>
     <w:p>
       <w:pPr>
+        <w:pStyle w:val="style0"/>
         <w:rPr>
           <w:rFonts w:hint="default"/>
           <w:lang w:val="en-US" w:eastAsia="zh-CN"/>
@@ -221,6 +229,7 @@
     </w:p>
     <w:p>
       <w:pPr>
+        <w:pStyle w:val="style0"/>
         <w:rPr>
           <w:rFonts w:hint="eastAsia"/>
           <w:lang w:val="en-US" w:eastAsia="zh-CN"/>
@@ -236,6 +245,7 @@
     </w:p>
     <w:p>
       <w:pPr>
+        <w:pStyle w:val="style0"/>
         <w:rPr>
           <w:rFonts w:hint="eastAsia"/>
           <w:lang w:val="en-US" w:eastAsia="zh-CN"/>
@@ -251,6 +261,7 @@
     </w:p>
     <w:p>
       <w:pPr>
+        <w:pStyle w:val="style0"/>
         <w:rPr>
           <w:rFonts w:hint="default"/>
           <w:lang w:val="en-US" w:eastAsia="zh-CN"/>
@@ -265,7 +276,7 @@
       </w:r>
       <w:r>
         <w:rPr>
-          <w:rFonts w:hint="eastAsia" w:ascii="宋体" w:hAnsi="宋体" w:eastAsia="宋体" w:cs="宋体"/>
+          <w:rFonts w:ascii="宋体" w:cs="宋体" w:eastAsia="宋体" w:hAnsi="宋体" w:hint="eastAsia"/>
           <w:sz w:val="24"/>
           <w:szCs w:val="24"/>
           <w:lang w:val="en-US" w:eastAsia="zh-CN"/>
@@ -275,8 +286,9 @@
     </w:p>
     <w:p>
       <w:pPr>
-        <w:rPr>
-          <w:rFonts w:hint="eastAsia" w:ascii="宋体" w:hAnsi="宋体" w:eastAsia="宋体" w:cs="宋体"/>
+        <w:pStyle w:val="style0"/>
+        <w:rPr>
+          <w:rFonts w:ascii="宋体" w:cs="宋体" w:eastAsia="宋体" w:hAnsi="宋体" w:hint="eastAsia"/>
           <w:sz w:val="24"/>
           <w:szCs w:val="24"/>
           <w:lang w:val="en-US" w:eastAsia="zh-CN"/>
@@ -291,7 +303,7 @@
       </w:r>
       <w:r>
         <w:rPr>
-          <w:rFonts w:hint="eastAsia" w:ascii="宋体" w:hAnsi="宋体" w:eastAsia="宋体" w:cs="宋体"/>
+          <w:rFonts w:ascii="宋体" w:cs="宋体" w:eastAsia="宋体" w:hAnsi="宋体" w:hint="eastAsia"/>
           <w:sz w:val="24"/>
           <w:szCs w:val="24"/>
           <w:lang w:val="en-US" w:eastAsia="zh-CN"/>
@@ -301,8 +313,9 @@
     </w:p>
     <w:p>
       <w:pPr>
-        <w:rPr>
-          <w:rFonts w:hint="eastAsia" w:ascii="宋体" w:hAnsi="宋体" w:eastAsia="宋体" w:cs="宋体"/>
+        <w:pStyle w:val="style0"/>
+        <w:rPr>
+          <w:rFonts w:ascii="宋体" w:cs="宋体" w:eastAsia="宋体" w:hAnsi="宋体" w:hint="eastAsia"/>
           <w:sz w:val="24"/>
           <w:szCs w:val="24"/>
           <w:lang w:val="en-US" w:eastAsia="zh-CN"/>
@@ -310,7 +323,7 @@
       </w:pPr>
       <w:r>
         <w:rPr>
-          <w:rFonts w:hint="eastAsia" w:ascii="宋体" w:hAnsi="宋体" w:eastAsia="宋体" w:cs="宋体"/>
+          <w:rFonts w:ascii="宋体" w:cs="宋体" w:eastAsia="宋体" w:hAnsi="宋体" w:hint="eastAsia"/>
           <w:sz w:val="24"/>
           <w:szCs w:val="24"/>
           <w:lang w:val="en-US" w:eastAsia="zh-CN"/>
@@ -320,8 +333,9 @@
     </w:p>
     <w:p>
       <w:pPr>
-        <w:rPr>
-          <w:rFonts w:hint="eastAsia" w:ascii="宋体" w:hAnsi="宋体" w:eastAsia="宋体" w:cs="宋体"/>
+        <w:pStyle w:val="style0"/>
+        <w:rPr>
+          <w:rFonts w:ascii="宋体" w:cs="宋体" w:eastAsia="宋体" w:hAnsi="宋体" w:hint="eastAsia"/>
           <w:sz w:val="24"/>
           <w:szCs w:val="24"/>
           <w:lang w:val="en-US" w:eastAsia="zh-CN"/>
@@ -329,7 +343,7 @@
       </w:pPr>
       <w:r>
         <w:rPr>
-          <w:rFonts w:hint="eastAsia" w:ascii="宋体" w:hAnsi="宋体" w:eastAsia="宋体" w:cs="宋体"/>
+          <w:rFonts w:ascii="宋体" w:cs="宋体" w:eastAsia="宋体" w:hAnsi="宋体" w:hint="eastAsia"/>
           <w:sz w:val="24"/>
           <w:szCs w:val="24"/>
           <w:lang w:val="en-US" w:eastAsia="zh-CN"/>
@@ -339,8 +353,9 @@
     </w:p>
     <w:p>
       <w:pPr>
-        <w:rPr>
-          <w:rFonts w:hint="eastAsia" w:ascii="宋体" w:hAnsi="宋体" w:eastAsia="宋体" w:cs="宋体"/>
+        <w:pStyle w:val="style0"/>
+        <w:rPr>
+          <w:rFonts w:ascii="宋体" w:cs="宋体" w:eastAsia="宋体" w:hAnsi="宋体" w:hint="eastAsia"/>
           <w:sz w:val="24"/>
           <w:szCs w:val="24"/>
           <w:lang w:val="en-US" w:eastAsia="zh-CN"/>
@@ -348,7 +363,7 @@
       </w:pPr>
       <w:r>
         <w:rPr>
-          <w:rFonts w:hint="eastAsia" w:ascii="宋体" w:hAnsi="宋体" w:eastAsia="宋体" w:cs="宋体"/>
+          <w:rFonts w:ascii="宋体" w:cs="宋体" w:eastAsia="宋体" w:hAnsi="宋体" w:hint="eastAsia"/>
           <w:sz w:val="24"/>
           <w:szCs w:val="24"/>
           <w:lang w:val="en-US" w:eastAsia="zh-CN"/>
@@ -358,6 +373,7 @@
     </w:p>
     <w:p>
       <w:pPr>
+        <w:pStyle w:val="style0"/>
         <w:rPr>
           <w:rFonts w:hint="default"/>
           <w:lang w:val="en-US" w:eastAsia="zh-CN"/>
@@ -373,6 +389,7 @@
     </w:p>
     <w:p>
       <w:pPr>
+        <w:pStyle w:val="style0"/>
         <w:rPr>
           <w:rFonts w:hint="default"/>
           <w:lang w:val="en-US" w:eastAsia="zh-CN"/>
@@ -388,6 +405,7 @@
     </w:p>
     <w:p>
       <w:pPr>
+        <w:pStyle w:val="style0"/>
         <w:rPr>
           <w:rFonts w:hint="eastAsia"/>
           <w:lang w:val="en-US" w:eastAsia="zh-CN"/>
@@ -403,6 +421,7 @@
     </w:p>
     <w:p>
       <w:pPr>
+        <w:pStyle w:val="style0"/>
         <w:rPr>
           <w:rFonts w:hint="default"/>
           <w:lang w:val="en-US" w:eastAsia="zh-CN"/>
@@ -418,6 +437,7 @@
     </w:p>
     <w:p>
       <w:pPr>
+        <w:pStyle w:val="style0"/>
         <w:rPr>
           <w:rFonts w:hint="default"/>
           <w:lang w:val="en-US" w:eastAsia="zh-CN"/>
@@ -433,6 +453,7 @@
     </w:p>
     <w:p>
       <w:pPr>
+        <w:pStyle w:val="style0"/>
         <w:rPr>
           <w:rFonts w:hint="eastAsia"/>
           <w:lang w:val="en-US" w:eastAsia="zh-CN"/>
@@ -448,6 +469,7 @@
     </w:p>
     <w:p>
       <w:pPr>
+        <w:pStyle w:val="style0"/>
         <w:rPr>
           <w:rFonts w:hint="eastAsia"/>
           <w:lang w:val="en-US" w:eastAsia="zh-CN"/>
@@ -463,6 +485,7 @@
     </w:p>
     <w:p>
       <w:pPr>
+        <w:pStyle w:val="style0"/>
         <w:rPr>
           <w:rFonts w:hint="default"/>
           <w:lang w:val="en-US" w:eastAsia="zh-CN"/>
@@ -478,6 +501,7 @@
     </w:p>
     <w:p>
       <w:pPr>
+        <w:pStyle w:val="style0"/>
         <w:rPr>
           <w:rFonts w:hint="eastAsia"/>
           <w:lang w:val="en-US" w:eastAsia="zh-CN"/>
@@ -493,6 +517,7 @@
     </w:p>
     <w:p>
       <w:pPr>
+        <w:pStyle w:val="style0"/>
         <w:rPr>
           <w:rFonts w:hint="eastAsia"/>
           <w:lang w:val="en-US" w:eastAsia="zh-CN"/>
@@ -508,6 +533,7 @@
     </w:p>
     <w:p>
       <w:pPr>
+        <w:pStyle w:val="style0"/>
         <w:rPr>
           <w:rFonts w:hint="eastAsia"/>
           <w:lang w:val="en-US" w:eastAsia="zh-CN"/>
@@ -523,6 +549,7 @@
     </w:p>
     <w:p>
       <w:pPr>
+        <w:pStyle w:val="style0"/>
         <w:rPr>
           <w:rFonts w:hint="default"/>
           <w:lang w:val="en-US" w:eastAsia="zh-CN"/>
@@ -538,8 +565,9 @@
     </w:p>
     <w:p>
       <w:pPr>
-        <w:rPr>
-          <w:rFonts w:hint="default" w:ascii="宋体" w:hAnsi="宋体" w:eastAsia="宋体" w:cs="宋体"/>
+        <w:pStyle w:val="style0"/>
+        <w:rPr>
+          <w:rFonts w:ascii="宋体" w:cs="宋体" w:eastAsia="宋体" w:hAnsi="宋体" w:hint="default"/>
           <w:sz w:val="24"/>
           <w:szCs w:val="24"/>
           <w:lang w:val="en-US" w:eastAsia="zh-CN"/>
@@ -548,8 +576,9 @@
     </w:p>
     <w:p>
       <w:pPr>
-        <w:rPr>
-          <w:rFonts w:hint="default" w:ascii="宋体" w:hAnsi="宋体" w:eastAsia="宋体" w:cs="宋体"/>
+        <w:pStyle w:val="style0"/>
+        <w:rPr>
+          <w:rFonts w:ascii="宋体" w:cs="宋体" w:eastAsia="宋体" w:hAnsi="宋体" w:hint="default"/>
           <w:sz w:val="24"/>
           <w:szCs w:val="24"/>
           <w:lang w:val="en-US" w:eastAsia="zh-CN"/>
@@ -558,22 +587,25 @@
     </w:p>
     <w:p>
       <w:pPr>
-        <w:rPr>
-          <w:rFonts w:hint="default"/>
-          <w:lang w:val="en-US" w:eastAsia="zh-CN"/>
-        </w:rPr>
-      </w:pPr>
-    </w:p>
-    <w:p>
-      <w:pPr>
-        <w:rPr>
-          <w:rFonts w:hint="eastAsia"/>
-          <w:lang w:val="en-US" w:eastAsia="zh-CN"/>
-        </w:rPr>
-      </w:pPr>
-    </w:p>
-    <w:p>
-      <w:pPr>
+        <w:pStyle w:val="style0"/>
+        <w:rPr>
+          <w:rFonts w:hint="default"/>
+          <w:lang w:val="en-US" w:eastAsia="zh-CN"/>
+        </w:rPr>
+      </w:pPr>
+    </w:p>
+    <w:p>
+      <w:pPr>
+        <w:pStyle w:val="style0"/>
+        <w:rPr>
+          <w:rFonts w:hint="eastAsia"/>
+          <w:lang w:val="en-US" w:eastAsia="zh-CN"/>
+        </w:rPr>
+      </w:pPr>
+    </w:p>
+    <w:p>
+      <w:pPr>
+        <w:pStyle w:val="style0"/>
         <w:rPr>
           <w:rFonts w:hint="eastAsia"/>
           <w:lang w:val="en-US" w:eastAsia="zh-CN"/>
@@ -589,6 +621,7 @@
     </w:p>
     <w:p>
       <w:pPr>
+        <w:pStyle w:val="style0"/>
         <w:rPr>
           <w:rFonts w:hint="default"/>
           <w:lang w:val="en-US" w:eastAsia="zh-CN"/>
@@ -604,6 +637,7 @@
     </w:p>
     <w:p>
       <w:pPr>
+        <w:pStyle w:val="style0"/>
         <w:rPr>
           <w:rFonts w:hint="eastAsia"/>
           <w:lang w:val="en-US" w:eastAsia="zh-CN"/>
@@ -619,6 +653,7 @@
     </w:p>
     <w:p>
       <w:pPr>
+        <w:pStyle w:val="style0"/>
         <w:rPr>
           <w:rFonts w:hint="eastAsia"/>
           <w:lang w:val="en-US" w:eastAsia="zh-CN"/>
@@ -634,6 +669,7 @@
     </w:p>
     <w:p>
       <w:pPr>
+        <w:pStyle w:val="style0"/>
         <w:rPr>
           <w:rFonts w:hint="default"/>
           <w:lang w:val="en-US" w:eastAsia="zh-CN"/>
@@ -649,6 +685,7 @@
     </w:p>
     <w:p>
       <w:pPr>
+        <w:pStyle w:val="style0"/>
         <w:rPr>
           <w:rFonts w:hint="eastAsia"/>
           <w:lang w:val="en-US" w:eastAsia="zh-CN"/>
@@ -663,11 +700,11 @@
       </w:r>
       <w:r>
         <w:rPr>
-          <w:rFonts w:hint="eastAsia" w:asciiTheme="minorHAnsi" w:hAnsiTheme="minorHAnsi" w:eastAsiaTheme="minorEastAsia" w:cstheme="minorBidi"/>
+          <w:rFonts w:ascii="Calibri" w:cs="宋体" w:eastAsia="宋体" w:hAnsi="Calibri" w:hint="eastAsia"/>
           <w:kern w:val="2"/>
           <w:sz w:val="21"/>
           <w:szCs w:val="24"/>
-          <w:lang w:val="en-US" w:eastAsia="zh-CN" w:bidi="ar-SA"/>
+          <w:lang w:val="en-US" w:bidi="ar-SA" w:eastAsia="zh-CN"/>
         </w:rPr>
         <w:t>窗外</w:t>
       </w:r>
@@ -681,6 +718,7 @@
     </w:p>
     <w:p>
       <w:pPr>
+        <w:pStyle w:val="style0"/>
         <w:rPr>
           <w:rFonts w:hint="default"/>
           <w:lang w:val="en-US" w:eastAsia="zh-CN"/>
@@ -696,14 +734,16 @@
     </w:p>
     <w:p>
       <w:pPr>
-        <w:rPr>
-          <w:rFonts w:hint="default"/>
-          <w:lang w:val="en-US" w:eastAsia="zh-CN"/>
-        </w:rPr>
-      </w:pPr>
-    </w:p>
-    <w:p>
-      <w:pPr>
+        <w:pStyle w:val="style0"/>
+        <w:rPr>
+          <w:rFonts w:hint="default"/>
+          <w:lang w:val="en-US" w:eastAsia="zh-CN"/>
+        </w:rPr>
+      </w:pPr>
+    </w:p>
+    <w:p>
+      <w:pPr>
+        <w:pStyle w:val="style0"/>
         <w:rPr>
           <w:rFonts w:hint="eastAsia"/>
           <w:lang w:val="en-US" w:eastAsia="zh-CN"/>
@@ -719,14 +759,16 @@
     </w:p>
     <w:p>
       <w:pPr>
-        <w:rPr>
-          <w:rFonts w:hint="eastAsia"/>
-          <w:lang w:val="en-US" w:eastAsia="zh-CN"/>
-        </w:rPr>
-      </w:pPr>
-    </w:p>
-    <w:p>
-      <w:pPr>
+        <w:pStyle w:val="style0"/>
+        <w:rPr>
+          <w:rFonts w:hint="eastAsia"/>
+          <w:lang w:val="en-US" w:eastAsia="zh-CN"/>
+        </w:rPr>
+      </w:pPr>
+    </w:p>
+    <w:p>
+      <w:pPr>
+        <w:pStyle w:val="style0"/>
         <w:rPr>
           <w:rFonts w:hint="eastAsia"/>
           <w:lang w:val="en-US" w:eastAsia="zh-CN"/>
@@ -742,6 +784,7 @@
     </w:p>
     <w:p>
       <w:pPr>
+        <w:pStyle w:val="style0"/>
         <w:rPr>
           <w:rFonts w:hint="eastAsia"/>
           <w:lang w:val="en-US" w:eastAsia="zh-CN"/>
@@ -757,6 +800,7 @@
     </w:p>
     <w:p>
       <w:pPr>
+        <w:pStyle w:val="style0"/>
         <w:rPr>
           <w:rFonts w:hint="eastAsia"/>
           <w:lang w:val="en-US" w:eastAsia="zh-CN"/>
@@ -772,6 +816,7 @@
     </w:p>
     <w:p>
       <w:pPr>
+        <w:pStyle w:val="style0"/>
         <w:rPr>
           <w:rFonts w:hint="eastAsia"/>
           <w:lang w:val="en-US" w:eastAsia="zh-CN"/>
@@ -787,6 +832,7 @@
     </w:p>
     <w:p>
       <w:pPr>
+        <w:pStyle w:val="style0"/>
         <w:rPr>
           <w:rFonts w:hint="eastAsia"/>
           <w:lang w:val="en-US" w:eastAsia="zh-CN"/>
@@ -802,6 +848,7 @@
     </w:p>
     <w:p>
       <w:pPr>
+        <w:pStyle w:val="style0"/>
         <w:rPr>
           <w:rFonts w:hint="eastAsia"/>
           <w:lang w:val="en-US" w:eastAsia="zh-CN"/>
@@ -817,6 +864,7 @@
     </w:p>
     <w:p>
       <w:pPr>
+        <w:pStyle w:val="style0"/>
         <w:rPr>
           <w:rFonts w:hint="default"/>
           <w:lang w:val="en-US" w:eastAsia="zh-CN"/>
@@ -832,6 +880,7 @@
     </w:p>
     <w:p>
       <w:pPr>
+        <w:pStyle w:val="style0"/>
         <w:rPr>
           <w:rFonts w:hint="eastAsia"/>
           <w:lang w:val="en-US" w:eastAsia="zh-CN"/>
@@ -847,6 +896,7 @@
     </w:p>
     <w:p>
       <w:pPr>
+        <w:pStyle w:val="style0"/>
         <w:rPr>
           <w:rFonts w:hint="eastAsia"/>
           <w:lang w:val="en-US" w:eastAsia="zh-CN"/>
@@ -862,6 +912,7 @@
     </w:p>
     <w:p>
       <w:pPr>
+        <w:pStyle w:val="style0"/>
         <w:rPr>
           <w:rFonts w:hint="eastAsia"/>
           <w:lang w:val="en-US" w:eastAsia="zh-CN"/>
@@ -877,6 +928,7 @@
     </w:p>
     <w:p>
       <w:pPr>
+        <w:pStyle w:val="style0"/>
         <w:rPr>
           <w:rFonts w:hint="eastAsia"/>
           <w:lang w:val="en-US" w:eastAsia="zh-CN"/>
@@ -892,6 +944,7 @@
     </w:p>
     <w:p>
       <w:pPr>
+        <w:pStyle w:val="style0"/>
         <w:rPr>
           <w:rFonts w:hint="eastAsia"/>
           <w:lang w:val="en-US" w:eastAsia="zh-CN"/>
@@ -907,14 +960,16 @@
     </w:p>
     <w:p>
       <w:pPr>
-        <w:rPr>
-          <w:rFonts w:hint="eastAsia"/>
-          <w:lang w:val="en-US" w:eastAsia="zh-CN"/>
-        </w:rPr>
-      </w:pPr>
-    </w:p>
-    <w:p>
-      <w:pPr>
+        <w:pStyle w:val="style0"/>
+        <w:rPr>
+          <w:rFonts w:hint="eastAsia"/>
+          <w:lang w:val="en-US" w:eastAsia="zh-CN"/>
+        </w:rPr>
+      </w:pPr>
+    </w:p>
+    <w:p>
+      <w:pPr>
+        <w:pStyle w:val="style0"/>
         <w:rPr>
           <w:rFonts w:hint="default"/>
           <w:lang w:val="en-US" w:eastAsia="zh-CN"/>
@@ -930,6 +985,7 @@
     </w:p>
     <w:p>
       <w:pPr>
+        <w:pStyle w:val="style0"/>
         <w:rPr>
           <w:rFonts w:hint="eastAsia"/>
           <w:lang w:val="en-US" w:eastAsia="zh-CN"/>
@@ -945,6 +1001,7 @@
     </w:p>
     <w:p>
       <w:pPr>
+        <w:pStyle w:val="style0"/>
         <w:rPr>
           <w:rFonts w:hint="eastAsia"/>
           <w:lang w:val="en-US" w:eastAsia="zh-CN"/>
@@ -960,6 +1017,7 @@
     </w:p>
     <w:p>
       <w:pPr>
+        <w:pStyle w:val="style0"/>
         <w:rPr>
           <w:rFonts w:hint="eastAsia"/>
           <w:lang w:val="en-US" w:eastAsia="zh-CN"/>
@@ -975,6 +1033,7 @@
     </w:p>
     <w:p>
       <w:pPr>
+        <w:pStyle w:val="style0"/>
         <w:rPr>
           <w:rFonts w:hint="eastAsia"/>
           <w:lang w:val="en-US" w:eastAsia="zh-CN"/>
@@ -990,6 +1049,7 @@
     </w:p>
     <w:p>
       <w:pPr>
+        <w:pStyle w:val="style0"/>
         <w:rPr>
           <w:rFonts w:hint="eastAsia"/>
           <w:lang w:val="en-US" w:eastAsia="zh-CN"/>
@@ -1005,6 +1065,7 @@
     </w:p>
     <w:p>
       <w:pPr>
+        <w:pStyle w:val="style0"/>
         <w:rPr>
           <w:rFonts w:hint="eastAsia"/>
           <w:lang w:val="en-US" w:eastAsia="zh-CN"/>
@@ -1020,6 +1081,7 @@
     </w:p>
     <w:p>
       <w:pPr>
+        <w:pStyle w:val="style0"/>
         <w:rPr>
           <w:rFonts w:hint="eastAsia"/>
           <w:lang w:val="en-US" w:eastAsia="zh-CN"/>
@@ -1035,6 +1097,7 @@
     </w:p>
     <w:p>
       <w:pPr>
+        <w:pStyle w:val="style0"/>
         <w:rPr>
           <w:rFonts w:hint="eastAsia"/>
           <w:lang w:val="en-US" w:eastAsia="zh-CN"/>
@@ -1050,6 +1113,7 @@
     </w:p>
     <w:p>
       <w:pPr>
+        <w:pStyle w:val="style0"/>
         <w:rPr>
           <w:rFonts w:hint="default"/>
           <w:lang w:val="en-US" w:eastAsia="zh-CN"/>
@@ -1065,6 +1129,7 @@
     </w:p>
     <w:p>
       <w:pPr>
+        <w:pStyle w:val="style0"/>
         <w:rPr>
           <w:rFonts w:hint="eastAsia"/>
           <w:lang w:val="en-US" w:eastAsia="zh-CN"/>
@@ -1080,6 +1145,7 @@
     </w:p>
     <w:p>
       <w:pPr>
+        <w:pStyle w:val="style0"/>
         <w:rPr>
           <w:rFonts w:hint="default"/>
           <w:lang w:val="en-US" w:eastAsia="zh-CN"/>
@@ -1095,6 +1161,7 @@
     </w:p>
     <w:p>
       <w:pPr>
+        <w:pStyle w:val="style0"/>
         <w:rPr>
           <w:rFonts w:hint="eastAsia"/>
           <w:lang w:val="en-US" w:eastAsia="zh-CN"/>
@@ -1110,6 +1177,7 @@
     </w:p>
     <w:p>
       <w:pPr>
+        <w:pStyle w:val="style0"/>
         <w:rPr>
           <w:rFonts w:hint="eastAsia"/>
           <w:lang w:val="en-US" w:eastAsia="zh-CN"/>
@@ -1125,6 +1193,7 @@
     </w:p>
     <w:p>
       <w:pPr>
+        <w:pStyle w:val="style0"/>
         <w:rPr>
           <w:rFonts w:hint="eastAsia"/>
           <w:lang w:val="en-US" w:eastAsia="zh-CN"/>
@@ -1140,6 +1209,7 @@
     </w:p>
     <w:p>
       <w:pPr>
+        <w:pStyle w:val="style0"/>
         <w:rPr>
           <w:rFonts w:hint="eastAsia"/>
           <w:lang w:val="en-US" w:eastAsia="zh-CN"/>
@@ -1155,6 +1225,7 @@
     </w:p>
     <w:p>
       <w:pPr>
+        <w:pStyle w:val="style0"/>
         <w:rPr>
           <w:rFonts w:hint="default"/>
           <w:lang w:val="en-US" w:eastAsia="zh-CN"/>
@@ -1170,14 +1241,16 @@
     </w:p>
     <w:p>
       <w:pPr>
-        <w:rPr>
-          <w:rFonts w:hint="default"/>
-          <w:lang w:val="en-US" w:eastAsia="zh-CN"/>
-        </w:rPr>
-      </w:pPr>
-    </w:p>
-    <w:p>
-      <w:pPr>
+        <w:pStyle w:val="style0"/>
+        <w:rPr>
+          <w:rFonts w:hint="default"/>
+          <w:lang w:val="en-US" w:eastAsia="zh-CN"/>
+        </w:rPr>
+      </w:pPr>
+    </w:p>
+    <w:p>
+      <w:pPr>
+        <w:pStyle w:val="style0"/>
         <w:rPr>
           <w:rFonts w:hint="default"/>
           <w:lang w:val="en-US" w:eastAsia="zh-CN"/>
@@ -1193,6 +1266,7 @@
     </w:p>
     <w:p>
       <w:pPr>
+        <w:pStyle w:val="style0"/>
         <w:rPr>
           <w:rFonts w:hint="eastAsia"/>
           <w:lang w:val="en-US" w:eastAsia="zh-CN"/>
@@ -1208,6 +1282,7 @@
     </w:p>
     <w:p>
       <w:pPr>
+        <w:pStyle w:val="style0"/>
         <w:rPr>
           <w:rFonts w:hint="eastAsia"/>
           <w:lang w:val="en-US" w:eastAsia="zh-CN"/>
@@ -1223,6 +1298,7 @@
     </w:p>
     <w:p>
       <w:pPr>
+        <w:pStyle w:val="style0"/>
         <w:rPr>
           <w:rFonts w:hint="default"/>
           <w:lang w:val="en-US" w:eastAsia="zh-CN"/>
@@ -1238,6 +1314,7 @@
     </w:p>
     <w:p>
       <w:pPr>
+        <w:pStyle w:val="style0"/>
         <w:rPr>
           <w:rFonts w:hint="eastAsia"/>
           <w:lang w:val="en-US" w:eastAsia="zh-CN"/>
@@ -1253,6 +1330,7 @@
     </w:p>
     <w:p>
       <w:pPr>
+        <w:pStyle w:val="style0"/>
         <w:rPr>
           <w:rFonts w:hint="eastAsia"/>
           <w:lang w:val="en-US" w:eastAsia="zh-CN"/>
@@ -1268,6 +1346,7 @@
     </w:p>
     <w:p>
       <w:pPr>
+        <w:pStyle w:val="style0"/>
         <w:rPr>
           <w:rFonts w:hint="eastAsia"/>
           <w:lang w:val="en-US" w:eastAsia="zh-CN"/>
@@ -1283,6 +1362,7 @@
     </w:p>
     <w:p>
       <w:pPr>
+        <w:pStyle w:val="style0"/>
         <w:rPr>
           <w:rFonts w:hint="default"/>
           <w:lang w:val="en-US" w:eastAsia="zh-CN"/>
@@ -1298,6 +1378,7 @@
     </w:p>
     <w:p>
       <w:pPr>
+        <w:pStyle w:val="style0"/>
         <w:rPr>
           <w:rFonts w:hint="eastAsia"/>
           <w:lang w:val="en-US" w:eastAsia="zh-CN"/>
@@ -1313,6 +1394,7 @@
     </w:p>
     <w:p>
       <w:pPr>
+        <w:pStyle w:val="style0"/>
         <w:rPr>
           <w:rFonts w:hint="default"/>
           <w:lang w:val="en-US" w:eastAsia="zh-CN"/>
@@ -1328,6 +1410,7 @@
     </w:p>
     <w:p>
       <w:pPr>
+        <w:pStyle w:val="style0"/>
         <w:rPr>
           <w:rFonts w:hint="default"/>
           <w:lang w:val="en-US" w:eastAsia="zh-CN"/>
@@ -1343,6 +1426,7 @@
     </w:p>
     <w:p>
       <w:pPr>
+        <w:pStyle w:val="style0"/>
         <w:rPr>
           <w:rFonts w:hint="eastAsia"/>
           <w:lang w:val="en-US" w:eastAsia="zh-CN"/>
@@ -1358,6 +1442,7 @@
     </w:p>
     <w:p>
       <w:pPr>
+        <w:pStyle w:val="style0"/>
         <w:rPr>
           <w:rFonts w:hint="default"/>
           <w:lang w:val="en-US" w:eastAsia="zh-CN"/>
@@ -1373,6 +1458,7 @@
     </w:p>
     <w:p>
       <w:pPr>
+        <w:pStyle w:val="style0"/>
         <w:rPr>
           <w:rFonts w:hint="eastAsia"/>
           <w:lang w:val="en-US" w:eastAsia="zh-CN"/>
@@ -1388,6 +1474,7 @@
     </w:p>
     <w:p>
       <w:pPr>
+        <w:pStyle w:val="style0"/>
         <w:rPr>
           <w:rFonts w:hint="eastAsia"/>
           <w:lang w:val="en-US" w:eastAsia="zh-CN"/>
@@ -1403,6 +1490,7 @@
     </w:p>
     <w:p>
       <w:pPr>
+        <w:pStyle w:val="style0"/>
         <w:rPr>
           <w:rFonts w:hint="eastAsia"/>
           <w:lang w:val="en-US" w:eastAsia="zh-CN"/>
@@ -1418,6 +1506,7 @@
     </w:p>
     <w:p>
       <w:pPr>
+        <w:pStyle w:val="style0"/>
         <w:rPr>
           <w:rFonts w:hint="eastAsia"/>
           <w:lang w:val="en-US" w:eastAsia="zh-CN"/>
@@ -1433,14 +1522,16 @@
     </w:p>
     <w:p>
       <w:pPr>
-        <w:rPr>
-          <w:rFonts w:hint="eastAsia"/>
-          <w:lang w:val="en-US" w:eastAsia="zh-CN"/>
-        </w:rPr>
-      </w:pPr>
-    </w:p>
-    <w:p>
-      <w:pPr>
+        <w:pStyle w:val="style0"/>
+        <w:rPr>
+          <w:rFonts w:hint="eastAsia"/>
+          <w:lang w:val="en-US" w:eastAsia="zh-CN"/>
+        </w:rPr>
+      </w:pPr>
+    </w:p>
+    <w:p>
+      <w:pPr>
+        <w:pStyle w:val="style0"/>
         <w:rPr>
           <w:rFonts w:hint="eastAsia"/>
           <w:lang w:val="en-US" w:eastAsia="zh-CN"/>
@@ -1456,14 +1547,16 @@
     </w:p>
     <w:p>
       <w:pPr>
-        <w:rPr>
-          <w:rFonts w:hint="eastAsia"/>
-          <w:lang w:val="en-US" w:eastAsia="zh-CN"/>
-        </w:rPr>
-      </w:pPr>
-    </w:p>
-    <w:p>
-      <w:pPr>
+        <w:pStyle w:val="style0"/>
+        <w:rPr>
+          <w:rFonts w:hint="eastAsia"/>
+          <w:lang w:val="en-US" w:eastAsia="zh-CN"/>
+        </w:rPr>
+      </w:pPr>
+    </w:p>
+    <w:p>
+      <w:pPr>
+        <w:pStyle w:val="style0"/>
         <w:rPr>
           <w:rFonts w:hint="eastAsia"/>
           <w:lang w:val="en-US" w:eastAsia="zh-CN"/>
@@ -1479,6 +1572,7 @@
     </w:p>
     <w:p>
       <w:pPr>
+        <w:pStyle w:val="style0"/>
         <w:rPr>
           <w:rFonts w:hint="eastAsia"/>
           <w:lang w:val="en-US" w:eastAsia="zh-CN"/>
@@ -1494,6 +1588,7 @@
     </w:p>
     <w:p>
       <w:pPr>
+        <w:pStyle w:val="style0"/>
         <w:rPr>
           <w:rFonts w:hint="eastAsia"/>
           <w:lang w:val="en-US" w:eastAsia="zh-CN"/>
@@ -1509,6 +1604,7 @@
     </w:p>
     <w:p>
       <w:pPr>
+        <w:pStyle w:val="style0"/>
         <w:rPr>
           <w:rFonts w:hint="eastAsia"/>
           <w:lang w:val="en-US" w:eastAsia="zh-CN"/>
@@ -1524,6 +1620,7 @@
     </w:p>
     <w:p>
       <w:pPr>
+        <w:pStyle w:val="style0"/>
         <w:rPr>
           <w:rFonts w:hint="eastAsia"/>
           <w:lang w:val="en-US" w:eastAsia="zh-CN"/>
@@ -1539,6 +1636,7 @@
     </w:p>
     <w:p>
       <w:pPr>
+        <w:pStyle w:val="style0"/>
         <w:rPr>
           <w:rFonts w:hint="eastAsia"/>
           <w:lang w:val="en-US" w:eastAsia="zh-CN"/>
@@ -1554,30 +1652,34 @@
     </w:p>
     <w:p>
       <w:pPr>
-        <w:rPr>
-          <w:rFonts w:hint="eastAsia"/>
-          <w:lang w:val="en-US" w:eastAsia="zh-CN"/>
-        </w:rPr>
-      </w:pPr>
-    </w:p>
-    <w:p>
-      <w:pPr>
-        <w:rPr>
-          <w:rFonts w:hint="default"/>
-          <w:lang w:val="en-US" w:eastAsia="zh-CN"/>
-        </w:rPr>
-      </w:pPr>
-    </w:p>
-    <w:p>
-      <w:pPr>
-        <w:rPr>
-          <w:rFonts w:hint="default"/>
-          <w:lang w:val="en-US" w:eastAsia="zh-CN"/>
-        </w:rPr>
-      </w:pPr>
-    </w:p>
-    <w:p>
-      <w:pPr>
+        <w:pStyle w:val="style0"/>
+        <w:rPr>
+          <w:rFonts w:hint="eastAsia"/>
+          <w:lang w:val="en-US" w:eastAsia="zh-CN"/>
+        </w:rPr>
+      </w:pPr>
+    </w:p>
+    <w:p>
+      <w:pPr>
+        <w:pStyle w:val="style0"/>
+        <w:rPr>
+          <w:rFonts w:hint="default"/>
+          <w:lang w:val="en-US" w:eastAsia="zh-CN"/>
+        </w:rPr>
+      </w:pPr>
+    </w:p>
+    <w:p>
+      <w:pPr>
+        <w:pStyle w:val="style0"/>
+        <w:rPr>
+          <w:rFonts w:hint="default"/>
+          <w:lang w:val="en-US" w:eastAsia="zh-CN"/>
+        </w:rPr>
+      </w:pPr>
+    </w:p>
+    <w:p>
+      <w:pPr>
+        <w:pStyle w:val="style0"/>
         <w:rPr>
           <w:rFonts w:hint="eastAsia"/>
           <w:lang w:val="en-US" w:eastAsia="zh-CN"/>
@@ -1593,6 +1695,7 @@
     </w:p>
     <w:p>
       <w:pPr>
+        <w:pStyle w:val="style0"/>
         <w:rPr>
           <w:rFonts w:hint="eastAsia"/>
           <w:lang w:val="en-US" w:eastAsia="zh-CN"/>
@@ -1608,6 +1711,7 @@
     </w:p>
     <w:p>
       <w:pPr>
+        <w:pStyle w:val="style0"/>
         <w:rPr>
           <w:rFonts w:hint="eastAsia"/>
           <w:lang w:val="en-US" w:eastAsia="zh-CN"/>
@@ -1623,8 +1727,9 @@
     </w:p>
     <w:p>
       <w:pPr>
-        <w:rPr>
-          <w:rFonts w:hint="eastAsia" w:ascii="宋体" w:hAnsi="宋体" w:eastAsia="宋体" w:cs="宋体"/>
+        <w:pStyle w:val="style0"/>
+        <w:rPr>
+          <w:rFonts w:ascii="宋体" w:cs="宋体" w:eastAsia="宋体" w:hAnsi="宋体" w:hint="eastAsia"/>
           <w:sz w:val="24"/>
           <w:szCs w:val="24"/>
           <w:lang w:val="en-US" w:eastAsia="zh-CN"/>
@@ -1639,7 +1744,7 @@
       </w:r>
       <w:r>
         <w:rPr>
-          <w:rFonts w:hint="eastAsia" w:ascii="宋体" w:hAnsi="宋体" w:eastAsia="宋体" w:cs="宋体"/>
+          <w:rFonts w:ascii="宋体" w:cs="宋体" w:eastAsia="宋体" w:hAnsi="宋体" w:hint="eastAsia"/>
           <w:sz w:val="24"/>
           <w:szCs w:val="24"/>
           <w:lang w:val="en-US" w:eastAsia="zh-CN"/>
@@ -1649,8 +1754,9 @@
     </w:p>
     <w:p>
       <w:pPr>
-        <w:rPr>
-          <w:rFonts w:hint="eastAsia" w:ascii="宋体" w:hAnsi="宋体" w:eastAsia="宋体" w:cs="宋体"/>
+        <w:pStyle w:val="style0"/>
+        <w:rPr>
+          <w:rFonts w:ascii="宋体" w:cs="宋体" w:eastAsia="宋体" w:hAnsi="宋体" w:hint="eastAsia"/>
           <w:sz w:val="24"/>
           <w:szCs w:val="24"/>
           <w:lang w:val="en-US" w:eastAsia="zh-CN"/>
@@ -1658,7 +1764,7 @@
       </w:pPr>
       <w:r>
         <w:rPr>
-          <w:rFonts w:hint="eastAsia" w:ascii="宋体" w:hAnsi="宋体" w:eastAsia="宋体" w:cs="宋体"/>
+          <w:rFonts w:ascii="宋体" w:cs="宋体" w:eastAsia="宋体" w:hAnsi="宋体" w:hint="eastAsia"/>
           <w:sz w:val="24"/>
           <w:szCs w:val="24"/>
           <w:lang w:val="en-US" w:eastAsia="zh-CN"/>
@@ -1668,6 +1774,7 @@
     </w:p>
     <w:p>
       <w:pPr>
+        <w:pStyle w:val="style0"/>
         <w:rPr>
           <w:rFonts w:hint="eastAsia"/>
           <w:lang w:val="en-US" w:eastAsia="zh-CN"/>
@@ -1683,6 +1790,7 @@
     </w:p>
     <w:p>
       <w:pPr>
+        <w:pStyle w:val="style0"/>
         <w:rPr>
           <w:rFonts w:hint="eastAsia"/>
           <w:lang w:val="en-US" w:eastAsia="zh-CN"/>
@@ -1698,6 +1806,7 @@
     </w:p>
     <w:p>
       <w:pPr>
+        <w:pStyle w:val="style0"/>
         <w:rPr>
           <w:rFonts w:hint="eastAsia"/>
           <w:lang w:val="en-US" w:eastAsia="zh-CN"/>
@@ -1713,6 +1822,7 @@
     </w:p>
     <w:p>
       <w:pPr>
+        <w:pStyle w:val="style0"/>
         <w:rPr>
           <w:rFonts w:hint="eastAsia"/>
           <w:lang w:val="en-US" w:eastAsia="zh-CN"/>
@@ -1728,6 +1838,7 @@
     </w:p>
     <w:p>
       <w:pPr>
+        <w:pStyle w:val="style0"/>
         <w:rPr>
           <w:rFonts w:hint="eastAsia"/>
           <w:lang w:val="en-US" w:eastAsia="zh-CN"/>
@@ -1743,6 +1854,7 @@
     </w:p>
     <w:p>
       <w:pPr>
+        <w:pStyle w:val="style0"/>
         <w:rPr>
           <w:rFonts w:hint="eastAsia"/>
           <w:lang w:val="en-US" w:eastAsia="zh-CN"/>
@@ -1758,6 +1870,7 @@
     </w:p>
     <w:p>
       <w:pPr>
+        <w:pStyle w:val="style0"/>
         <w:rPr>
           <w:rFonts w:hint="eastAsia"/>
           <w:lang w:val="en-US" w:eastAsia="zh-CN"/>
@@ -1773,14 +1886,32 @@
     </w:p>
     <w:p>
       <w:pPr>
-        <w:rPr>
-          <w:rFonts w:hint="eastAsia"/>
-          <w:lang w:val="en-US" w:eastAsia="zh-CN"/>
-        </w:rPr>
-      </w:pPr>
-    </w:p>
-    <w:p>
-      <w:pPr>
+        <w:pStyle w:val="style0"/>
+        <w:rPr>
+          <w:rFonts w:hint="eastAsia"/>
+          <w:lang w:val="en-US" w:eastAsia="zh-CN"/>
+        </w:rPr>
+      </w:pPr>
+    </w:p>
+    <w:p>
+      <w:pPr>
+        <w:pStyle w:val="style0"/>
+        <w:rPr>
+          <w:rFonts w:hint="eastAsia"/>
+          <w:lang w:val="en-US" w:eastAsia="zh-CN"/>
+        </w:rPr>
+      </w:pPr>
+      <w:r>
+        <w:rPr>
+          <w:rFonts w:hint="eastAsia"/>
+          <w:lang w:val="en-US" w:eastAsia="zh-CN"/>
+        </w:rPr>
+        <w:t>｛支路 一只狼｝</w:t>
+      </w:r>
+    </w:p>
+    <w:p>
+      <w:pPr>
+        <w:pStyle w:val="style0"/>
         <w:rPr>
           <w:rFonts w:hint="eastAsia"/>
           <w:lang w:val="en-US" w:eastAsia="zh-CN"/>
@@ -1796,122 +1927,283 @@
     </w:p>
     <w:p>
       <w:pPr>
-        <w:rPr>
-          <w:rFonts w:hint="eastAsia"/>
-          <w:lang w:val="en-US" w:eastAsia="zh-CN"/>
-        </w:rPr>
-      </w:pPr>
-    </w:p>
-    <w:p>
-      <w:pPr>
-        <w:rPr>
-          <w:rFonts w:hint="default"/>
-          <w:lang w:val="en-US" w:eastAsia="zh-CN"/>
-        </w:rPr>
-      </w:pPr>
-    </w:p>
-    <w:p>
-      <w:pPr>
-        <w:rPr>
-          <w:rFonts w:hint="eastAsia"/>
-          <w:lang w:val="en-US" w:eastAsia="zh-CN"/>
-        </w:rPr>
-      </w:pPr>
-      <w:r>
-        <w:rPr>
-          <w:rFonts w:hint="eastAsia"/>
-          <w:lang w:val="en-US" w:eastAsia="zh-CN"/>
-        </w:rPr>
-        <w:t>到博丽神社，发现灵梦在玩鸟，说没事，魔理沙感觉有力量在往红魔馆去了，自己去调查了。</w:t>
-      </w:r>
-    </w:p>
-    <w:p>
-      <w:pPr>
-        <w:rPr>
-          <w:rFonts w:hint="eastAsia"/>
-          <w:lang w:val="en-US" w:eastAsia="zh-CN"/>
-        </w:rPr>
-      </w:pPr>
-      <w:r>
-        <w:rPr>
-          <w:rFonts w:hint="eastAsia"/>
-          <w:lang w:val="en-US" w:eastAsia="zh-CN"/>
-        </w:rPr>
-        <w:t>第二天上午茶丢失</w:t>
+        <w:pStyle w:val="style0"/>
+        <w:rPr>
+          <w:rFonts w:hint="eastAsia"/>
+          <w:lang w:val="en-US" w:eastAsia="zh-CN"/>
+        </w:rPr>
+      </w:pPr>
+      <w:r>
+        <w:rPr>
+          <w:rFonts w:hint="eastAsia"/>
+          <w:lang w:val="en-US" w:eastAsia="zh-CN"/>
+        </w:rPr>
+        <w:t>莉莉卡：露娜萨，我们不会被狼吃掉吧</w:t>
+      </w:r>
+    </w:p>
+    <w:p>
+      <w:pPr>
+        <w:pStyle w:val="style0"/>
+        <w:rPr>
+          <w:rFonts w:hint="eastAsia"/>
+          <w:lang w:val="en-US" w:eastAsia="zh-CN"/>
+        </w:rPr>
+      </w:pPr>
+      <w:r>
+        <w:rPr>
+          <w:rFonts w:hint="eastAsia"/>
+          <w:lang w:val="en-US" w:eastAsia="zh-CN"/>
+        </w:rPr>
+        <w:t>梅露兰：要不先演奏一曲吧，这些魔物开心了就不会吃我们了</w:t>
+      </w:r>
+    </w:p>
+    <w:p>
+      <w:pPr>
+        <w:pStyle w:val="style0"/>
+        <w:rPr>
+          <w:rFonts w:hint="eastAsia"/>
+          <w:lang w:val="en-US" w:eastAsia="zh-CN"/>
+        </w:rPr>
+      </w:pPr>
+      <w:r>
+        <w:rPr>
+          <w:rFonts w:hint="eastAsia"/>
+          <w:lang w:val="en-US" w:eastAsia="zh-CN"/>
+        </w:rPr>
+        <w:t>露娜萨：不要怕，我会保护你们的</w:t>
+      </w:r>
+    </w:p>
+    <w:p>
+      <w:pPr>
+        <w:pStyle w:val="style0"/>
+        <w:rPr>
+          <w:rFonts w:hint="eastAsia"/>
+          <w:lang w:val="en-US" w:eastAsia="zh-CN"/>
+        </w:rPr>
+      </w:pPr>
+      <w:r>
+        <w:rPr>
+          <w:rFonts w:hint="eastAsia"/>
+          <w:lang w:val="en-US" w:eastAsia="zh-CN"/>
+        </w:rPr>
+        <w:t>（草丛传来声音）</w:t>
+      </w:r>
+    </w:p>
+    <w:p>
+      <w:pPr>
+        <w:pStyle w:val="style0"/>
+        <w:rPr>
+          <w:rFonts w:hint="eastAsia"/>
+          <w:lang w:val="en-US" w:eastAsia="zh-CN"/>
+        </w:rPr>
+      </w:pPr>
+      <w:r>
+        <w:rPr>
+          <w:rFonts w:hint="eastAsia"/>
+          <w:lang w:val="en-US" w:eastAsia="zh-CN"/>
+        </w:rPr>
+        <w:t>莉莉卡：啊</w:t>
+      </w:r>
+    </w:p>
+    <w:p>
+      <w:pPr>
+        <w:pStyle w:val="style0"/>
+        <w:rPr>
+          <w:rFonts w:hint="eastAsia"/>
+          <w:lang w:val="en-US" w:eastAsia="zh-CN"/>
+        </w:rPr>
+      </w:pPr>
+      <w:r>
+        <w:rPr>
+          <w:rFonts w:hint="eastAsia"/>
+          <w:lang w:val="en-US" w:eastAsia="zh-CN"/>
+        </w:rPr>
+        <w:t>魔理沙：是我，魔理沙</w:t>
+      </w:r>
+    </w:p>
+    <w:p>
+      <w:pPr>
+        <w:pStyle w:val="style0"/>
+        <w:rPr>
+          <w:rFonts w:hint="eastAsia"/>
+          <w:lang w:val="en-US" w:eastAsia="zh-CN"/>
+        </w:rPr>
+      </w:pPr>
+      <w:r>
+        <w:rPr>
+          <w:rFonts w:hint="eastAsia"/>
+          <w:lang w:val="en-US" w:eastAsia="zh-CN"/>
+        </w:rPr>
+        <w:t>莉莉卡：啊啊啊，终于有人来救我们了</w:t>
+      </w:r>
+    </w:p>
+    <w:p>
+      <w:pPr>
+        <w:pStyle w:val="style0"/>
+        <w:rPr>
+          <w:rFonts w:hint="eastAsia"/>
+          <w:lang w:val="en-US" w:eastAsia="zh-CN"/>
+        </w:rPr>
+      </w:pPr>
+      <w:r>
+        <w:rPr>
+          <w:rFonts w:hint="eastAsia"/>
+          <w:lang w:val="en-US" w:eastAsia="zh-CN"/>
+        </w:rPr>
+        <w:t>魔理沙：这区域的魔物已经清理干净了，可以暂时放心</w:t>
+      </w:r>
+    </w:p>
+    <w:p>
+      <w:pPr>
+        <w:pStyle w:val="style0"/>
+        <w:rPr>
+          <w:rFonts w:hint="eastAsia"/>
+          <w:lang w:val="en-US" w:eastAsia="zh-CN"/>
+        </w:rPr>
+      </w:pPr>
+      <w:r>
+        <w:rPr>
+          <w:rFonts w:hint="eastAsia"/>
+          <w:lang w:val="en-US" w:eastAsia="zh-CN"/>
+        </w:rPr>
+        <w:t>梅露兰：太好了，我要继续吹小号</w:t>
+      </w:r>
+    </w:p>
+    <w:p>
+      <w:pPr>
+        <w:pStyle w:val="style0"/>
+        <w:rPr>
+          <w:rFonts w:hint="eastAsia"/>
+          <w:lang w:val="en-US" w:eastAsia="zh-CN"/>
+        </w:rPr>
+      </w:pPr>
+      <w:r>
+        <w:rPr>
+          <w:rFonts w:hint="eastAsia"/>
+          <w:lang w:val="en-US" w:eastAsia="zh-CN"/>
+        </w:rPr>
+        <w:t>魔理沙：啊（尴尬），我先走了，我还有事</w:t>
+      </w:r>
+    </w:p>
+    <w:p>
+      <w:pPr>
+        <w:pStyle w:val="style0"/>
+        <w:rPr>
+          <w:rFonts w:hint="eastAsia"/>
+          <w:lang w:val="en-US" w:eastAsia="zh-CN"/>
+        </w:rPr>
+      </w:pPr>
+      <w:r>
+        <w:rPr>
+          <w:rFonts w:hint="eastAsia"/>
+          <w:lang w:val="en-US" w:eastAsia="zh-CN"/>
+        </w:rPr>
+        <w:t>露娜萨：我们继续找路回去吧</w:t>
+      </w:r>
+    </w:p>
+    <w:p>
+      <w:pPr>
+        <w:pStyle w:val="style0"/>
+        <w:rPr>
+          <w:rFonts w:hint="default"/>
+          <w:lang w:val="en-US" w:eastAsia="zh-CN"/>
+        </w:rPr>
+      </w:pPr>
+    </w:p>
+    <w:p>
+      <w:pPr>
+        <w:pStyle w:val="style0"/>
+        <w:rPr>
+          <w:rFonts w:hint="eastAsia"/>
+          <w:lang w:val="en-US" w:eastAsia="zh-CN"/>
+        </w:rPr>
+      </w:pPr>
+      <w:r>
+        <w:rPr>
+          <w:rFonts w:hint="eastAsia"/>
+          <w:lang w:val="en-US" w:eastAsia="zh-CN"/>
+        </w:rPr>
+        <w:t>【到博丽神社，发现灵梦在玩鸟，说没事，魔理沙感觉有力量在往红魔馆去了，自己去调查了】。</w:t>
+      </w:r>
+    </w:p>
+    <w:p>
+      <w:pPr>
+        <w:pStyle w:val="style0"/>
+        <w:rPr>
+          <w:rFonts w:hint="eastAsia"/>
+          <w:lang w:val="en-US" w:eastAsia="zh-CN"/>
+        </w:rPr>
+      </w:pPr>
+      <w:r>
+        <w:rPr>
+          <w:rFonts w:hint="eastAsia"/>
+          <w:lang w:val="en-US" w:eastAsia="zh-CN"/>
+        </w:rPr>
+        <w:t>【第二天上午茶丢失</w:t>
       </w:r>
       <w:bookmarkStart w:id="0" w:name="_GoBack"/>
       <w:bookmarkEnd w:id="0"/>
-    </w:p>
-    <w:p>
-      <w:pPr>
-        <w:rPr>
-          <w:rFonts w:hint="eastAsia"/>
-          <w:lang w:val="en-US" w:eastAsia="zh-CN"/>
-        </w:rPr>
-      </w:pPr>
-      <w:r>
-        <w:rPr>
-          <w:rFonts w:hint="eastAsia"/>
-          <w:lang w:val="en-US" w:eastAsia="zh-CN"/>
-        </w:rPr>
-        <w:t>下午神社钱丢失</w:t>
-      </w:r>
-    </w:p>
-    <w:p>
-      <w:pPr>
-        <w:rPr>
-          <w:rFonts w:hint="eastAsia"/>
-          <w:lang w:val="en-US" w:eastAsia="zh-CN"/>
-        </w:rPr>
-      </w:pPr>
-      <w:r>
-        <w:rPr>
-          <w:rFonts w:hint="eastAsia"/>
-          <w:lang w:val="en-US" w:eastAsia="zh-CN"/>
-        </w:rPr>
-        <w:t>幽灵来偷茶宠鸟抓现行</w:t>
-      </w:r>
-    </w:p>
-    <w:p>
-      <w:pPr>
-        <w:rPr>
-          <w:rFonts w:hint="default"/>
-          <w:lang w:val="en-US" w:eastAsia="zh-CN"/>
-        </w:rPr>
-      </w:pPr>
-      <w:r>
-        <w:rPr>
-          <w:rFonts w:hint="eastAsia"/>
-          <w:lang w:val="en-US" w:eastAsia="zh-CN"/>
-        </w:rPr>
-        <w:t>灵梦加入，消灭了幽灵，没见东西</w:t>
-      </w:r>
-    </w:p>
-    <w:p>
-      <w:pPr>
-        <w:rPr>
-          <w:rFonts w:hint="eastAsia"/>
-          <w:lang w:val="en-US" w:eastAsia="zh-CN"/>
-        </w:rPr>
-      </w:pPr>
-      <w:r>
-        <w:rPr>
-          <w:rFonts w:hint="eastAsia"/>
-          <w:lang w:val="en-US" w:eastAsia="zh-CN"/>
-        </w:rPr>
-        <w:t>途中遇到翠香找酒追过来，没找到。问说橙说八云紫和蓝不在屋敷，几天前出去了</w:t>
-      </w:r>
-    </w:p>
-    <w:p>
-      <w:pPr>
-        <w:rPr>
-          <w:rFonts w:hint="default"/>
-          <w:lang w:val="en-US" w:eastAsia="zh-CN"/>
-        </w:rPr>
-      </w:pPr>
-    </w:p>
-    <w:p>
-      <w:pPr>
+      <w:r>
+        <w:rPr>
+          <w:rFonts w:hint="eastAsia"/>
+          <w:lang w:val="en-US" w:eastAsia="zh-CN"/>
+        </w:rPr>
+        <w:t>，下午神社钱丢失，幽灵来偷茶宠鸟抓现行，灵梦加入】</w:t>
+      </w:r>
+    </w:p>
+    <w:p>
+      <w:pPr>
+        <w:pStyle w:val="style0"/>
+        <w:rPr>
+          <w:rFonts w:hint="eastAsia"/>
+          <w:lang w:val="en-US" w:eastAsia="zh-CN"/>
+        </w:rPr>
+      </w:pPr>
+    </w:p>
+    <w:p>
+      <w:pPr>
+        <w:pStyle w:val="style0"/>
+        <w:rPr>
+          <w:rFonts w:hint="default"/>
+          <w:lang w:val="en-US" w:eastAsia="zh-CN"/>
+        </w:rPr>
+      </w:pPr>
+      <w:r>
+        <w:rPr>
+          <w:rFonts w:hint="eastAsia"/>
+          <w:lang w:val="en-US" w:eastAsia="zh-CN"/>
+        </w:rPr>
+        <w:t>【消灭了幽灵，没见东西】</w:t>
+      </w:r>
+    </w:p>
+    <w:p>
+      <w:pPr>
+        <w:pStyle w:val="style0"/>
+        <w:rPr>
+          <w:rFonts w:hint="eastAsia"/>
+          <w:lang w:val="en-US" w:eastAsia="zh-CN"/>
+        </w:rPr>
+      </w:pPr>
+      <w:r>
+        <w:rPr>
+          <w:rFonts w:hint="eastAsia"/>
+          <w:lang w:val="en-US" w:eastAsia="zh-CN"/>
+        </w:rPr>
+        <w:t>【途中遇到翠香找酒追过来，没找到。问说橙说八云紫和蓝不在屋敷，几天前出去了】</w:t>
+      </w:r>
+    </w:p>
+    <w:p>
+      <w:pPr>
+        <w:pStyle w:val="style0"/>
+        <w:rPr>
+          <w:rFonts w:hint="default"/>
+          <w:lang w:val="en-US" w:eastAsia="zh-CN"/>
+        </w:rPr>
+      </w:pPr>
+    </w:p>
+    <w:p>
+      <w:pPr>
+        <w:pStyle w:val="style0"/>
         <w:rPr>
           <w:rFonts w:hint="eastAsia"/>
           <w:lang w:val="en-US" w:eastAsia="zh-CN"/>
@@ -1927,6 +2219,7 @@
     </w:p>
     <w:p>
       <w:pPr>
+        <w:pStyle w:val="style0"/>
         <w:rPr>
           <w:rFonts w:hint="eastAsia"/>
           <w:lang w:val="en-US" w:eastAsia="zh-CN"/>
@@ -1942,6 +2235,7 @@
     </w:p>
     <w:p>
       <w:pPr>
+        <w:pStyle w:val="style0"/>
         <w:rPr>
           <w:rFonts w:hint="eastAsia"/>
           <w:lang w:val="en-US" w:eastAsia="zh-CN"/>
@@ -1957,14 +2251,16 @@
     </w:p>
     <w:p>
       <w:pPr>
-        <w:rPr>
-          <w:rFonts w:hint="default"/>
-          <w:lang w:val="en-US" w:eastAsia="zh-CN"/>
-        </w:rPr>
-      </w:pPr>
-    </w:p>
-    <w:p>
-      <w:pPr>
+        <w:pStyle w:val="style0"/>
+        <w:rPr>
+          <w:rFonts w:hint="default"/>
+          <w:lang w:val="en-US" w:eastAsia="zh-CN"/>
+        </w:rPr>
+      </w:pPr>
+    </w:p>
+    <w:p>
+      <w:pPr>
+        <w:pStyle w:val="style0"/>
         <w:rPr>
           <w:rFonts w:hint="eastAsia"/>
           <w:lang w:val="en-US" w:eastAsia="zh-CN"/>
@@ -1980,6 +2276,7 @@
     </w:p>
     <w:p>
       <w:pPr>
+        <w:pStyle w:val="style0"/>
         <w:rPr>
           <w:rFonts w:hint="default"/>
           <w:lang w:val="en-US" w:eastAsia="zh-CN"/>
@@ -1995,6 +2292,7 @@
     </w:p>
     <w:p>
       <w:pPr>
+        <w:pStyle w:val="style0"/>
         <w:rPr>
           <w:rFonts w:hint="default"/>
           <w:lang w:val="en-US" w:eastAsia="zh-CN"/>
@@ -2010,6 +2308,7 @@
     </w:p>
     <w:p>
       <w:pPr>
+        <w:pStyle w:val="style0"/>
         <w:rPr>
           <w:rFonts w:hint="default"/>
           <w:lang w:val="en-US" w:eastAsia="zh-CN"/>
@@ -2025,6 +2324,7 @@
     </w:p>
     <w:p>
       <w:pPr>
+        <w:pStyle w:val="style0"/>
         <w:rPr>
           <w:rFonts w:hint="default"/>
           <w:lang w:val="en-US" w:eastAsia="zh-CN"/>
@@ -2040,6 +2340,7 @@
     </w:p>
     <w:p>
       <w:pPr>
+        <w:pStyle w:val="style0"/>
         <w:rPr>
           <w:rFonts w:hint="eastAsia"/>
           <w:lang w:val="en-US" w:eastAsia="zh-CN"/>
@@ -2055,6 +2356,7 @@
     </w:p>
     <w:p>
       <w:pPr>
+        <w:pStyle w:val="style0"/>
         <w:rPr>
           <w:rFonts w:hint="default"/>
           <w:lang w:val="en-US" w:eastAsia="zh-CN"/>
@@ -2070,22 +2372,25 @@
     </w:p>
     <w:p>
       <w:pPr>
-        <w:rPr>
-          <w:rFonts w:hint="default"/>
-          <w:lang w:val="en-US" w:eastAsia="zh-CN"/>
-        </w:rPr>
-      </w:pPr>
-    </w:p>
-    <w:p>
-      <w:pPr>
-        <w:rPr>
-          <w:rFonts w:hint="default"/>
-          <w:lang w:val="en-US" w:eastAsia="zh-CN"/>
-        </w:rPr>
-      </w:pPr>
-    </w:p>
-    <w:p>
-      <w:pPr>
+        <w:pStyle w:val="style0"/>
+        <w:rPr>
+          <w:rFonts w:hint="default"/>
+          <w:lang w:val="en-US" w:eastAsia="zh-CN"/>
+        </w:rPr>
+      </w:pPr>
+    </w:p>
+    <w:p>
+      <w:pPr>
+        <w:pStyle w:val="style0"/>
+        <w:rPr>
+          <w:rFonts w:hint="default"/>
+          <w:lang w:val="en-US" w:eastAsia="zh-CN"/>
+        </w:rPr>
+      </w:pPr>
+    </w:p>
+    <w:p>
+      <w:pPr>
+        <w:pStyle w:val="style0"/>
         <w:rPr>
           <w:rFonts w:hint="eastAsia"/>
           <w:lang w:val="en-US" w:eastAsia="zh-CN"/>
@@ -2101,6 +2406,7 @@
     </w:p>
     <w:p>
       <w:pPr>
+        <w:pStyle w:val="style0"/>
         <w:rPr>
           <w:rFonts w:hint="default"/>
           <w:lang w:val="en-US" w:eastAsia="zh-CN"/>
@@ -2116,6 +2422,7 @@
     </w:p>
     <w:p>
       <w:pPr>
+        <w:pStyle w:val="style0"/>
         <w:rPr>
           <w:rFonts w:hint="default"/>
           <w:lang w:val="en-US" w:eastAsia="zh-CN"/>
@@ -2131,6 +2438,7 @@
     </w:p>
     <w:p>
       <w:pPr>
+        <w:pStyle w:val="style0"/>
         <w:rPr>
           <w:rFonts w:hint="eastAsia"/>
           <w:lang w:val="en-US" w:eastAsia="zh-CN"/>
@@ -2146,6 +2454,7 @@
     </w:p>
     <w:p>
       <w:pPr>
+        <w:pStyle w:val="style0"/>
         <w:rPr>
           <w:rFonts w:hint="default"/>
           <w:lang w:val="en-US" w:eastAsia="zh-CN"/>
@@ -2161,14 +2470,16 @@
     </w:p>
     <w:p>
       <w:pPr>
-        <w:rPr>
-          <w:rFonts w:hint="eastAsia"/>
-          <w:lang w:val="en-US" w:eastAsia="zh-CN"/>
-        </w:rPr>
-      </w:pPr>
-    </w:p>
-    <w:p>
-      <w:pPr>
+        <w:pStyle w:val="style0"/>
+        <w:rPr>
+          <w:rFonts w:hint="eastAsia"/>
+          <w:lang w:val="en-US" w:eastAsia="zh-CN"/>
+        </w:rPr>
+      </w:pPr>
+    </w:p>
+    <w:p>
+      <w:pPr>
+        <w:pStyle w:val="style0"/>
         <w:rPr>
           <w:rFonts w:hint="eastAsia"/>
           <w:lang w:val="en-US" w:eastAsia="zh-CN"/>
@@ -2184,6 +2495,7 @@
     </w:p>
     <w:p>
       <w:pPr>
+        <w:pStyle w:val="style0"/>
         <w:rPr>
           <w:rFonts w:hint="default"/>
           <w:lang w:val="en-US" w:eastAsia="zh-CN"/>
@@ -2199,6 +2511,7 @@
     </w:p>
     <w:p>
       <w:pPr>
+        <w:pStyle w:val="style0"/>
         <w:rPr>
           <w:rFonts w:hint="eastAsia"/>
           <w:lang w:val="en-US" w:eastAsia="zh-CN"/>
@@ -2214,6 +2527,7 @@
     </w:p>
     <w:p>
       <w:pPr>
+        <w:pStyle w:val="style0"/>
         <w:rPr>
           <w:rFonts w:hint="eastAsia"/>
           <w:lang w:val="en-US" w:eastAsia="zh-CN"/>
@@ -2229,6 +2543,7 @@
     </w:p>
     <w:p>
       <w:pPr>
+        <w:pStyle w:val="style0"/>
         <w:rPr>
           <w:rFonts w:hint="eastAsia"/>
           <w:lang w:val="en-US" w:eastAsia="zh-CN"/>
@@ -2244,6 +2559,7 @@
     </w:p>
     <w:p>
       <w:pPr>
+        <w:pStyle w:val="style0"/>
         <w:rPr>
           <w:rFonts w:hint="eastAsia"/>
           <w:lang w:val="en-US" w:eastAsia="zh-CN"/>
@@ -2259,14 +2575,16 @@
     </w:p>
     <w:p>
       <w:pPr>
-        <w:rPr>
-          <w:rFonts w:hint="default"/>
-          <w:lang w:val="en-US" w:eastAsia="zh-CN"/>
-        </w:rPr>
-      </w:pPr>
-    </w:p>
-    <w:p>
-      <w:pPr>
+        <w:pStyle w:val="style0"/>
+        <w:rPr>
+          <w:rFonts w:hint="default"/>
+          <w:lang w:val="en-US" w:eastAsia="zh-CN"/>
+        </w:rPr>
+      </w:pPr>
+    </w:p>
+    <w:p>
+      <w:pPr>
+        <w:pStyle w:val="style0"/>
         <w:rPr>
           <w:rFonts w:hint="default"/>
           <w:lang w:val="en-US" w:eastAsia="zh-CN"/>
@@ -2282,14 +2600,16 @@
     </w:p>
     <w:p>
       <w:pPr>
-        <w:rPr>
-          <w:rFonts w:hint="eastAsia"/>
-          <w:lang w:val="en-US" w:eastAsia="zh-CN"/>
-        </w:rPr>
-      </w:pPr>
-    </w:p>
-    <w:p>
-      <w:pPr>
+        <w:pStyle w:val="style0"/>
+        <w:rPr>
+          <w:rFonts w:hint="eastAsia"/>
+          <w:lang w:val="en-US" w:eastAsia="zh-CN"/>
+        </w:rPr>
+      </w:pPr>
+    </w:p>
+    <w:p>
+      <w:pPr>
+        <w:pStyle w:val="style0"/>
         <w:rPr>
           <w:rFonts w:hint="eastAsia"/>
           <w:lang w:val="en-US" w:eastAsia="zh-CN"/>
@@ -2305,6 +2625,7 @@
     </w:p>
     <w:p>
       <w:pPr>
+        <w:pStyle w:val="style0"/>
         <w:rPr>
           <w:rFonts w:hint="eastAsia"/>
           <w:lang w:val="en-US" w:eastAsia="zh-CN"/>
@@ -2320,6 +2641,7 @@
     </w:p>
     <w:p>
       <w:pPr>
+        <w:pStyle w:val="style0"/>
         <w:rPr>
           <w:rFonts w:hint="default"/>
           <w:lang w:val="en-US" w:eastAsia="zh-CN"/>
@@ -2335,6 +2657,7 @@
     </w:p>
     <w:p>
       <w:pPr>
+        <w:pStyle w:val="style0"/>
         <w:rPr>
           <w:rFonts w:hint="eastAsia"/>
           <w:lang w:val="en-US" w:eastAsia="zh-CN"/>
@@ -2350,6 +2673,7 @@
     </w:p>
     <w:p>
       <w:pPr>
+        <w:pStyle w:val="style0"/>
         <w:rPr>
           <w:rFonts w:hint="eastAsia"/>
           <w:lang w:val="en-US" w:eastAsia="zh-CN"/>
@@ -2365,6 +2689,7 @@
     </w:p>
     <w:p>
       <w:pPr>
+        <w:pStyle w:val="style0"/>
         <w:rPr>
           <w:rFonts w:hint="eastAsia"/>
           <w:lang w:val="en-US" w:eastAsia="zh-CN"/>
@@ -2380,6 +2705,7 @@
     </w:p>
     <w:p>
       <w:pPr>
+        <w:pStyle w:val="style0"/>
         <w:rPr>
           <w:rFonts w:hint="default"/>
           <w:lang w:val="en-US" w:eastAsia="zh-CN"/>
@@ -2395,6 +2721,7 @@
     </w:p>
     <w:p>
       <w:pPr>
+        <w:pStyle w:val="style0"/>
         <w:rPr>
           <w:rFonts w:hint="eastAsia"/>
           <w:lang w:val="en-US" w:eastAsia="zh-CN"/>
@@ -2410,6 +2737,7 @@
     </w:p>
     <w:p>
       <w:pPr>
+        <w:pStyle w:val="style0"/>
         <w:rPr>
           <w:rFonts w:hint="eastAsia"/>
           <w:lang w:val="en-US" w:eastAsia="zh-CN"/>
@@ -2425,6 +2753,7 @@
     </w:p>
     <w:p>
       <w:pPr>
+        <w:pStyle w:val="style0"/>
         <w:rPr>
           <w:rFonts w:hint="default"/>
           <w:lang w:val="en-US" w:eastAsia="zh-CN"/>
@@ -2440,6 +2769,7 @@
     </w:p>
     <w:p>
       <w:pPr>
+        <w:pStyle w:val="style0"/>
         <w:rPr>
           <w:rFonts w:hint="eastAsia"/>
           <w:lang w:val="en-US" w:eastAsia="zh-CN"/>
@@ -2455,6 +2785,7 @@
     </w:p>
     <w:p>
       <w:pPr>
+        <w:pStyle w:val="style0"/>
         <w:rPr>
           <w:rFonts w:hint="default"/>
           <w:lang w:val="en-US" w:eastAsia="zh-CN"/>
@@ -2470,14 +2801,16 @@
     </w:p>
     <w:p>
       <w:pPr>
-        <w:rPr>
-          <w:rFonts w:hint="eastAsia"/>
-          <w:lang w:val="en-US" w:eastAsia="zh-CN"/>
-        </w:rPr>
-      </w:pPr>
-    </w:p>
-    <w:p>
-      <w:pPr>
+        <w:pStyle w:val="style0"/>
+        <w:rPr>
+          <w:rFonts w:hint="eastAsia"/>
+          <w:lang w:val="en-US" w:eastAsia="zh-CN"/>
+        </w:rPr>
+      </w:pPr>
+    </w:p>
+    <w:p>
+      <w:pPr>
+        <w:pStyle w:val="style0"/>
         <w:rPr>
           <w:rFonts w:hint="eastAsia"/>
           <w:lang w:val="en-US" w:eastAsia="zh-CN"/>
@@ -2493,6 +2826,7 @@
     </w:p>
     <w:p>
       <w:pPr>
+        <w:pStyle w:val="style0"/>
         <w:rPr>
           <w:rFonts w:hint="eastAsia"/>
           <w:lang w:val="en-US" w:eastAsia="zh-CN"/>
@@ -2508,6 +2842,7 @@
     </w:p>
     <w:p>
       <w:pPr>
+        <w:pStyle w:val="style0"/>
         <w:rPr>
           <w:rFonts w:hint="eastAsia"/>
           <w:lang w:val="en-US" w:eastAsia="zh-CN"/>
@@ -2523,6 +2858,7 @@
     </w:p>
     <w:p>
       <w:pPr>
+        <w:pStyle w:val="style0"/>
         <w:rPr>
           <w:rFonts w:hint="default"/>
           <w:lang w:val="en-US" w:eastAsia="zh-CN"/>
@@ -2538,6 +2874,7 @@
     </w:p>
     <w:p>
       <w:pPr>
+        <w:pStyle w:val="style0"/>
         <w:rPr>
           <w:rFonts w:hint="default"/>
           <w:lang w:val="en-US" w:eastAsia="zh-CN"/>
@@ -2553,6 +2890,7 @@
     </w:p>
     <w:p>
       <w:pPr>
+        <w:pStyle w:val="style0"/>
         <w:rPr>
           <w:rFonts w:hint="default"/>
           <w:lang w:val="en-US" w:eastAsia="zh-CN"/>
@@ -2568,6 +2906,7 @@
     </w:p>
     <w:p>
       <w:pPr>
+        <w:pStyle w:val="style0"/>
         <w:rPr>
           <w:rFonts w:hint="default"/>
           <w:lang w:val="en-US" w:eastAsia="zh-CN"/>
@@ -2583,14 +2922,16 @@
     </w:p>
     <w:p>
       <w:pPr>
-        <w:rPr>
-          <w:rFonts w:hint="eastAsia"/>
-          <w:lang w:val="en-US" w:eastAsia="zh-CN"/>
-        </w:rPr>
-      </w:pPr>
-    </w:p>
-    <w:p>
-      <w:pPr>
+        <w:pStyle w:val="style0"/>
+        <w:rPr>
+          <w:rFonts w:hint="eastAsia"/>
+          <w:lang w:val="en-US" w:eastAsia="zh-CN"/>
+        </w:rPr>
+      </w:pPr>
+    </w:p>
+    <w:p>
+      <w:pPr>
+        <w:pStyle w:val="style0"/>
         <w:rPr>
           <w:rFonts w:hint="eastAsia"/>
           <w:lang w:val="en-US" w:eastAsia="zh-CN"/>
@@ -2606,6 +2947,7 @@
     </w:p>
     <w:p>
       <w:pPr>
+        <w:pStyle w:val="style0"/>
         <w:rPr>
           <w:rFonts w:hint="eastAsia"/>
           <w:lang w:val="en-US" w:eastAsia="zh-CN"/>
@@ -2621,6 +2963,7 @@
     </w:p>
     <w:p>
       <w:pPr>
+        <w:pStyle w:val="style0"/>
         <w:rPr>
           <w:rFonts w:hint="default"/>
           <w:lang w:val="en-US" w:eastAsia="zh-CN"/>
@@ -2636,14 +2979,16 @@
     </w:p>
     <w:p>
       <w:pPr>
-        <w:rPr>
-          <w:rFonts w:hint="eastAsia"/>
-          <w:lang w:val="en-US" w:eastAsia="zh-CN"/>
-        </w:rPr>
-      </w:pPr>
-    </w:p>
-    <w:p>
-      <w:pPr>
+        <w:pStyle w:val="style0"/>
+        <w:rPr>
+          <w:rFonts w:hint="eastAsia"/>
+          <w:lang w:val="en-US" w:eastAsia="zh-CN"/>
+        </w:rPr>
+      </w:pPr>
+    </w:p>
+    <w:p>
+      <w:pPr>
+        <w:pStyle w:val="style0"/>
         <w:rPr>
           <w:rFonts w:hint="default"/>
           <w:lang w:val="en-US" w:eastAsia="zh-CN"/>
@@ -2659,6 +3004,7 @@
     </w:p>
     <w:p>
       <w:pPr>
+        <w:pStyle w:val="style0"/>
         <w:rPr>
           <w:rFonts w:hint="default"/>
           <w:lang w:val="en-US" w:eastAsia="zh-CN"/>
@@ -2674,6 +3020,7 @@
     </w:p>
     <w:p>
       <w:pPr>
+        <w:pStyle w:val="style0"/>
         <w:rPr>
           <w:rFonts w:hint="default"/>
           <w:lang w:val="en-US" w:eastAsia="zh-CN"/>
@@ -2689,6 +3036,7 @@
     </w:p>
     <w:p>
       <w:pPr>
+        <w:pStyle w:val="style0"/>
         <w:rPr>
           <w:rFonts w:hint="eastAsia"/>
           <w:lang w:val="en-US" w:eastAsia="zh-CN"/>
@@ -2704,6 +3052,7 @@
     </w:p>
     <w:p>
       <w:pPr>
+        <w:pStyle w:val="style0"/>
         <w:rPr>
           <w:rFonts w:hint="default"/>
           <w:lang w:val="en-US" w:eastAsia="zh-CN"/>
@@ -2719,6 +3068,7 @@
     </w:p>
     <w:p>
       <w:pPr>
+        <w:pStyle w:val="style0"/>
         <w:rPr>
           <w:rFonts w:hint="default"/>
           <w:lang w:val="en-US" w:eastAsia="zh-CN"/>
@@ -2726,7 +3076,7 @@
       </w:pPr>
     </w:p>
     <w:sectPr>
-      <w:pgSz w:w="11906" w:h="16838"/>
+      <w:pgSz w:w="11906" w:h="16838" w:orient="portrait"/>
       <w:pgMar w:top="1440" w:right="1800" w:bottom="1440" w:left="1800" w:header="851" w:footer="992" w:gutter="0"/>
       <w:cols w:space="425" w:num="1"/>
       <w:docGrid w:type="lines" w:linePitch="312" w:charSpace="0"/>
@@ -2735,293 +3085,52 @@
 </w:document>
 </file>
 
+<file path=word/numbering.xml><?xml version="1.0" encoding="utf-8"?>
+<w:numbering xmlns:wpc="http://schemas.microsoft.com/office/word/2010/wordprocessingCanvas" xmlns:mc="http://schemas.openxmlformats.org/markup-compatibility/2006" xmlns:o="urn:schemas-microsoft-com:office:office" xmlns:r="http://schemas.openxmlformats.org/package/2006/relationships" xmlns:m="http://schemas.openxmlformats.org/officeDocument/2006/math" xmlns:v="urn:schemas-microsoft-com:vml" xmlns:wp14="http://schemas.microsoft.com/office/word/2010/wordprocessingDrawing" xmlns:wp="http://schemas.openxmlformats.org/drawingml/2006/wordprocessingDrawing" xmlns:w10="urn:schemas-microsoft-com:office:word" xmlns:w="http://schemas.openxmlformats.org/wordprocessingml/2006/main" xmlns:w14="http://schemas.microsoft.com/office/word/2010/wordml" xmlns:wpg="http://schemas.microsoft.com/office/word/2010/wordprocessingGroup" xmlns:wpi="http://schemas.microsoft.com/office/word/2010/wordprocessingInk" xmlns:wne="http://schemas.microsoft.com/office/word/2006/wordml" xmlns:wps="http://schemas.microsoft.com/office/word/2010/wordprocessingShape" mc:Ignorable="w14 wp14"/>
+</file>
+
 <file path=word/styles.xml><?xml version="1.0" encoding="utf-8"?>
-<w:styles xmlns:mc="http://schemas.openxmlformats.org/markup-compatibility/2006" xmlns:o="urn:schemas-microsoft-com:office:office" xmlns:r="http://schemas.openxmlformats.org/officeDocument/2006/relationships" xmlns:m="http://schemas.openxmlformats.org/officeDocument/2006/math" xmlns:v="urn:schemas-microsoft-com:vml" xmlns:w="http://schemas.openxmlformats.org/wordprocessingml/2006/main" xmlns:w14="http://schemas.microsoft.com/office/word/2010/wordml" xmlns:w10="urn:schemas-microsoft-com:office:word" xmlns:sl="http://schemas.openxmlformats.org/schemaLibrary/2006/main" xmlns:wpsCustomData="http://www.wps.cn/officeDocument/2013/wpsCustomData" mc:Ignorable="w14">
+<w:styles xmlns:mc="http://schemas.openxmlformats.org/markup-compatibility/2006" xmlns:w="http://schemas.openxmlformats.org/wordprocessingml/2006/main" xmlns:w14="http://schemas.microsoft.com/office/word/2010/wordml" mc:Ignorable="w14">
   <w:docDefaults>
     <w:rPrDefault>
       <w:rPr>
-        <w:rFonts w:ascii="Times New Roman" w:hAnsi="Times New Roman" w:eastAsia="宋体" w:cs="Times New Roman"/>
+        <w:rFonts w:ascii="Times New Roman" w:cs="Times New Roman" w:eastAsia="宋体" w:hAnsi="Times New Roman"/>
       </w:rPr>
     </w:rPrDefault>
-    <w:pPrDefault/>
+    <w:pPrDefault>
+      <w:pPr/>
+    </w:pPrDefault>
   </w:docDefaults>
-  <w:latentStyles w:count="260" w:defQFormat="0" w:defUnhideWhenUsed="1" w:defSemiHidden="1" w:defUIPriority="99" w:defLockedState="0">
-    <w:lsdException w:qFormat="1" w:unhideWhenUsed="0" w:uiPriority="0" w:semiHidden="0" w:name="Normal"/>
-    <w:lsdException w:qFormat="1" w:unhideWhenUsed="0" w:uiPriority="0" w:semiHidden="0" w:name="heading 1"/>
-    <w:lsdException w:qFormat="1" w:uiPriority="0" w:name="heading 2"/>
-    <w:lsdException w:qFormat="1" w:uiPriority="0" w:name="heading 3"/>
-    <w:lsdException w:qFormat="1" w:uiPriority="0" w:name="heading 4"/>
-    <w:lsdException w:qFormat="1" w:uiPriority="0" w:name="heading 5"/>
-    <w:lsdException w:qFormat="1" w:uiPriority="0" w:name="heading 6"/>
-    <w:lsdException w:qFormat="1" w:uiPriority="0" w:name="heading 7"/>
-    <w:lsdException w:qFormat="1" w:uiPriority="0" w:name="heading 8"/>
-    <w:lsdException w:qFormat="1" w:uiPriority="0" w:name="heading 9"/>
-    <w:lsdException w:unhideWhenUsed="0" w:uiPriority="0" w:semiHidden="0" w:name="index 1"/>
-    <w:lsdException w:unhideWhenUsed="0" w:uiPriority="0" w:semiHidden="0" w:name="index 2"/>
-    <w:lsdException w:unhideWhenUsed="0" w:uiPriority="0" w:semiHidden="0" w:name="index 3"/>
-    <w:lsdException w:unhideWhenUsed="0" w:uiPriority="0" w:semiHidden="0" w:name="index 4"/>
-    <w:lsdException w:unhideWhenUsed="0" w:uiPriority="0" w:semiHidden="0" w:name="index 5"/>
-    <w:lsdException w:unhideWhenUsed="0" w:uiPriority="0" w:semiHidden="0" w:name="index 6"/>
-    <w:lsdException w:unhideWhenUsed="0" w:uiPriority="0" w:semiHidden="0" w:name="index 7"/>
-    <w:lsdException w:unhideWhenUsed="0" w:uiPriority="0" w:semiHidden="0" w:name="index 8"/>
-    <w:lsdException w:unhideWhenUsed="0" w:uiPriority="0" w:semiHidden="0" w:name="index 9"/>
-    <w:lsdException w:unhideWhenUsed="0" w:uiPriority="0" w:semiHidden="0" w:name="toc 1"/>
-    <w:lsdException w:unhideWhenUsed="0" w:uiPriority="0" w:semiHidden="0" w:name="toc 2"/>
-    <w:lsdException w:unhideWhenUsed="0" w:uiPriority="0" w:semiHidden="0" w:name="toc 3"/>
-    <w:lsdException w:unhideWhenUsed="0" w:uiPriority="0" w:semiHidden="0" w:name="toc 4"/>
-    <w:lsdException w:unhideWhenUsed="0" w:uiPriority="0" w:semiHidden="0" w:name="toc 5"/>
-    <w:lsdException w:unhideWhenUsed="0" w:uiPriority="0" w:semiHidden="0" w:name="toc 6"/>
-    <w:lsdException w:unhideWhenUsed="0" w:uiPriority="0" w:semiHidden="0" w:name="toc 7"/>
-    <w:lsdException w:unhideWhenUsed="0" w:uiPriority="0" w:semiHidden="0" w:name="toc 8"/>
-    <w:lsdException w:unhideWhenUsed="0" w:uiPriority="0" w:semiHidden="0" w:name="toc 9"/>
-    <w:lsdException w:unhideWhenUsed="0" w:uiPriority="0" w:semiHidden="0" w:name="Normal Indent"/>
-    <w:lsdException w:unhideWhenUsed="0" w:uiPriority="0" w:semiHidden="0" w:name="footnote text"/>
-    <w:lsdException w:unhideWhenUsed="0" w:uiPriority="0" w:semiHidden="0" w:name="annotation text"/>
-    <w:lsdException w:unhideWhenUsed="0" w:uiPriority="0" w:semiHidden="0" w:name="header"/>
-    <w:lsdException w:unhideWhenUsed="0" w:uiPriority="0" w:semiHidden="0" w:name="footer"/>
-    <w:lsdException w:unhideWhenUsed="0" w:uiPriority="0" w:semiHidden="0" w:name="index heading"/>
-    <w:lsdException w:qFormat="1" w:uiPriority="0" w:name="caption"/>
-    <w:lsdException w:unhideWhenUsed="0" w:uiPriority="0" w:semiHidden="0" w:name="table of figures"/>
-    <w:lsdException w:unhideWhenUsed="0" w:uiPriority="0" w:semiHidden="0" w:name="envelope address"/>
-    <w:lsdException w:unhideWhenUsed="0" w:uiPriority="0" w:semiHidden="0" w:name="envelope return"/>
-    <w:lsdException w:unhideWhenUsed="0" w:uiPriority="0" w:semiHidden="0" w:name="footnote reference"/>
-    <w:lsdException w:unhideWhenUsed="0" w:uiPriority="0" w:semiHidden="0" w:name="annotation reference"/>
-    <w:lsdException w:unhideWhenUsed="0" w:uiPriority="0" w:semiHidden="0" w:name="line number"/>
-    <w:lsdException w:unhideWhenUsed="0" w:uiPriority="0" w:semiHidden="0" w:name="page number"/>
-    <w:lsdException w:unhideWhenUsed="0" w:uiPriority="0" w:semiHidden="0" w:name="endnote reference"/>
-    <w:lsdException w:unhideWhenUsed="0" w:uiPriority="0" w:semiHidden="0" w:name="endnote text"/>
-    <w:lsdException w:unhideWhenUsed="0" w:uiPriority="0" w:semiHidden="0" w:name="table of authorities"/>
-    <w:lsdException w:unhideWhenUsed="0" w:uiPriority="0" w:semiHidden="0" w:name="macro"/>
-    <w:lsdException w:unhideWhenUsed="0" w:uiPriority="0" w:semiHidden="0" w:name="toa heading"/>
-    <w:lsdException w:unhideWhenUsed="0" w:uiPriority="0" w:semiHidden="0" w:name="List"/>
-    <w:lsdException w:unhideWhenUsed="0" w:uiPriority="0" w:semiHidden="0" w:name="List Bullet"/>
-    <w:lsdException w:unhideWhenUsed="0" w:uiPriority="0" w:semiHidden="0" w:name="List Number"/>
-    <w:lsdException w:unhideWhenUsed="0" w:uiPriority="0" w:semiHidden="0" w:name="List 2"/>
-    <w:lsdException w:unhideWhenUsed="0" w:uiPriority="0" w:semiHidden="0" w:name="List 3"/>
-    <w:lsdException w:unhideWhenUsed="0" w:uiPriority="0" w:semiHidden="0" w:name="List 4"/>
-    <w:lsdException w:unhideWhenUsed="0" w:uiPriority="0" w:semiHidden="0" w:name="List 5"/>
-    <w:lsdException w:unhideWhenUsed="0" w:uiPriority="0" w:semiHidden="0" w:name="List Bullet 2"/>
-    <w:lsdException w:unhideWhenUsed="0" w:uiPriority="0" w:semiHidden="0" w:name="List Bullet 3"/>
-    <w:lsdException w:unhideWhenUsed="0" w:uiPriority="0" w:semiHidden="0" w:name="List Bullet 4"/>
-    <w:lsdException w:unhideWhenUsed="0" w:uiPriority="0" w:semiHidden="0" w:name="List Bullet 5"/>
-    <w:lsdException w:unhideWhenUsed="0" w:uiPriority="0" w:semiHidden="0" w:name="List Number 2"/>
-    <w:lsdException w:unhideWhenUsed="0" w:uiPriority="0" w:semiHidden="0" w:name="List Number 3"/>
-    <w:lsdException w:unhideWhenUsed="0" w:uiPriority="0" w:semiHidden="0" w:name="List Number 4"/>
-    <w:lsdException w:unhideWhenUsed="0" w:uiPriority="0" w:semiHidden="0" w:name="List Number 5"/>
-    <w:lsdException w:qFormat="1" w:unhideWhenUsed="0" w:uiPriority="0" w:semiHidden="0" w:name="Title"/>
-    <w:lsdException w:unhideWhenUsed="0" w:uiPriority="0" w:semiHidden="0" w:name="Closing"/>
-    <w:lsdException w:unhideWhenUsed="0" w:uiPriority="0" w:semiHidden="0" w:name="Signature"/>
-    <w:lsdException w:qFormat="1" w:unhideWhenUsed="0" w:uiPriority="0" w:name="Default Paragraph Font"/>
-    <w:lsdException w:unhideWhenUsed="0" w:uiPriority="0" w:semiHidden="0" w:name="Body Text"/>
-    <w:lsdException w:unhideWhenUsed="0" w:uiPriority="0" w:semiHidden="0" w:name="Body Text Indent"/>
-    <w:lsdException w:unhideWhenUsed="0" w:uiPriority="0" w:semiHidden="0" w:name="List Continue"/>
-    <w:lsdException w:unhideWhenUsed="0" w:uiPriority="0" w:semiHidden="0" w:name="List Continue 2"/>
-    <w:lsdException w:unhideWhenUsed="0" w:uiPriority="0" w:semiHidden="0" w:name="List Continue 3"/>
-    <w:lsdException w:unhideWhenUsed="0" w:uiPriority="0" w:semiHidden="0" w:name="List Continue 4"/>
-    <w:lsdException w:unhideWhenUsed="0" w:uiPriority="0" w:semiHidden="0" w:name="List Continue 5"/>
-    <w:lsdException w:unhideWhenUsed="0" w:uiPriority="0" w:semiHidden="0" w:name="Message Header"/>
-    <w:lsdException w:qFormat="1" w:unhideWhenUsed="0" w:uiPriority="0" w:semiHidden="0" w:name="Subtitle"/>
-    <w:lsdException w:unhideWhenUsed="0" w:uiPriority="0" w:semiHidden="0" w:name="Salutation"/>
-    <w:lsdException w:unhideWhenUsed="0" w:uiPriority="0" w:semiHidden="0" w:name="Date"/>
-    <w:lsdException w:unhideWhenUsed="0" w:uiPriority="0" w:semiHidden="0" w:name="Body Text First Indent"/>
-    <w:lsdException w:unhideWhenUsed="0" w:uiPriority="0" w:semiHidden="0" w:name="Body Text First Indent 2"/>
-    <w:lsdException w:unhideWhenUsed="0" w:uiPriority="0" w:semiHidden="0" w:name="Note Heading"/>
-    <w:lsdException w:unhideWhenUsed="0" w:uiPriority="0" w:semiHidden="0" w:name="Body Text 2"/>
-    <w:lsdException w:unhideWhenUsed="0" w:uiPriority="0" w:semiHidden="0" w:name="Body Text 3"/>
-    <w:lsdException w:unhideWhenUsed="0" w:uiPriority="0" w:semiHidden="0" w:name="Body Text Indent 2"/>
-    <w:lsdException w:unhideWhenUsed="0" w:uiPriority="0" w:semiHidden="0" w:name="Body Text Indent 3"/>
-    <w:lsdException w:unhideWhenUsed="0" w:uiPriority="0" w:semiHidden="0" w:name="Block Text"/>
-    <w:lsdException w:unhideWhenUsed="0" w:uiPriority="0" w:semiHidden="0" w:name="Hyperlink"/>
-    <w:lsdException w:unhideWhenUsed="0" w:uiPriority="0" w:semiHidden="0" w:name="FollowedHyperlink"/>
-    <w:lsdException w:qFormat="1" w:unhideWhenUsed="0" w:uiPriority="0" w:semiHidden="0" w:name="Strong"/>
-    <w:lsdException w:qFormat="1" w:unhideWhenUsed="0" w:uiPriority="0" w:semiHidden="0" w:name="Emphasis"/>
-    <w:lsdException w:unhideWhenUsed="0" w:uiPriority="0" w:semiHidden="0" w:name="Document Map"/>
-    <w:lsdException w:unhideWhenUsed="0" w:uiPriority="0" w:semiHidden="0" w:name="Plain Text"/>
-    <w:lsdException w:unhideWhenUsed="0" w:uiPriority="0" w:semiHidden="0" w:name="E-mail Signature"/>
-    <w:lsdException w:unhideWhenUsed="0" w:uiPriority="0" w:semiHidden="0" w:name="Normal (Web)"/>
-    <w:lsdException w:unhideWhenUsed="0" w:uiPriority="0" w:semiHidden="0" w:name="HTML Acronym"/>
-    <w:lsdException w:unhideWhenUsed="0" w:uiPriority="0" w:semiHidden="0" w:name="HTML Address"/>
-    <w:lsdException w:unhideWhenUsed="0" w:uiPriority="0" w:semiHidden="0" w:name="HTML Cite"/>
-    <w:lsdException w:unhideWhenUsed="0" w:uiPriority="0" w:semiHidden="0" w:name="HTML Code"/>
-    <w:lsdException w:unhideWhenUsed="0" w:uiPriority="0" w:semiHidden="0" w:name="HTML Definition"/>
-    <w:lsdException w:unhideWhenUsed="0" w:uiPriority="0" w:semiHidden="0" w:name="HTML Keyboard"/>
-    <w:lsdException w:unhideWhenUsed="0" w:uiPriority="0" w:semiHidden="0" w:name="HTML Preformatted"/>
-    <w:lsdException w:unhideWhenUsed="0" w:uiPriority="0" w:semiHidden="0" w:name="HTML Sample"/>
-    <w:lsdException w:unhideWhenUsed="0" w:uiPriority="0" w:semiHidden="0" w:name="HTML Typewriter"/>
-    <w:lsdException w:unhideWhenUsed="0" w:uiPriority="0" w:semiHidden="0" w:name="HTML Variable"/>
-    <w:lsdException w:qFormat="1" w:unhideWhenUsed="0" w:uiPriority="0" w:name="Normal Table"/>
-    <w:lsdException w:unhideWhenUsed="0" w:uiPriority="0" w:semiHidden="0" w:name="annotation subject"/>
-    <w:lsdException w:unhideWhenUsed="0" w:uiPriority="0" w:semiHidden="0" w:name="Table Simple 1"/>
-    <w:lsdException w:unhideWhenUsed="0" w:uiPriority="0" w:semiHidden="0" w:name="Table Simple 2"/>
-    <w:lsdException w:unhideWhenUsed="0" w:uiPriority="0" w:semiHidden="0" w:name="Table Simple 3"/>
-    <w:lsdException w:unhideWhenUsed="0" w:uiPriority="0" w:semiHidden="0" w:name="Table Classic 1"/>
-    <w:lsdException w:unhideWhenUsed="0" w:uiPriority="0" w:semiHidden="0" w:name="Table Classic 2"/>
-    <w:lsdException w:unhideWhenUsed="0" w:uiPriority="0" w:semiHidden="0" w:name="Table Classic 3"/>
-    <w:lsdException w:unhideWhenUsed="0" w:uiPriority="0" w:semiHidden="0" w:name="Table Classic 4"/>
-    <w:lsdException w:unhideWhenUsed="0" w:uiPriority="0" w:semiHidden="0" w:name="Table Colorful 1"/>
-    <w:lsdException w:unhideWhenUsed="0" w:uiPriority="0" w:semiHidden="0" w:name="Table Colorful 2"/>
-    <w:lsdException w:unhideWhenUsed="0" w:uiPriority="0" w:semiHidden="0" w:name="Table Colorful 3"/>
-    <w:lsdException w:unhideWhenUsed="0" w:uiPriority="0" w:semiHidden="0" w:name="Table Columns 1"/>
-    <w:lsdException w:unhideWhenUsed="0" w:uiPriority="0" w:semiHidden="0" w:name="Table Columns 2"/>
-    <w:lsdException w:unhideWhenUsed="0" w:uiPriority="0" w:semiHidden="0" w:name="Table Columns 3"/>
-    <w:lsdException w:unhideWhenUsed="0" w:uiPriority="0" w:semiHidden="0" w:name="Table Columns 4"/>
-    <w:lsdException w:unhideWhenUsed="0" w:uiPriority="0" w:semiHidden="0" w:name="Table Columns 5"/>
-    <w:lsdException w:unhideWhenUsed="0" w:uiPriority="0" w:semiHidden="0" w:name="Table Grid 1"/>
-    <w:lsdException w:unhideWhenUsed="0" w:uiPriority="0" w:semiHidden="0" w:name="Table Grid 2"/>
-    <w:lsdException w:unhideWhenUsed="0" w:uiPriority="0" w:semiHidden="0" w:name="Table Grid 3"/>
-    <w:lsdException w:unhideWhenUsed="0" w:uiPriority="0" w:semiHidden="0" w:name="Table Grid 4"/>
-    <w:lsdException w:unhideWhenUsed="0" w:uiPriority="0" w:semiHidden="0" w:name="Table Grid 5"/>
-    <w:lsdException w:unhideWhenUsed="0" w:uiPriority="0" w:semiHidden="0" w:name="Table Grid 6"/>
-    <w:lsdException w:unhideWhenUsed="0" w:uiPriority="0" w:semiHidden="0" w:name="Table Grid 7"/>
-    <w:lsdException w:unhideWhenUsed="0" w:uiPriority="0" w:semiHidden="0" w:name="Table Grid 8"/>
-    <w:lsdException w:unhideWhenUsed="0" w:uiPriority="0" w:semiHidden="0" w:name="Table List 1"/>
-    <w:lsdException w:unhideWhenUsed="0" w:uiPriority="0" w:semiHidden="0" w:name="Table List 2"/>
-    <w:lsdException w:unhideWhenUsed="0" w:uiPriority="0" w:semiHidden="0" w:name="Table List 3"/>
-    <w:lsdException w:unhideWhenUsed="0" w:uiPriority="0" w:semiHidden="0" w:name="Table List 4"/>
-    <w:lsdException w:unhideWhenUsed="0" w:uiPriority="0" w:semiHidden="0" w:name="Table List 5"/>
-    <w:lsdException w:unhideWhenUsed="0" w:uiPriority="0" w:semiHidden="0" w:name="Table List 6"/>
-    <w:lsdException w:unhideWhenUsed="0" w:uiPriority="0" w:semiHidden="0" w:name="Table List 7"/>
-    <w:lsdException w:unhideWhenUsed="0" w:uiPriority="0" w:semiHidden="0" w:name="Table List 8"/>
-    <w:lsdException w:unhideWhenUsed="0" w:uiPriority="0" w:semiHidden="0" w:name="Table 3D effects 1"/>
-    <w:lsdException w:unhideWhenUsed="0" w:uiPriority="0" w:semiHidden="0" w:name="Table 3D effects 2"/>
-    <w:lsdException w:unhideWhenUsed="0" w:uiPriority="0" w:semiHidden="0" w:name="Table 3D effects 3"/>
-    <w:lsdException w:unhideWhenUsed="0" w:uiPriority="0" w:semiHidden="0" w:name="Table Contemporary"/>
-    <w:lsdException w:unhideWhenUsed="0" w:uiPriority="0" w:semiHidden="0" w:name="Table Elegant"/>
-    <w:lsdException w:unhideWhenUsed="0" w:uiPriority="0" w:semiHidden="0" w:name="Table Professional"/>
-    <w:lsdException w:unhideWhenUsed="0" w:uiPriority="0" w:semiHidden="0" w:name="Table Subtle 1"/>
-    <w:lsdException w:unhideWhenUsed="0" w:uiPriority="0" w:semiHidden="0" w:name="Table Subtle 2"/>
-    <w:lsdException w:unhideWhenUsed="0" w:uiPriority="0" w:semiHidden="0" w:name="Table Web 1"/>
-    <w:lsdException w:unhideWhenUsed="0" w:uiPriority="0" w:semiHidden="0" w:name="Table Web 2"/>
-    <w:lsdException w:unhideWhenUsed="0" w:uiPriority="0" w:semiHidden="0" w:name="Table Web 3"/>
-    <w:lsdException w:unhideWhenUsed="0" w:uiPriority="0" w:semiHidden="0" w:name="Balloon Text"/>
-    <w:lsdException w:unhideWhenUsed="0" w:uiPriority="0" w:semiHidden="0" w:name="Table Grid"/>
-    <w:lsdException w:unhideWhenUsed="0" w:uiPriority="0" w:semiHidden="0" w:name="Table Theme"/>
-    <w:lsdException w:unhideWhenUsed="0" w:uiPriority="60" w:semiHidden="0" w:name="Light Shading"/>
-    <w:lsdException w:unhideWhenUsed="0" w:uiPriority="61" w:semiHidden="0" w:name="Light List"/>
-    <w:lsdException w:unhideWhenUsed="0" w:uiPriority="62" w:semiHidden="0" w:name="Light Grid"/>
-    <w:lsdException w:unhideWhenUsed="0" w:uiPriority="63" w:semiHidden="0" w:name="Medium Shading 1"/>
-    <w:lsdException w:unhideWhenUsed="0" w:uiPriority="64" w:semiHidden="0" w:name="Medium Shading 2"/>
-    <w:lsdException w:unhideWhenUsed="0" w:uiPriority="65" w:semiHidden="0" w:name="Medium List 1"/>
-    <w:lsdException w:unhideWhenUsed="0" w:uiPriority="66" w:semiHidden="0" w:name="Medium List 2"/>
-    <w:lsdException w:unhideWhenUsed="0" w:uiPriority="67" w:semiHidden="0" w:name="Medium Grid 1"/>
-    <w:lsdException w:unhideWhenUsed="0" w:uiPriority="68" w:semiHidden="0" w:name="Medium Grid 2"/>
-    <w:lsdException w:unhideWhenUsed="0" w:uiPriority="69" w:semiHidden="0" w:name="Medium Grid 3"/>
-    <w:lsdException w:unhideWhenUsed="0" w:uiPriority="70" w:semiHidden="0" w:name="Dark List"/>
-    <w:lsdException w:unhideWhenUsed="0" w:uiPriority="71" w:semiHidden="0" w:name="Colorful Shading"/>
-    <w:lsdException w:unhideWhenUsed="0" w:uiPriority="72" w:semiHidden="0" w:name="Colorful List"/>
-    <w:lsdException w:unhideWhenUsed="0" w:uiPriority="73" w:semiHidden="0" w:name="Colorful Grid"/>
-    <w:lsdException w:unhideWhenUsed="0" w:uiPriority="60" w:semiHidden="0" w:name="Light Shading Accent 1"/>
-    <w:lsdException w:unhideWhenUsed="0" w:uiPriority="61" w:semiHidden="0" w:name="Light List Accent 1"/>
-    <w:lsdException w:unhideWhenUsed="0" w:uiPriority="62" w:semiHidden="0" w:name="Light Grid Accent 1"/>
-    <w:lsdException w:unhideWhenUsed="0" w:uiPriority="63" w:semiHidden="0" w:name="Medium Shading 1 Accent 1"/>
-    <w:lsdException w:unhideWhenUsed="0" w:uiPriority="64" w:semiHidden="0" w:name="Medium Shading 2 Accent 1"/>
-    <w:lsdException w:unhideWhenUsed="0" w:uiPriority="65" w:semiHidden="0" w:name="Medium List 1 Accent 1"/>
-    <w:lsdException w:unhideWhenUsed="0" w:uiPriority="66" w:semiHidden="0" w:name="Medium List 2 Accent 1"/>
-    <w:lsdException w:unhideWhenUsed="0" w:uiPriority="67" w:semiHidden="0" w:name="Medium Grid 1 Accent 1"/>
-    <w:lsdException w:unhideWhenUsed="0" w:uiPriority="68" w:semiHidden="0" w:name="Medium Grid 2 Accent 1"/>
-    <w:lsdException w:unhideWhenUsed="0" w:uiPriority="69" w:semiHidden="0" w:name="Medium Grid 3 Accent 1"/>
-    <w:lsdException w:unhideWhenUsed="0" w:uiPriority="70" w:semiHidden="0" w:name="Dark List Accent 1"/>
-    <w:lsdException w:unhideWhenUsed="0" w:uiPriority="71" w:semiHidden="0" w:name="Colorful Shading Accent 1"/>
-    <w:lsdException w:unhideWhenUsed="0" w:uiPriority="72" w:semiHidden="0" w:name="Colorful List Accent 1"/>
-    <w:lsdException w:unhideWhenUsed="0" w:uiPriority="73" w:semiHidden="0" w:name="Colorful Grid Accent 1"/>
-    <w:lsdException w:unhideWhenUsed="0" w:uiPriority="60" w:semiHidden="0" w:name="Light Shading Accent 2"/>
-    <w:lsdException w:unhideWhenUsed="0" w:uiPriority="61" w:semiHidden="0" w:name="Light List Accent 2"/>
-    <w:lsdException w:unhideWhenUsed="0" w:uiPriority="62" w:semiHidden="0" w:name="Light Grid Accent 2"/>
-    <w:lsdException w:unhideWhenUsed="0" w:uiPriority="63" w:semiHidden="0" w:name="Medium Shading 1 Accent 2"/>
-    <w:lsdException w:unhideWhenUsed="0" w:uiPriority="64" w:semiHidden="0" w:name="Medium Shading 2 Accent 2"/>
-    <w:lsdException w:unhideWhenUsed="0" w:uiPriority="65" w:semiHidden="0" w:name="Medium List 1 Accent 2"/>
-    <w:lsdException w:unhideWhenUsed="0" w:uiPriority="66" w:semiHidden="0" w:name="Medium List 2 Accent 2"/>
-    <w:lsdException w:unhideWhenUsed="0" w:uiPriority="67" w:semiHidden="0" w:name="Medium Grid 1 Accent 2"/>
-    <w:lsdException w:unhideWhenUsed="0" w:uiPriority="68" w:semiHidden="0" w:name="Medium Grid 2 Accent 2"/>
-    <w:lsdException w:unhideWhenUsed="0" w:uiPriority="69" w:semiHidden="0" w:name="Medium Grid 3 Accent 2"/>
-    <w:lsdException w:unhideWhenUsed="0" w:uiPriority="70" w:semiHidden="0" w:name="Dark List Accent 2"/>
-    <w:lsdException w:unhideWhenUsed="0" w:uiPriority="71" w:semiHidden="0" w:name="Colorful Shading Accent 2"/>
-    <w:lsdException w:unhideWhenUsed="0" w:uiPriority="72" w:semiHidden="0" w:name="Colorful List Accent 2"/>
-    <w:lsdException w:unhideWhenUsed="0" w:uiPriority="73" w:semiHidden="0" w:name="Colorful Grid Accent 2"/>
-    <w:lsdException w:unhideWhenUsed="0" w:uiPriority="60" w:semiHidden="0" w:name="Light Shading Accent 3"/>
-    <w:lsdException w:unhideWhenUsed="0" w:uiPriority="61" w:semiHidden="0" w:name="Light List Accent 3"/>
-    <w:lsdException w:unhideWhenUsed="0" w:uiPriority="62" w:semiHidden="0" w:name="Light Grid Accent 3"/>
-    <w:lsdException w:unhideWhenUsed="0" w:uiPriority="63" w:semiHidden="0" w:name="Medium Shading 1 Accent 3"/>
-    <w:lsdException w:unhideWhenUsed="0" w:uiPriority="64" w:semiHidden="0" w:name="Medium Shading 2 Accent 3"/>
-    <w:lsdException w:unhideWhenUsed="0" w:uiPriority="65" w:semiHidden="0" w:name="Medium List 1 Accent 3"/>
-    <w:lsdException w:unhideWhenUsed="0" w:uiPriority="66" w:semiHidden="0" w:name="Medium List 2 Accent 3"/>
-    <w:lsdException w:unhideWhenUsed="0" w:uiPriority="67" w:semiHidden="0" w:name="Medium Grid 1 Accent 3"/>
-    <w:lsdException w:unhideWhenUsed="0" w:uiPriority="68" w:semiHidden="0" w:name="Medium Grid 2 Accent 3"/>
-    <w:lsdException w:unhideWhenUsed="0" w:uiPriority="69" w:semiHidden="0" w:name="Medium Grid 3 Accent 3"/>
-    <w:lsdException w:unhideWhenUsed="0" w:uiPriority="70" w:semiHidden="0" w:name="Dark List Accent 3"/>
-    <w:lsdException w:unhideWhenUsed="0" w:uiPriority="71" w:semiHidden="0" w:name="Colorful Shading Accent 3"/>
-    <w:lsdException w:unhideWhenUsed="0" w:uiPriority="72" w:semiHidden="0" w:name="Colorful List Accent 3"/>
-    <w:lsdException w:unhideWhenUsed="0" w:uiPriority="73" w:semiHidden="0" w:name="Colorful Grid Accent 3"/>
-    <w:lsdException w:unhideWhenUsed="0" w:uiPriority="60" w:semiHidden="0" w:name="Light Shading Accent 4"/>
-    <w:lsdException w:unhideWhenUsed="0" w:uiPriority="61" w:semiHidden="0" w:name="Light List Accent 4"/>
-    <w:lsdException w:unhideWhenUsed="0" w:uiPriority="62" w:semiHidden="0" w:name="Light Grid Accent 4"/>
-    <w:lsdException w:unhideWhenUsed="0" w:uiPriority="63" w:semiHidden="0" w:name="Medium Shading 1 Accent 4"/>
-    <w:lsdException w:unhideWhenUsed="0" w:uiPriority="64" w:semiHidden="0" w:name="Medium Shading 2 Accent 4"/>
-    <w:lsdException w:unhideWhenUsed="0" w:uiPriority="65" w:semiHidden="0" w:name="Medium List 1 Accent 4"/>
-    <w:lsdException w:unhideWhenUsed="0" w:uiPriority="66" w:semiHidden="0" w:name="Medium List 2 Accent 4"/>
-    <w:lsdException w:unhideWhenUsed="0" w:uiPriority="67" w:semiHidden="0" w:name="Medium Grid 1 Accent 4"/>
-    <w:lsdException w:unhideWhenUsed="0" w:uiPriority="68" w:semiHidden="0" w:name="Medium Grid 2 Accent 4"/>
-    <w:lsdException w:unhideWhenUsed="0" w:uiPriority="69" w:semiHidden="0" w:name="Medium Grid 3 Accent 4"/>
-    <w:lsdException w:unhideWhenUsed="0" w:uiPriority="70" w:semiHidden="0" w:name="Dark List Accent 4"/>
-    <w:lsdException w:unhideWhenUsed="0" w:uiPriority="71" w:semiHidden="0" w:name="Colorful Shading Accent 4"/>
-    <w:lsdException w:unhideWhenUsed="0" w:uiPriority="72" w:semiHidden="0" w:name="Colorful List Accent 4"/>
-    <w:lsdException w:unhideWhenUsed="0" w:uiPriority="73" w:semiHidden="0" w:name="Colorful Grid Accent 4"/>
-    <w:lsdException w:unhideWhenUsed="0" w:uiPriority="60" w:semiHidden="0" w:name="Light Shading Accent 5"/>
-    <w:lsdException w:unhideWhenUsed="0" w:uiPriority="61" w:semiHidden="0" w:name="Light List Accent 5"/>
-    <w:lsdException w:unhideWhenUsed="0" w:uiPriority="62" w:semiHidden="0" w:name="Light Grid Accent 5"/>
-    <w:lsdException w:unhideWhenUsed="0" w:uiPriority="63" w:semiHidden="0" w:name="Medium Shading 1 Accent 5"/>
-    <w:lsdException w:unhideWhenUsed="0" w:uiPriority="64" w:semiHidden="0" w:name="Medium Shading 2 Accent 5"/>
-    <w:lsdException w:unhideWhenUsed="0" w:uiPriority="65" w:semiHidden="0" w:name="Medium List 1 Accent 5"/>
-    <w:lsdException w:unhideWhenUsed="0" w:uiPriority="66" w:semiHidden="0" w:name="Medium List 2 Accent 5"/>
-    <w:lsdException w:unhideWhenUsed="0" w:uiPriority="67" w:semiHidden="0" w:name="Medium Grid 1 Accent 5"/>
-    <w:lsdException w:unhideWhenUsed="0" w:uiPriority="68" w:semiHidden="0" w:name="Medium Grid 2 Accent 5"/>
-    <w:lsdException w:unhideWhenUsed="0" w:uiPriority="69" w:semiHidden="0" w:name="Medium Grid 3 Accent 5"/>
-    <w:lsdException w:unhideWhenUsed="0" w:uiPriority="70" w:semiHidden="0" w:name="Dark List Accent 5"/>
-    <w:lsdException w:unhideWhenUsed="0" w:uiPriority="71" w:semiHidden="0" w:name="Colorful Shading Accent 5"/>
-    <w:lsdException w:unhideWhenUsed="0" w:uiPriority="72" w:semiHidden="0" w:name="Colorful List Accent 5"/>
-    <w:lsdException w:unhideWhenUsed="0" w:uiPriority="73" w:semiHidden="0" w:name="Colorful Grid Accent 5"/>
-    <w:lsdException w:unhideWhenUsed="0" w:uiPriority="60" w:semiHidden="0" w:name="Light Shading Accent 6"/>
-    <w:lsdException w:unhideWhenUsed="0" w:uiPriority="61" w:semiHidden="0" w:name="Light List Accent 6"/>
-    <w:lsdException w:unhideWhenUsed="0" w:uiPriority="62" w:semiHidden="0" w:name="Light Grid Accent 6"/>
-    <w:lsdException w:unhideWhenUsed="0" w:uiPriority="63" w:semiHidden="0" w:name="Medium Shading 1 Accent 6"/>
-    <w:lsdException w:unhideWhenUsed="0" w:uiPriority="64" w:semiHidden="0" w:name="Medium Shading 2 Accent 6"/>
-    <w:lsdException w:unhideWhenUsed="0" w:uiPriority="65" w:semiHidden="0" w:name="Medium List 1 Accent 6"/>
-    <w:lsdException w:unhideWhenUsed="0" w:uiPriority="66" w:semiHidden="0" w:name="Medium List 2 Accent 6"/>
-    <w:lsdException w:unhideWhenUsed="0" w:uiPriority="67" w:semiHidden="0" w:name="Medium Grid 1 Accent 6"/>
-    <w:lsdException w:unhideWhenUsed="0" w:uiPriority="68" w:semiHidden="0" w:name="Medium Grid 2 Accent 6"/>
-    <w:lsdException w:unhideWhenUsed="0" w:uiPriority="69" w:semiHidden="0" w:name="Medium Grid 3 Accent 6"/>
-    <w:lsdException w:unhideWhenUsed="0" w:uiPriority="70" w:semiHidden="0" w:name="Dark List Accent 6"/>
-    <w:lsdException w:unhideWhenUsed="0" w:uiPriority="71" w:semiHidden="0" w:name="Colorful Shading Accent 6"/>
-    <w:lsdException w:unhideWhenUsed="0" w:uiPriority="72" w:semiHidden="0" w:name="Colorful List Accent 6"/>
-    <w:lsdException w:unhideWhenUsed="0" w:uiPriority="73" w:semiHidden="0" w:name="Colorful Grid Accent 6"/>
-  </w:latentStyles>
-  <w:style w:type="paragraph" w:default="1" w:styleId="1">
+  <w:style w:type="paragraph" w:default="1" w:styleId="style0">
     <w:name w:val="Normal"/>
+    <w:next w:val="style0"/>
     <w:qFormat/>
     <w:uiPriority w:val="0"/>
     <w:pPr>
-      <w:widowControl w:val="0"/>
+      <w:widowControl w:val="false"/>
       <w:jc w:val="both"/>
     </w:pPr>
     <w:rPr>
-      <w:rFonts w:asciiTheme="minorHAnsi" w:hAnsiTheme="minorHAnsi" w:eastAsiaTheme="minorEastAsia" w:cstheme="minorBidi"/>
+      <w:rFonts w:ascii="Calibri" w:cs="宋体" w:eastAsia="宋体" w:hAnsi="Calibri"/>
       <w:kern w:val="2"/>
       <w:sz w:val="21"/>
       <w:szCs w:val="24"/>
-      <w:lang w:val="en-US" w:eastAsia="zh-CN" w:bidi="ar-SA"/>
+      <w:lang w:val="en-US" w:bidi="ar-SA" w:eastAsia="zh-CN"/>
     </w:rPr>
   </w:style>
-  <w:style w:type="character" w:default="1" w:styleId="3">
+  <w:style w:type="character" w:default="1" w:styleId="style65">
     <w:name w:val="Default Paragraph Font"/>
-    <w:semiHidden/>
+    <w:next w:val="style65"/>
     <w:qFormat/>
     <w:uiPriority w:val="0"/>
   </w:style>
-  <w:style w:type="table" w:default="1" w:styleId="2">
+  <w:style w:type="table" w:default="1" w:styleId="style105">
     <w:name w:val="Normal Table"/>
-    <w:semiHidden/>
+    <w:next w:val="style105"/>
     <w:qFormat/>
     <w:uiPriority w:val="0"/>
+    <w:pPr/>
+    <w:rPr/>
     <w:tblPr>
       <w:tblCellMar>
         <w:top w:w="0" w:type="dxa"/>
@@ -3030,14 +3139,17 @@
         <w:right w:w="108" w:type="dxa"/>
       </w:tblCellMar>
     </w:tblPr>
+    <w:tcPr>
+      <w:tcBorders/>
+    </w:tcPr>
   </w:style>
 </w:styles>
 </file>
 
 <file path=word/theme/theme1.xml><?xml version="1.0" encoding="utf-8"?>
-<a:theme xmlns:a="http://schemas.openxmlformats.org/drawingml/2006/main" name="WPS">
+<a:theme xmlns:a="http://schemas.openxmlformats.org/drawingml/2006/main" name="Office Theme">
   <a:themeElements>
-    <a:clrScheme name="WPS">
+    <a:clrScheme name="Office">
       <a:dk1>
         <a:sysClr val="windowText" lastClr="000000"/>
       </a:dk1>
@@ -3045,39 +3157,39 @@
         <a:sysClr val="window" lastClr="FFFFFF"/>
       </a:lt1>
       <a:dk2>
-        <a:srgbClr val="44546A"/>
+        <a:srgbClr val="1F497D"/>
       </a:dk2>
       <a:lt2>
-        <a:srgbClr val="E7E6E6"/>
+        <a:srgbClr val="EEECE1"/>
       </a:lt2>
       <a:accent1>
-        <a:srgbClr val="4874CB"/>
+        <a:srgbClr val="4F81BD"/>
       </a:accent1>
       <a:accent2>
-        <a:srgbClr val="EE822F"/>
+        <a:srgbClr val="C0504D"/>
       </a:accent2>
       <a:accent3>
-        <a:srgbClr val="F2BA02"/>
+        <a:srgbClr val="9BBB59"/>
       </a:accent3>
       <a:accent4>
-        <a:srgbClr val="75BD42"/>
+        <a:srgbClr val="8064A2"/>
       </a:accent4>
       <a:accent5>
-        <a:srgbClr val="30C0B4"/>
+        <a:srgbClr val="4BACC6"/>
       </a:accent5>
       <a:accent6>
-        <a:srgbClr val="E54C5E"/>
+        <a:srgbClr val="F79646"/>
       </a:accent6>
       <a:hlink>
-        <a:srgbClr val="0026E5"/>
+        <a:srgbClr val="0000FF"/>
       </a:hlink>
       <a:folHlink>
-        <a:srgbClr val="7E1FAD"/>
+        <a:srgbClr val="800080"/>
       </a:folHlink>
     </a:clrScheme>
-    <a:fontScheme name="WPS">
+    <a:fontScheme name="Office">
       <a:majorFont>
-        <a:latin typeface="Calibri Light"/>
+        <a:latin typeface="Cambria"/>
         <a:ea typeface=""/>
         <a:cs typeface=""/>
         <a:font script="Jpan" typeface="ＭＳ ゴシック"/>
@@ -3147,136 +3259,174 @@
         <a:font script="Geor" typeface="Sylfaen"/>
       </a:minorFont>
     </a:fontScheme>
-    <a:fmtScheme name="WPS">
+    <a:fmtScheme name="Office">
       <a:fillStyleLst>
         <a:solidFill>
           <a:schemeClr val="phClr"/>
         </a:solidFill>
-        <a:gradFill>
+        <a:gradFill rotWithShape="1">
           <a:gsLst>
             <a:gs pos="0">
               <a:schemeClr val="phClr">
-                <a:lumOff val="17500"/>
+                <a:tint val="50000"/>
+                <a:satMod val="300000"/>
+              </a:schemeClr>
+            </a:gs>
+            <a:gs pos="35000">
+              <a:schemeClr val="phClr">
+                <a:tint val="37000"/>
+                <a:satMod val="300000"/>
               </a:schemeClr>
             </a:gs>
             <a:gs pos="100000">
-              <a:schemeClr val="phClr"/>
+              <a:schemeClr val="phClr">
+                <a:tint val="15000"/>
+                <a:satMod val="350000"/>
+              </a:schemeClr>
             </a:gs>
           </a:gsLst>
-          <a:lin ang="2700000" scaled="0"/>
+          <a:lin ang="16200000" scaled="1"/>
         </a:gradFill>
-        <a:gradFill>
+        <a:gradFill rotWithShape="1">
           <a:gsLst>
             <a:gs pos="0">
               <a:schemeClr val="phClr">
-                <a:hueOff val="-2520000"/>
+                <a:shade val="51000"/>
+                <a:satMod val="130000"/>
+              </a:schemeClr>
+            </a:gs>
+            <a:gs pos="80000">
+              <a:schemeClr val="phClr">
+                <a:shade val="93000"/>
+                <a:satMod val="130000"/>
               </a:schemeClr>
             </a:gs>
             <a:gs pos="100000">
-              <a:schemeClr val="phClr"/>
+              <a:schemeClr val="phClr">
+                <a:shade val="94000"/>
+                <a:satMod val="135000"/>
+              </a:schemeClr>
             </a:gs>
           </a:gsLst>
-          <a:lin ang="2700000" scaled="0"/>
+          <a:lin ang="16200000" scaled="0"/>
         </a:gradFill>
       </a:fillStyleLst>
       <a:lnStyleLst>
-        <a:ln w="12700" cap="flat" cmpd="sng" algn="ctr">
+        <a:ln w="9525" cap="flat" cmpd="sng" algn="ctr">
+          <a:solidFill>
+            <a:schemeClr val="phClr">
+              <a:shade val="95000"/>
+              <a:satMod val="105000"/>
+            </a:schemeClr>
+          </a:solidFill>
+          <a:prstDash val="solid"/>
+        </a:ln>
+        <a:ln w="25400" cap="flat" cmpd="sng" algn="ctr">
           <a:solidFill>
             <a:schemeClr val="phClr"/>
           </a:solidFill>
           <a:prstDash val="solid"/>
-          <a:miter lim="800000"/>
         </a:ln>
-        <a:ln w="12700" cap="flat" cmpd="sng" algn="ctr">
+        <a:ln w="38100" cap="flat" cmpd="sng" algn="ctr">
           <a:solidFill>
             <a:schemeClr val="phClr"/>
           </a:solidFill>
           <a:prstDash val="solid"/>
-          <a:miter lim="800000"/>
-        </a:ln>
-        <a:ln w="12700" cap="flat" cmpd="sng" algn="ctr">
-          <a:gradFill>
-            <a:gsLst>
-              <a:gs pos="0">
-                <a:schemeClr val="phClr">
-                  <a:hueOff val="-4200000"/>
-                </a:schemeClr>
-              </a:gs>
-              <a:gs pos="100000">
-                <a:schemeClr val="phClr"/>
-              </a:gs>
-            </a:gsLst>
-            <a:lin ang="2700000" scaled="1"/>
-          </a:gradFill>
-          <a:prstDash val="solid"/>
-          <a:miter lim="800000"/>
         </a:ln>
       </a:lnStyleLst>
       <a:effectStyleLst>
         <a:effectStyle>
           <a:effectLst>
-            <a:outerShdw blurRad="101600" dist="50800" dir="5400000" algn="ctr" rotWithShape="0">
-              <a:schemeClr val="phClr">
-                <a:alpha val="60000"/>
-              </a:schemeClr>
+            <a:outerShdw blurRad="40000" dist="20000" dir="5400000" rotWithShape="0">
+              <a:srgbClr val="000000">
+                <a:alpha val="38000"/>
+              </a:srgbClr>
             </a:outerShdw>
           </a:effectLst>
         </a:effectStyle>
         <a:effectStyle>
           <a:effectLst>
-            <a:reflection stA="50000" endA="300" endPos="40000" dist="25400" dir="5400000" sy="-100000" algn="bl" rotWithShape="0"/>
+            <a:outerShdw blurRad="40000" dist="23000" dir="5400000" rotWithShape="0">
+              <a:srgbClr val="000000">
+                <a:alpha val="35000"/>
+              </a:srgbClr>
+            </a:outerShdw>
           </a:effectLst>
         </a:effectStyle>
         <a:effectStyle>
           <a:effectLst>
-            <a:outerShdw blurRad="57150" dist="19050" dir="5400000" algn="ctr" rotWithShape="0">
+            <a:outerShdw blurRad="40000" dist="23000" dir="5400000" rotWithShape="0">
               <a:srgbClr val="000000">
-                <a:alpha val="63000"/>
+                <a:alpha val="35000"/>
               </a:srgbClr>
             </a:outerShdw>
           </a:effectLst>
+          <a:scene3d>
+            <a:camera prst="orthographicFront">
+              <a:rot lat="0" lon="0" rev="0"/>
+            </a:camera>
+            <a:lightRig rig="threePt" dir="t">
+              <a:rot lat="0" lon="0" rev="1200000"/>
+            </a:lightRig>
+          </a:scene3d>
+          <a:sp3d>
+            <a:bevelT w="63500" h="25400"/>
+          </a:sp3d>
         </a:effectStyle>
       </a:effectStyleLst>
       <a:bgFillStyleLst>
         <a:solidFill>
           <a:schemeClr val="phClr"/>
         </a:solidFill>
-        <a:solidFill>
-          <a:schemeClr val="phClr">
-            <a:tint val="95000"/>
-            <a:satMod val="170000"/>
-          </a:schemeClr>
-        </a:solidFill>
         <a:gradFill rotWithShape="1">
           <a:gsLst>
             <a:gs pos="0">
               <a:schemeClr val="phClr">
-                <a:tint val="93000"/>
-                <a:satMod val="150000"/>
-                <a:shade val="98000"/>
-                <a:lumMod val="102000"/>
+                <a:tint val="40000"/>
+                <a:satMod val="350000"/>
               </a:schemeClr>
             </a:gs>
-            <a:gs pos="50000">
+            <a:gs pos="40000">
               <a:schemeClr val="phClr">
-                <a:tint val="98000"/>
-                <a:satMod val="130000"/>
-                <a:shade val="90000"/>
-                <a:lumMod val="103000"/>
+                <a:tint val="45000"/>
+                <a:shade val="99000"/>
+                <a:satMod val="350000"/>
               </a:schemeClr>
             </a:gs>
             <a:gs pos="100000">
               <a:schemeClr val="phClr">
-                <a:shade val="63000"/>
-                <a:satMod val="120000"/>
+                <a:shade val="20000"/>
+                <a:satMod val="255000"/>
               </a:schemeClr>
             </a:gs>
           </a:gsLst>
-          <a:lin ang="5400000" scaled="0"/>
+          <a:path path="circle">
+            <a:fillToRect l="50000" t="-80000" r="50000" b="180000"/>
+          </a:path>
+        </a:gradFill>
+        <a:gradFill rotWithShape="1">
+          <a:gsLst>
+            <a:gs pos="0">
+              <a:schemeClr val="phClr">
+                <a:tint val="80000"/>
+                <a:satMod val="300000"/>
+              </a:schemeClr>
+            </a:gs>
+            <a:gs pos="100000">
+              <a:schemeClr val="phClr">
+                <a:shade val="30000"/>
+                <a:satMod val="200000"/>
+              </a:schemeClr>
+            </a:gs>
+          </a:gsLst>
+          <a:path path="circle">
+            <a:fillToRect l="50000" t="50000" r="50000" b="50000"/>
+          </a:path>
         </a:gradFill>
       </a:bgFillStyleLst>
     </a:fmtScheme>
   </a:themeElements>
   <a:objectDefaults/>
+  <a:extraClrSchemeLst/>
 </a:theme>
 </file>
--- a/ExtraAssets/文案/东方文案.docx
+++ b/ExtraAssets/文案/东方文案.docx
@@ -683,7 +683,37 @@
     <w:p>
       <w:pPr>
         <w:rPr>
-          <w:rFonts w:hint="default"/>
+          <w:rFonts w:hint="eastAsia"/>
+          <w:lang w:val="en-US" w:eastAsia="zh-CN"/>
+        </w:rPr>
+      </w:pPr>
+      <w:r>
+        <w:rPr>
+          <w:rFonts w:hint="eastAsia"/>
+          <w:lang w:val="en-US" w:eastAsia="zh-CN"/>
+        </w:rPr>
+        <w:t>博丽神社，镜头逐渐往上</w:t>
+      </w:r>
+    </w:p>
+    <w:p>
+      <w:pPr>
+        <w:rPr>
+          <w:rFonts w:hint="default"/>
+          <w:lang w:val="en-US" w:eastAsia="zh-CN"/>
+        </w:rPr>
+      </w:pPr>
+      <w:r>
+        <w:rPr>
+          <w:rFonts w:hint="eastAsia"/>
+          <w:lang w:val="en-US" w:eastAsia="zh-CN"/>
+        </w:rPr>
+        <w:t>灵梦玩鸟</w:t>
+      </w:r>
+    </w:p>
+    <w:p>
+      <w:pPr>
+        <w:rPr>
+          <w:rFonts w:hint="eastAsia"/>
           <w:lang w:val="en-US" w:eastAsia="zh-CN"/>
         </w:rPr>
       </w:pPr>
@@ -694,20 +724,67 @@
         </w:rPr>
         <w:t>夜间</w:t>
       </w:r>
-    </w:p>
-    <w:p>
-      <w:pPr>
-        <w:rPr>
-          <w:rFonts w:hint="eastAsia"/>
-          <w:lang w:val="en-US" w:eastAsia="zh-CN"/>
-        </w:rPr>
-      </w:pPr>
-      <w:r>
-        <w:rPr>
-          <w:rFonts w:hint="eastAsia"/>
-          <w:lang w:val="en-US" w:eastAsia="zh-CN"/>
-        </w:rPr>
-        <w:t>灵梦玩鸟</w:t>
+      <w:bookmarkStart w:id="0" w:name="_GoBack"/>
+      <w:bookmarkEnd w:id="0"/>
+    </w:p>
+    <w:p>
+      <w:pPr>
+        <w:rPr>
+          <w:rFonts w:hint="default"/>
+          <w:lang w:val="en-US" w:eastAsia="zh-CN"/>
+        </w:rPr>
+      </w:pPr>
+      <w:r>
+        <w:rPr>
+          <w:rFonts w:hint="eastAsia"/>
+          <w:lang w:val="en-US" w:eastAsia="zh-CN"/>
+        </w:rPr>
+        <w:t>博丽神社外墙，灯光昏暗</w:t>
+      </w:r>
+    </w:p>
+    <w:p>
+      <w:pPr>
+        <w:rPr>
+          <w:rFonts w:hint="default"/>
+          <w:lang w:val="en-US" w:eastAsia="zh-CN"/>
+        </w:rPr>
+      </w:pPr>
+      <w:r>
+        <w:rPr>
+          <w:rFonts w:hint="eastAsia"/>
+          <w:lang w:val="en-US" w:eastAsia="zh-CN"/>
+        </w:rPr>
+        <w:t>红美玲在红魔馆门口靠着门睡觉</w:t>
+      </w:r>
+    </w:p>
+    <w:p>
+      <w:pPr>
+        <w:rPr>
+          <w:rFonts w:hint="eastAsia"/>
+          <w:lang w:val="en-US" w:eastAsia="zh-CN"/>
+        </w:rPr>
+      </w:pPr>
+      <w:r>
+        <w:rPr>
+          <w:rFonts w:hint="eastAsia"/>
+          <w:lang w:val="en-US" w:eastAsia="zh-CN"/>
+        </w:rPr>
+        <w:t>草丛里有青蛙在乱跳</w:t>
+      </w:r>
+    </w:p>
+    <w:p>
+      <w:pPr>
+        <w:rPr>
+          <w:rFonts w:hint="default"/>
+          <w:lang w:val="en-US" w:eastAsia="zh-CN"/>
+        </w:rPr>
+      </w:pPr>
+      <w:r>
+        <w:rPr>
+          <w:rFonts w:hint="eastAsia"/>
+          <w:lang w:val="en-US" w:eastAsia="zh-CN"/>
+        </w:rPr>
+        <w:t>兔子受惊逃离</w:t>
       </w:r>
     </w:p>
     <w:p>
@@ -13331,8 +13408,6 @@
         </w:rPr>
         <w:t>魔理沙：没关系的</w:t>
       </w:r>
-      <w:bookmarkStart w:id="0" w:name="_GoBack"/>
-      <w:bookmarkEnd w:id="0"/>
     </w:p>
     <w:p>
       <w:pPr>

--- a/ExtraAssets/文案/东方文案.docx
+++ b/ExtraAssets/文案/东方文案.docx
@@ -14,7 +14,7 @@
           <w:rFonts w:hint="eastAsia"/>
           <w:lang w:val="en-US" w:eastAsia="zh-CN"/>
         </w:rPr>
-        <w:t xml:space="preserve">灵梦： </w:t>
+        <w:t xml:space="preserve">灵梦hp110 ： </w:t>
       </w:r>
       <w:r>
         <w:rPr>
@@ -83,7 +83,7 @@
           <w:rFonts w:hint="eastAsia"/>
           <w:lang w:val="en-US" w:eastAsia="zh-CN"/>
         </w:rPr>
-        <w:t>魔理沙：</w:t>
+        <w:t>魔理沙hp90：</w:t>
       </w:r>
       <w:r>
         <w:rPr>
@@ -102,6 +102,8 @@
         </w:rPr>
         <w:t xml:space="preserve"> 中速</w:t>
       </w:r>
+      <w:bookmarkStart w:id="0" w:name="_GoBack"/>
+      <w:bookmarkEnd w:id="0"/>
     </w:p>
     <w:p>
       <w:pPr>
@@ -201,7 +203,7 @@
           <w:rFonts w:hint="eastAsia"/>
           <w:lang w:val="en-US" w:eastAsia="zh-CN"/>
         </w:rPr>
-        <w:t>十六夜:刀弹 最快，射速略慢</w:t>
+        <w:t>十六夜hp90:刀弹 最快，射速略慢</w:t>
       </w:r>
     </w:p>
     <w:p>
@@ -246,7 +248,7 @@
           <w:rFonts w:hint="eastAsia"/>
           <w:lang w:val="en-US" w:eastAsia="zh-CN"/>
         </w:rPr>
-        <w:t>早苗：光弹 中速</w:t>
+        <w:t>早苗hp100：光弹 中速</w:t>
       </w:r>
     </w:p>
     <w:p>
@@ -315,44 +317,62 @@
           <w:szCs w:val="24"/>
           <w:lang w:val="en-US" w:eastAsia="zh-CN"/>
         </w:rPr>
-        <w:t>翠香：麟弹 中速</w:t>
-      </w:r>
-    </w:p>
-    <w:p>
-      <w:pPr>
+        <w:t>翠香</w:t>
+      </w:r>
+      <w:r>
+        <w:rPr>
+          <w:rFonts w:hint="eastAsia" w:ascii="宋体" w:hAnsi="宋体" w:cs="宋体"/>
+          <w:sz w:val="24"/>
+          <w:szCs w:val="24"/>
+          <w:lang w:val="en-US" w:eastAsia="zh-CN"/>
+        </w:rPr>
+        <w:t>hp100</w:t>
+      </w:r>
+      <w:r>
         <w:rPr>
           <w:rFonts w:hint="eastAsia" w:ascii="宋体" w:hAnsi="宋体" w:eastAsia="宋体" w:cs="宋体"/>
           <w:sz w:val="24"/>
           <w:szCs w:val="24"/>
           <w:lang w:val="en-US" w:eastAsia="zh-CN"/>
         </w:rPr>
-      </w:pPr>
-      <w:r>
+        <w:t>：麟弹 中速</w:t>
+      </w:r>
+    </w:p>
+    <w:p>
+      <w:pPr>
         <w:rPr>
           <w:rFonts w:hint="eastAsia" w:ascii="宋体" w:hAnsi="宋体" w:eastAsia="宋体" w:cs="宋体"/>
           <w:sz w:val="24"/>
           <w:szCs w:val="24"/>
           <w:lang w:val="en-US" w:eastAsia="zh-CN"/>
         </w:rPr>
-        <w:t>e鬼符·怪力乱神 群</w:t>
-      </w:r>
-    </w:p>
-    <w:p>
-      <w:pPr>
+      </w:pPr>
+      <w:r>
         <w:rPr>
           <w:rFonts w:hint="eastAsia" w:ascii="宋体" w:hAnsi="宋体" w:eastAsia="宋体" w:cs="宋体"/>
           <w:sz w:val="24"/>
           <w:szCs w:val="24"/>
           <w:lang w:val="en-US" w:eastAsia="zh-CN"/>
         </w:rPr>
-      </w:pPr>
-      <w:r>
+        <w:t>e鬼符·怪力乱神 群</w:t>
+      </w:r>
+    </w:p>
+    <w:p>
+      <w:pPr>
         <w:rPr>
           <w:rFonts w:hint="eastAsia" w:ascii="宋体" w:hAnsi="宋体" w:eastAsia="宋体" w:cs="宋体"/>
           <w:sz w:val="24"/>
           <w:szCs w:val="24"/>
           <w:lang w:val="en-US" w:eastAsia="zh-CN"/>
         </w:rPr>
+      </w:pPr>
+      <w:r>
+        <w:rPr>
+          <w:rFonts w:hint="eastAsia" w:ascii="宋体" w:hAnsi="宋体" w:eastAsia="宋体" w:cs="宋体"/>
+          <w:sz w:val="24"/>
+          <w:szCs w:val="24"/>
+          <w:lang w:val="en-US" w:eastAsia="zh-CN"/>
+        </w:rPr>
         <w:t>q百万鬼夜行 群</w:t>
       </w:r>
     </w:p>
@@ -368,7 +388,7 @@
           <w:rFonts w:hint="eastAsia"/>
           <w:lang w:val="en-US" w:eastAsia="zh-CN"/>
         </w:rPr>
-        <w:t>幽幽子：玉弹 中速 qe都是大招</w:t>
+        <w:t>幽幽子hp200：玉弹 中速 qe都是大招</w:t>
       </w:r>
     </w:p>
     <w:p>
@@ -413,7 +433,7 @@
           <w:rFonts w:hint="eastAsia"/>
           <w:lang w:val="en-US" w:eastAsia="zh-CN"/>
         </w:rPr>
-        <w:t>妖梦： 近距斩击</w:t>
+        <w:t>妖梦hp180： 近距斩击</w:t>
       </w:r>
     </w:p>
     <w:p>
@@ -458,7 +478,7 @@
           <w:rFonts w:hint="eastAsia"/>
           <w:lang w:val="en-US" w:eastAsia="zh-CN"/>
         </w:rPr>
-        <w:t>斯卡雷特：玉弹 中速</w:t>
+        <w:t>斯卡雷特hp100：玉弹 中速</w:t>
       </w:r>
     </w:p>
     <w:p>
@@ -503,7 +523,7 @@
           <w:rFonts w:hint="eastAsia"/>
           <w:lang w:val="en-US" w:eastAsia="zh-CN"/>
         </w:rPr>
-        <w:t>芙兰朵露 玉弹 中速</w:t>
+        <w:t>芙兰朵露hp100 玉弹 中速</w:t>
       </w:r>
     </w:p>
     <w:p>
@@ -724,8 +744,6 @@
         </w:rPr>
         <w:t>夜间</w:t>
       </w:r>
-      <w:bookmarkStart w:id="0" w:name="_GoBack"/>
-      <w:bookmarkEnd w:id="0"/>
     </w:p>
     <w:p>
       <w:pPr>

--- a/ExtraAssets/文案/东方文案.docx
+++ b/ExtraAssets/文案/东方文案.docx
@@ -102,8 +102,6 @@
         </w:rPr>
         <w:t xml:space="preserve"> 中速</w:t>
       </w:r>
-      <w:bookmarkStart w:id="0" w:name="_GoBack"/>
-      <w:bookmarkEnd w:id="0"/>
     </w:p>
     <w:p>
       <w:pPr>
@@ -136,7 +134,31 @@
           <w:szCs w:val="24"/>
           <w:lang w:val="en-US" w:eastAsia="zh-CN"/>
         </w:rPr>
-        <w:t>·星尘幻想 群，中速</w:t>
+        <w:t>·</w:t>
+      </w:r>
+      <w:r>
+        <w:rPr>
+          <w:rStyle w:val="4"/>
+          <w:rFonts w:ascii="Arial" w:hAnsi="Arial" w:eastAsia="宋体" w:cs="Arial"/>
+          <w:i w:val="0"/>
+          <w:iCs w:val="0"/>
+          <w:caps w:val="0"/>
+          <w:color w:val="F73131"/>
+          <w:spacing w:val="0"/>
+          <w:sz w:val="19"/>
+          <w:szCs w:val="19"/>
+          <w:shd w:val="clear" w:fill="FFFFFF"/>
+        </w:rPr>
+        <w:t>星屑幻想</w:t>
+      </w:r>
+      <w:r>
+        <w:rPr>
+          <w:rFonts w:hint="eastAsia" w:ascii="宋体" w:hAnsi="宋体" w:eastAsia="宋体" w:cs="宋体"/>
+          <w:sz w:val="24"/>
+          <w:szCs w:val="24"/>
+          <w:lang w:val="en-US" w:eastAsia="zh-CN"/>
+        </w:rPr>
+        <w:t xml:space="preserve"> 群，中速</w:t>
       </w:r>
     </w:p>
     <w:p>
@@ -218,7 +240,23 @@
           <w:rFonts w:hint="eastAsia"/>
           <w:lang w:val="en-US" w:eastAsia="zh-CN"/>
         </w:rPr>
-        <w:t>e幻符·杀人玩偶 群，快</w:t>
+        <w:t>e幻符·</w:t>
+      </w:r>
+      <w:bookmarkStart w:id="0" w:name="_GoBack"/>
+      <w:r>
+        <w:rPr>
+          <w:rFonts w:hint="eastAsia"/>
+          <w:lang w:val="en-US" w:eastAsia="zh-CN"/>
+        </w:rPr>
+        <w:t>杀人玩偶</w:t>
+      </w:r>
+      <w:bookmarkEnd w:id="0"/>
+      <w:r>
+        <w:rPr>
+          <w:rFonts w:hint="eastAsia"/>
+          <w:lang w:val="en-US" w:eastAsia="zh-CN"/>
+        </w:rPr>
+        <w:t xml:space="preserve"> 群，快</w:t>
       </w:r>
     </w:p>
     <w:p>
@@ -14219,6 +14257,15 @@
       </w:tblCellMar>
     </w:tblPr>
   </w:style>
+  <w:style w:type="character" w:styleId="4">
+    <w:name w:val="Emphasis"/>
+    <w:basedOn w:val="3"/>
+    <w:qFormat/>
+    <w:uiPriority w:val="0"/>
+    <w:rPr>
+      <w:i/>
+    </w:rPr>
+  </w:style>
 </w:styles>
 </file>
 
